--- a/fuentes/135329_CF02_CFA.docx
+++ b/fuentes/135329_CF02_CFA.docx
@@ -1,6 +1,6 @@
 
 <file path=word/document.xml><?xml version="1.0" encoding="utf-8"?>
-<w:document xmlns:wpc="http://schemas.microsoft.com/office/word/2010/wordprocessingCanvas" xmlns:cx="http://schemas.microsoft.com/office/drawing/2014/chartex" xmlns:cx1="http://schemas.microsoft.com/office/drawing/2015/9/8/chartex" xmlns:cx2="http://schemas.microsoft.com/office/drawing/2015/10/21/chartex" xmlns:cx3="http://schemas.microsoft.com/office/drawing/2016/5/9/chartex" xmlns:cx4="http://schemas.microsoft.com/office/drawing/2016/5/10/chartex" xmlns:cx5="http://schemas.microsoft.com/office/drawing/2016/5/11/chartex" xmlns:cx6="http://schemas.microsoft.com/office/drawing/2016/5/12/chartex" xmlns:cx7="http://schemas.microsoft.com/office/drawing/2016/5/13/chartex" xmlns:cx8="http://schemas.microsoft.com/office/drawing/2016/5/14/chartex" xmlns:mc="http://schemas.openxmlformats.org/markup-compatibility/2006" xmlns:m="http://schemas.openxmlformats.org/officeDocument/2006/math" xmlns:aink="http://schemas.microsoft.com/office/drawing/2016/ink" xmlns:am3d="http://schemas.microsoft.com/office/drawing/2017/model3d" xmlns:oel="http://schemas.microsoft.com/office/2019/extlst" xmlns:r="http://schemas.openxmlformats.org/officeDocument/2006/relationships" xmlns:wp14="http://schemas.microsoft.com/office/word/2010/wordprocessingDrawing" xmlns:wp="http://schemas.openxmlformats.org/drawingml/2006/wordprocessingDrawing" xmlns:wpg="http://schemas.microsoft.com/office/word/2010/wordprocessingGroup" xmlns:wpi="http://schemas.microsoft.com/office/word/2010/wordprocessingInk" xmlns:wps="http://schemas.microsoft.com/office/word/2010/wordprocessingShape" xmlns:o="urn:schemas-microsoft-com:office:office" xmlns:v="urn:schemas-microsoft-com:vml" xmlns:w10="urn:schemas-microsoft-com:office:word" xmlns:w="http://schemas.openxmlformats.org/wordprocessingml/2006/main" xmlns:w14="http://schemas.microsoft.com/office/word/2010/wordml" xmlns:w15="http://schemas.microsoft.com/office/word/2012/wordml" xmlns:w16cex="http://schemas.microsoft.com/office/word/2018/wordml/cex" xmlns:w16cid="http://schemas.microsoft.com/office/word/2016/wordml/cid" xmlns:w16="http://schemas.microsoft.com/office/word/2018/wordml" xmlns:w16sdtdh="http://schemas.microsoft.com/office/word/2020/wordml/sdtdatahash" xmlns:w16sdtfl="http://schemas.microsoft.com/office/word/2024/wordml/sdtformatlock" xmlns:w16se="http://schemas.microsoft.com/office/word/2015/wordml/symex" xmlns:w16du="http://schemas.microsoft.com/office/word/2023/wordml/word16du" xmlns:wne="http://schemas.microsoft.com/office/word/2006/wordml" mc:Ignorable="w14 w15 w16se w16cid w16 w16cex w16sdtdh w16sdtfl w16du wp14">
+<w:document xmlns:wpc="http://schemas.microsoft.com/office/word/2010/wordprocessingCanvas" xmlns:cx="http://schemas.microsoft.com/office/drawing/2014/chartex" xmlns:cx1="http://schemas.microsoft.com/office/drawing/2015/9/8/chartex" xmlns:cx2="http://schemas.microsoft.com/office/drawing/2015/10/21/chartex" xmlns:cx3="http://schemas.microsoft.com/office/drawing/2016/5/9/chartex" xmlns:cx4="http://schemas.microsoft.com/office/drawing/2016/5/10/chartex" xmlns:cx5="http://schemas.microsoft.com/office/drawing/2016/5/11/chartex" xmlns:cx6="http://schemas.microsoft.com/office/drawing/2016/5/12/chartex" xmlns:cx7="http://schemas.microsoft.com/office/drawing/2016/5/13/chartex" xmlns:cx8="http://schemas.microsoft.com/office/drawing/2016/5/14/chartex" xmlns:mc="http://schemas.openxmlformats.org/markup-compatibility/2006" xmlns:aink="http://schemas.microsoft.com/office/drawing/2016/ink" xmlns:am3d="http://schemas.microsoft.com/office/drawing/2017/model3d" xmlns:o="urn:schemas-microsoft-com:office:office" xmlns:r="http://schemas.openxmlformats.org/officeDocument/2006/relationships" xmlns:m="http://schemas.openxmlformats.org/officeDocument/2006/math" xmlns:v="urn:schemas-microsoft-com:vml" xmlns:wp14="http://schemas.microsoft.com/office/word/2010/wordprocessingDrawing" xmlns:wp="http://schemas.openxmlformats.org/drawingml/2006/wordprocessingDrawing" xmlns:w10="urn:schemas-microsoft-com:office:word" xmlns:w="http://schemas.openxmlformats.org/wordprocessingml/2006/main" xmlns:w14="http://schemas.microsoft.com/office/word/2010/wordml" xmlns:w15="http://schemas.microsoft.com/office/word/2012/wordml" xmlns:w16cex="http://schemas.microsoft.com/office/word/2018/wordml/cex" xmlns:w16cid="http://schemas.microsoft.com/office/word/2016/wordml/cid" xmlns:w16="http://schemas.microsoft.com/office/word/2018/wordml" xmlns:w16sdtdh="http://schemas.microsoft.com/office/word/2020/wordml/sdtdatahash" xmlns:w16se="http://schemas.microsoft.com/office/word/2015/wordml/symex" xmlns:wpg="http://schemas.microsoft.com/office/word/2010/wordprocessingGroup" xmlns:wpi="http://schemas.microsoft.com/office/word/2010/wordprocessingInk" xmlns:wne="http://schemas.microsoft.com/office/word/2006/wordml" xmlns:wps="http://schemas.microsoft.com/office/word/2010/wordprocessingShape" mc:Ignorable="w14 w15 w16se w16cid w16 w16cex w16sdtdh wp14">
   <w:body>
     <w:p>
       <w:r>
@@ -203,7 +203,7 @@
               </wp:anchor>
             </w:drawing>
           </mc:Choice>
-          <mc:Fallback>
+          <mc:Fallback xmlns:w16du="http://schemas.microsoft.com/office/word/2023/wordml/word16du" xmlns:w16sdtfl="http://schemas.microsoft.com/office/word/2024/wordml/sdtformatlock" xmlns:oel="http://schemas.microsoft.com/office/2019/extlst">
             <w:pict>
               <v:rect w14:anchorId="48E76430" id="Rectángulo 3" o:spid="_x0000_s1026" alt="&quot;&quot;" style="position:absolute;margin-left:0;margin-top:29.65pt;width:616.85pt;height:158.2pt;z-index:-251658752;visibility:visible;mso-wrap-style:square;mso-width-percent:0;mso-height-percent:0;mso-wrap-distance-left:9pt;mso-wrap-distance-top:0;mso-wrap-distance-right:9pt;mso-wrap-distance-bottom:0;mso-position-horizontal:left;mso-position-horizontal-relative:page;mso-position-vertical:absolute;mso-position-vertical-relative:text;mso-width-percent:0;mso-height-percent:0;mso-width-relative:margin;mso-height-relative:margin;v-text-anchor:middle" o:gfxdata="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" fillcolor="#00314d" stroked="f" strokeweight="1pt">
                 <w10:wrap anchorx="page"/>
@@ -331,7 +331,7 @@
                 <v:stroke joinstyle="miter"/>
                 <v:path gradientshapeok="t" o:connecttype="rect"/>
               </v:shapetype>
-              <v:shape id="Cuadro de texto 2" o:spid="_x0000_s1026" type="#_x0000_t202" alt="&quot;&quot;" style="position:absolute;left:0;text-align:left;margin-left:-7.2pt;margin-top:8.1pt;width:488.95pt;height:143.25pt;z-index:251662848;visibility:visible;mso-wrap-style:square;mso-width-percent:0;mso-height-percent:0;mso-wrap-distance-left:9pt;mso-wrap-distance-top:3.6pt;mso-wrap-distance-right:9pt;mso-wrap-distance-bottom:3.6pt;mso-position-horizontal:absolute;mso-position-horizontal-relative:text;mso-position-vertical:absolute;mso-position-vertical-relative:text;mso-width-percent:0;mso-height-percent:0;mso-width-relative:margin;mso-height-relative:margin;v-text-anchor:top" o:gfxdata="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" filled="f" stroked="f">
+              <v:shape id="Cuadro de texto 2" o:spid="_x0000_s1026" type="#_x0000_t202" alt="&quot;&quot;" style="position:absolute;left:0;text-align:left;margin-left:-7.2pt;margin-top:8.1pt;width:488.95pt;height:143.25pt;z-index:251662848;visibility:visible;mso-wrap-style:square;mso-width-percent:0;mso-height-percent:0;mso-wrap-distance-left:9pt;mso-wrap-distance-top:3.6pt;mso-wrap-distance-right:9pt;mso-wrap-distance-bottom:3.6pt;mso-position-horizontal:absolute;mso-position-horizontal-relative:text;mso-position-vertical:absolute;mso-position-vertical-relative:text;mso-width-percent:0;mso-height-percent:0;mso-width-relative:margin;mso-height-relative:margin;v-text-anchor:top" o:gfxdata="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" filled="f" stroked="f">
                 <v:textbox>
                   <w:txbxContent>
                     <w:p>
@@ -590,9 +590,10 @@
             <w:rPr>
               <w:rFonts w:eastAsiaTheme="minorEastAsia"/>
               <w:noProof/>
-              <w:sz w:val="24"/>
-              <w:szCs w:val="24"/>
+              <w:kern w:val="0"/>
+              <w:sz w:val="22"/>
               <w:lang w:eastAsia="es-CO"/>
+              <w14:ligatures w14:val="none"/>
             </w:rPr>
           </w:pPr>
           <w:r>
@@ -604,7 +605,7 @@
           <w:r>
             <w:fldChar w:fldCharType="separate"/>
           </w:r>
-          <w:hyperlink w:anchor="_Toc232595355" w:history="1">
+          <w:hyperlink w:anchor="_Toc242802645" w:history="1">
             <w:r>
               <w:rPr>
                 <w:rStyle w:val="Hipervnculo"/>
@@ -631,7 +632,7 @@
                 <w:noProof/>
                 <w:webHidden/>
               </w:rPr>
-              <w:instrText xml:space="preserve"> PAGEREF _Toc232595355 \h </w:instrText>
+              <w:instrText xml:space="preserve"> PAGEREF _Toc242802645 \h </w:instrText>
             </w:r>
             <w:r>
               <w:rPr>
@@ -668,12 +669,13 @@
             <w:rPr>
               <w:rFonts w:eastAsiaTheme="minorEastAsia"/>
               <w:noProof/>
-              <w:sz w:val="24"/>
-              <w:szCs w:val="24"/>
+              <w:kern w:val="0"/>
+              <w:sz w:val="22"/>
               <w:lang w:eastAsia="es-CO"/>
+              <w14:ligatures w14:val="none"/>
             </w:rPr>
           </w:pPr>
-          <w:hyperlink w:anchor="_Toc232595356" w:history="1">
+          <w:hyperlink w:anchor="_Toc242802646" w:history="1">
             <w:r>
               <w:rPr>
                 <w:rStyle w:val="Hipervnculo"/>
@@ -685,9 +687,10 @@
               <w:rPr>
                 <w:rFonts w:eastAsiaTheme="minorEastAsia"/>
                 <w:noProof/>
-                <w:sz w:val="24"/>
-                <w:szCs w:val="24"/>
+                <w:kern w:val="0"/>
+                <w:sz w:val="22"/>
                 <w:lang w:eastAsia="es-CO"/>
+                <w14:ligatures w14:val="none"/>
               </w:rPr>
               <w:tab/>
             </w:r>
@@ -717,7 +720,7 @@
                 <w:noProof/>
                 <w:webHidden/>
               </w:rPr>
-              <w:instrText xml:space="preserve"> PAGEREF _Toc232595356 \h </w:instrText>
+              <w:instrText xml:space="preserve"> PAGEREF _Toc242802646 \h </w:instrText>
             </w:r>
             <w:r>
               <w:rPr>
@@ -754,12 +757,13 @@
             <w:rPr>
               <w:rFonts w:eastAsiaTheme="minorEastAsia"/>
               <w:noProof/>
-              <w:sz w:val="24"/>
-              <w:szCs w:val="24"/>
+              <w:kern w:val="0"/>
+              <w:sz w:val="22"/>
               <w:lang w:eastAsia="es-CO"/>
+              <w14:ligatures w14:val="none"/>
             </w:rPr>
           </w:pPr>
-          <w:hyperlink w:anchor="_Toc232595357" w:history="1">
+          <w:hyperlink w:anchor="_Toc242802647" w:history="1">
             <w:r>
               <w:rPr>
                 <w:rStyle w:val="Hipervnculo"/>
@@ -771,9 +775,10 @@
               <w:rPr>
                 <w:rFonts w:eastAsiaTheme="minorEastAsia"/>
                 <w:noProof/>
-                <w:sz w:val="24"/>
-                <w:szCs w:val="24"/>
+                <w:kern w:val="0"/>
+                <w:sz w:val="22"/>
                 <w:lang w:eastAsia="es-CO"/>
+                <w14:ligatures w14:val="none"/>
               </w:rPr>
               <w:tab/>
             </w:r>
@@ -803,7 +808,7 @@
                 <w:noProof/>
                 <w:webHidden/>
               </w:rPr>
-              <w:instrText xml:space="preserve"> PAGEREF _Toc232595357 \h </w:instrText>
+              <w:instrText xml:space="preserve"> PAGEREF _Toc242802647 \h </w:instrText>
             </w:r>
             <w:r>
               <w:rPr>
@@ -840,12 +845,13 @@
             <w:rPr>
               <w:rFonts w:eastAsiaTheme="minorEastAsia"/>
               <w:noProof/>
-              <w:sz w:val="24"/>
-              <w:szCs w:val="24"/>
+              <w:kern w:val="0"/>
+              <w:sz w:val="22"/>
               <w:lang w:eastAsia="es-CO"/>
+              <w14:ligatures w14:val="none"/>
             </w:rPr>
           </w:pPr>
-          <w:hyperlink w:anchor="_Toc232595358" w:history="1">
+          <w:hyperlink w:anchor="_Toc242802648" w:history="1">
             <w:r>
               <w:rPr>
                 <w:rStyle w:val="Hipervnculo"/>
@@ -857,9 +863,10 @@
               <w:rPr>
                 <w:rFonts w:eastAsiaTheme="minorEastAsia"/>
                 <w:noProof/>
-                <w:sz w:val="24"/>
-                <w:szCs w:val="24"/>
+                <w:kern w:val="0"/>
+                <w:sz w:val="22"/>
                 <w:lang w:eastAsia="es-CO"/>
+                <w14:ligatures w14:val="none"/>
               </w:rPr>
               <w:tab/>
             </w:r>
@@ -889,7 +896,7 @@
                 <w:noProof/>
                 <w:webHidden/>
               </w:rPr>
-              <w:instrText xml:space="preserve"> PAGEREF _Toc232595358 \h </w:instrText>
+              <w:instrText xml:space="preserve"> PAGEREF _Toc242802648 \h </w:instrText>
             </w:r>
             <w:r>
               <w:rPr>
@@ -926,12 +933,13 @@
             <w:rPr>
               <w:rFonts w:eastAsiaTheme="minorEastAsia"/>
               <w:noProof/>
-              <w:sz w:val="24"/>
-              <w:szCs w:val="24"/>
+              <w:kern w:val="0"/>
+              <w:sz w:val="22"/>
               <w:lang w:eastAsia="es-CO"/>
+              <w14:ligatures w14:val="none"/>
             </w:rPr>
           </w:pPr>
-          <w:hyperlink w:anchor="_Toc232595359" w:history="1">
+          <w:hyperlink w:anchor="_Toc242802649" w:history="1">
             <w:r>
               <w:rPr>
                 <w:rStyle w:val="Hipervnculo"/>
@@ -943,9 +951,10 @@
               <w:rPr>
                 <w:rFonts w:eastAsiaTheme="minorEastAsia"/>
                 <w:noProof/>
-                <w:sz w:val="24"/>
-                <w:szCs w:val="24"/>
+                <w:kern w:val="0"/>
+                <w:sz w:val="22"/>
                 <w:lang w:eastAsia="es-CO"/>
+                <w14:ligatures w14:val="none"/>
               </w:rPr>
               <w:tab/>
             </w:r>
@@ -958,16 +967,15 @@
             </w:r>
             <w:r>
               <w:rPr>
+                <w:rStyle w:val="Extranjerismo"/>
+                <w:lang w:val="es-CO"/>
+              </w:rPr>
+              <w:t>marketing</w:t>
+            </w:r>
+            <w:r>
+              <w:rPr>
                 <w:rStyle w:val="Hipervnculo"/>
                 <w:noProof/>
-                <w:spacing w:val="20"/>
-              </w:rPr>
-              <w:t>marketing</w:t>
-            </w:r>
-            <w:r>
-              <w:rPr>
-                <w:rStyle w:val="Hipervnculo"/>
-                <w:noProof/>
               </w:rPr>
               <w:t xml:space="preserve"> digital</w:t>
             </w:r>
@@ -990,7 +998,7 @@
                 <w:noProof/>
                 <w:webHidden/>
               </w:rPr>
-              <w:instrText xml:space="preserve"> PAGEREF _Toc232595359 \h </w:instrText>
+              <w:instrText xml:space="preserve"> PAGEREF _Toc242802649 \h </w:instrText>
             </w:r>
             <w:r>
               <w:rPr>
@@ -1027,12 +1035,13 @@
             <w:rPr>
               <w:rFonts w:eastAsiaTheme="minorEastAsia"/>
               <w:noProof/>
-              <w:sz w:val="24"/>
-              <w:szCs w:val="24"/>
+              <w:kern w:val="0"/>
+              <w:sz w:val="22"/>
               <w:lang w:eastAsia="es-CO"/>
+              <w14:ligatures w14:val="none"/>
             </w:rPr>
           </w:pPr>
-          <w:hyperlink w:anchor="_Toc232595360" w:history="1">
+          <w:hyperlink w:anchor="_Toc242802650" w:history="1">
             <w:r>
               <w:rPr>
                 <w:rStyle w:val="Hipervnculo"/>
@@ -1044,9 +1053,10 @@
               <w:rPr>
                 <w:rFonts w:eastAsiaTheme="minorEastAsia"/>
                 <w:noProof/>
-                <w:sz w:val="24"/>
-                <w:szCs w:val="24"/>
+                <w:kern w:val="0"/>
+                <w:sz w:val="22"/>
                 <w:lang w:eastAsia="es-CO"/>
+                <w14:ligatures w14:val="none"/>
               </w:rPr>
               <w:tab/>
             </w:r>
@@ -1059,16 +1069,15 @@
             </w:r>
             <w:r>
               <w:rPr>
+                <w:rStyle w:val="Extranjerismo"/>
+                <w:lang w:val="es-CO"/>
+              </w:rPr>
+              <w:t>marketing</w:t>
+            </w:r>
+            <w:r>
+              <w:rPr>
                 <w:rStyle w:val="Hipervnculo"/>
                 <w:noProof/>
-                <w:spacing w:val="20"/>
-              </w:rPr>
-              <w:t>marketing</w:t>
-            </w:r>
-            <w:r>
-              <w:rPr>
-                <w:rStyle w:val="Hipervnculo"/>
-                <w:noProof/>
               </w:rPr>
               <w:t xml:space="preserve"> digital</w:t>
             </w:r>
@@ -1091,7 +1100,7 @@
                 <w:noProof/>
                 <w:webHidden/>
               </w:rPr>
-              <w:instrText xml:space="preserve"> PAGEREF _Toc232595360 \h </w:instrText>
+              <w:instrText xml:space="preserve"> PAGEREF _Toc242802650 \h </w:instrText>
             </w:r>
             <w:r>
               <w:rPr>
@@ -1128,12 +1137,13 @@
             <w:rPr>
               <w:rFonts w:eastAsiaTheme="minorEastAsia"/>
               <w:noProof/>
-              <w:sz w:val="24"/>
-              <w:szCs w:val="24"/>
+              <w:kern w:val="0"/>
+              <w:sz w:val="22"/>
               <w:lang w:eastAsia="es-CO"/>
+              <w14:ligatures w14:val="none"/>
             </w:rPr>
           </w:pPr>
-          <w:hyperlink w:anchor="_Toc232595361" w:history="1">
+          <w:hyperlink w:anchor="_Toc242802651" w:history="1">
             <w:r>
               <w:rPr>
                 <w:rStyle w:val="Hipervnculo"/>
@@ -1145,9 +1155,10 @@
               <w:rPr>
                 <w:rFonts w:eastAsiaTheme="minorEastAsia"/>
                 <w:noProof/>
-                <w:sz w:val="24"/>
-                <w:szCs w:val="24"/>
+                <w:kern w:val="0"/>
+                <w:sz w:val="22"/>
                 <w:lang w:eastAsia="es-CO"/>
+                <w14:ligatures w14:val="none"/>
               </w:rPr>
               <w:tab/>
             </w:r>
@@ -1160,16 +1171,15 @@
             </w:r>
             <w:r>
               <w:rPr>
+                <w:rStyle w:val="Extranjerismo"/>
+                <w:lang w:val="es-CO"/>
+              </w:rPr>
+              <w:t>marketing</w:t>
+            </w:r>
+            <w:r>
+              <w:rPr>
                 <w:rStyle w:val="Hipervnculo"/>
                 <w:noProof/>
-                <w:spacing w:val="20"/>
-              </w:rPr>
-              <w:t>marketing</w:t>
-            </w:r>
-            <w:r>
-              <w:rPr>
-                <w:rStyle w:val="Hipervnculo"/>
-                <w:noProof/>
               </w:rPr>
               <w:t xml:space="preserve"> digital</w:t>
             </w:r>
@@ -1192,7 +1202,7 @@
                 <w:noProof/>
                 <w:webHidden/>
               </w:rPr>
-              <w:instrText xml:space="preserve"> PAGEREF _Toc232595361 \h </w:instrText>
+              <w:instrText xml:space="preserve"> PAGEREF _Toc242802651 \h </w:instrText>
             </w:r>
             <w:r>
               <w:rPr>
@@ -1229,12 +1239,13 @@
             <w:rPr>
               <w:rFonts w:eastAsiaTheme="minorEastAsia"/>
               <w:noProof/>
-              <w:sz w:val="24"/>
-              <w:szCs w:val="24"/>
+              <w:kern w:val="0"/>
+              <w:sz w:val="22"/>
               <w:lang w:eastAsia="es-CO"/>
+              <w14:ligatures w14:val="none"/>
             </w:rPr>
           </w:pPr>
-          <w:hyperlink w:anchor="_Toc232595362" w:history="1">
+          <w:hyperlink w:anchor="_Toc242802652" w:history="1">
             <w:r>
               <w:rPr>
                 <w:rStyle w:val="Hipervnculo"/>
@@ -1246,9 +1257,10 @@
               <w:rPr>
                 <w:rFonts w:eastAsiaTheme="minorEastAsia"/>
                 <w:noProof/>
-                <w:sz w:val="24"/>
-                <w:szCs w:val="24"/>
+                <w:kern w:val="0"/>
+                <w:sz w:val="22"/>
                 <w:lang w:eastAsia="es-CO"/>
+                <w14:ligatures w14:val="none"/>
               </w:rPr>
               <w:tab/>
             </w:r>
@@ -1261,16 +1273,15 @@
             </w:r>
             <w:r>
               <w:rPr>
+                <w:rStyle w:val="Extranjerismo"/>
+                <w:lang w:val="es-CO"/>
+              </w:rPr>
+              <w:t>marketing</w:t>
+            </w:r>
+            <w:r>
+              <w:rPr>
                 <w:rStyle w:val="Hipervnculo"/>
                 <w:noProof/>
-                <w:spacing w:val="20"/>
-              </w:rPr>
-              <w:t>marketing</w:t>
-            </w:r>
-            <w:r>
-              <w:rPr>
-                <w:rStyle w:val="Hipervnculo"/>
-                <w:noProof/>
               </w:rPr>
               <w:t xml:space="preserve"> digital</w:t>
             </w:r>
@@ -1293,7 +1304,7 @@
                 <w:noProof/>
                 <w:webHidden/>
               </w:rPr>
-              <w:instrText xml:space="preserve"> PAGEREF _Toc232595362 \h </w:instrText>
+              <w:instrText xml:space="preserve"> PAGEREF _Toc242802652 \h </w:instrText>
             </w:r>
             <w:r>
               <w:rPr>
@@ -1330,12 +1341,13 @@
             <w:rPr>
               <w:rFonts w:eastAsiaTheme="minorEastAsia"/>
               <w:noProof/>
-              <w:sz w:val="24"/>
-              <w:szCs w:val="24"/>
+              <w:kern w:val="0"/>
+              <w:sz w:val="22"/>
               <w:lang w:eastAsia="es-CO"/>
+              <w14:ligatures w14:val="none"/>
             </w:rPr>
           </w:pPr>
-          <w:hyperlink w:anchor="_Toc232595363" w:history="1">
+          <w:hyperlink w:anchor="_Toc242802653" w:history="1">
             <w:r>
               <w:rPr>
                 <w:rStyle w:val="Hipervnculo"/>
@@ -1347,9 +1359,10 @@
               <w:rPr>
                 <w:rFonts w:eastAsiaTheme="minorEastAsia"/>
                 <w:noProof/>
-                <w:sz w:val="24"/>
-                <w:szCs w:val="24"/>
+                <w:kern w:val="0"/>
+                <w:sz w:val="22"/>
                 <w:lang w:eastAsia="es-CO"/>
+                <w14:ligatures w14:val="none"/>
               </w:rPr>
               <w:tab/>
             </w:r>
@@ -1379,7 +1392,7 @@
                 <w:noProof/>
                 <w:webHidden/>
               </w:rPr>
-              <w:instrText xml:space="preserve"> PAGEREF _Toc232595363 \h </w:instrText>
+              <w:instrText xml:space="preserve"> PAGEREF _Toc242802653 \h </w:instrText>
             </w:r>
             <w:r>
               <w:rPr>
@@ -1416,12 +1429,13 @@
             <w:rPr>
               <w:rFonts w:eastAsiaTheme="minorEastAsia"/>
               <w:noProof/>
-              <w:sz w:val="24"/>
-              <w:szCs w:val="24"/>
+              <w:kern w:val="0"/>
+              <w:sz w:val="22"/>
               <w:lang w:eastAsia="es-CO"/>
+              <w14:ligatures w14:val="none"/>
             </w:rPr>
           </w:pPr>
-          <w:hyperlink w:anchor="_Toc232595364" w:history="1">
+          <w:hyperlink w:anchor="_Toc242802654" w:history="1">
             <w:r>
               <w:rPr>
                 <w:rStyle w:val="Hipervnculo"/>
@@ -1433,9 +1447,10 @@
               <w:rPr>
                 <w:rFonts w:eastAsiaTheme="minorEastAsia"/>
                 <w:noProof/>
-                <w:sz w:val="24"/>
-                <w:szCs w:val="24"/>
+                <w:kern w:val="0"/>
+                <w:sz w:val="22"/>
                 <w:lang w:eastAsia="es-CO"/>
+                <w14:ligatures w14:val="none"/>
               </w:rPr>
               <w:tab/>
             </w:r>
@@ -1465,7 +1480,7 @@
                 <w:noProof/>
                 <w:webHidden/>
               </w:rPr>
-              <w:instrText xml:space="preserve"> PAGEREF _Toc232595364 \h </w:instrText>
+              <w:instrText xml:space="preserve"> PAGEREF _Toc242802654 \h </w:instrText>
             </w:r>
             <w:r>
               <w:rPr>
@@ -1502,12 +1517,13 @@
             <w:rPr>
               <w:rFonts w:eastAsiaTheme="minorEastAsia"/>
               <w:noProof/>
-              <w:sz w:val="24"/>
-              <w:szCs w:val="24"/>
+              <w:kern w:val="0"/>
+              <w:sz w:val="22"/>
               <w:lang w:eastAsia="es-CO"/>
+              <w14:ligatures w14:val="none"/>
             </w:rPr>
           </w:pPr>
-          <w:hyperlink w:anchor="_Toc232595365" w:history="1">
+          <w:hyperlink w:anchor="_Toc242802655" w:history="1">
             <w:r>
               <w:rPr>
                 <w:rStyle w:val="Hipervnculo"/>
@@ -1519,9 +1535,10 @@
               <w:rPr>
                 <w:rFonts w:eastAsiaTheme="minorEastAsia"/>
                 <w:noProof/>
-                <w:sz w:val="24"/>
-                <w:szCs w:val="24"/>
+                <w:kern w:val="0"/>
+                <w:sz w:val="22"/>
                 <w:lang w:eastAsia="es-CO"/>
+                <w14:ligatures w14:val="none"/>
               </w:rPr>
               <w:tab/>
             </w:r>
@@ -1551,7 +1568,7 @@
                 <w:noProof/>
                 <w:webHidden/>
               </w:rPr>
-              <w:instrText xml:space="preserve"> PAGEREF _Toc232595365 \h </w:instrText>
+              <w:instrText xml:space="preserve"> PAGEREF _Toc242802655 \h </w:instrText>
             </w:r>
             <w:r>
               <w:rPr>
@@ -1588,12 +1605,13 @@
             <w:rPr>
               <w:rFonts w:eastAsiaTheme="minorEastAsia"/>
               <w:noProof/>
-              <w:sz w:val="24"/>
-              <w:szCs w:val="24"/>
+              <w:kern w:val="0"/>
+              <w:sz w:val="22"/>
               <w:lang w:eastAsia="es-CO"/>
+              <w14:ligatures w14:val="none"/>
             </w:rPr>
           </w:pPr>
-          <w:hyperlink w:anchor="_Toc232595366" w:history="1">
+          <w:hyperlink w:anchor="_Toc242802656" w:history="1">
             <w:r>
               <w:rPr>
                 <w:rStyle w:val="Hipervnculo"/>
@@ -1605,9 +1623,10 @@
               <w:rPr>
                 <w:rFonts w:eastAsiaTheme="minorEastAsia"/>
                 <w:noProof/>
-                <w:sz w:val="24"/>
-                <w:szCs w:val="24"/>
+                <w:kern w:val="0"/>
+                <w:sz w:val="22"/>
                 <w:lang w:eastAsia="es-CO"/>
+                <w14:ligatures w14:val="none"/>
               </w:rPr>
               <w:tab/>
             </w:r>
@@ -1620,16 +1639,15 @@
             </w:r>
             <w:r>
               <w:rPr>
+                <w:rStyle w:val="Extranjerismo"/>
+                <w:lang w:val="es-CO"/>
+              </w:rPr>
+              <w:t>marketing</w:t>
+            </w:r>
+            <w:r>
+              <w:rPr>
                 <w:rStyle w:val="Hipervnculo"/>
                 <w:noProof/>
-                <w:spacing w:val="20"/>
-              </w:rPr>
-              <w:t>marketing</w:t>
-            </w:r>
-            <w:r>
-              <w:rPr>
-                <w:rStyle w:val="Hipervnculo"/>
-                <w:noProof/>
               </w:rPr>
               <w:t xml:space="preserve"> digital</w:t>
             </w:r>
@@ -1652,7 +1670,7 @@
                 <w:noProof/>
                 <w:webHidden/>
               </w:rPr>
-              <w:instrText xml:space="preserve"> PAGEREF _Toc232595366 \h </w:instrText>
+              <w:instrText xml:space="preserve"> PAGEREF _Toc242802656 \h </w:instrText>
             </w:r>
             <w:r>
               <w:rPr>
@@ -1672,7 +1690,7 @@
                 <w:noProof/>
                 <w:webHidden/>
               </w:rPr>
-              <w:t>22</w:t>
+              <w:t>21</w:t>
             </w:r>
             <w:r>
               <w:rPr>
@@ -1689,12 +1707,13 @@
             <w:rPr>
               <w:rFonts w:eastAsiaTheme="minorEastAsia"/>
               <w:noProof/>
-              <w:sz w:val="24"/>
-              <w:szCs w:val="24"/>
+              <w:kern w:val="0"/>
+              <w:sz w:val="22"/>
               <w:lang w:eastAsia="es-CO"/>
+              <w14:ligatures w14:val="none"/>
             </w:rPr>
           </w:pPr>
-          <w:hyperlink w:anchor="_Toc232595367" w:history="1">
+          <w:hyperlink w:anchor="_Toc242802657" w:history="1">
             <w:r>
               <w:rPr>
                 <w:rStyle w:val="Hipervnculo"/>
@@ -1707,9 +1726,10 @@
               <w:rPr>
                 <w:rFonts w:eastAsiaTheme="minorEastAsia"/>
                 <w:noProof/>
-                <w:sz w:val="24"/>
-                <w:szCs w:val="24"/>
+                <w:kern w:val="0"/>
+                <w:sz w:val="22"/>
                 <w:lang w:eastAsia="es-CO"/>
+                <w14:ligatures w14:val="none"/>
               </w:rPr>
               <w:tab/>
             </w:r>
@@ -1740,7 +1760,7 @@
                 <w:noProof/>
                 <w:webHidden/>
               </w:rPr>
-              <w:instrText xml:space="preserve"> PAGEREF _Toc232595367 \h </w:instrText>
+              <w:instrText xml:space="preserve"> PAGEREF _Toc242802657 \h </w:instrText>
             </w:r>
             <w:r>
               <w:rPr>
@@ -1777,12 +1797,13 @@
             <w:rPr>
               <w:rFonts w:eastAsiaTheme="minorEastAsia"/>
               <w:noProof/>
-              <w:sz w:val="24"/>
-              <w:szCs w:val="24"/>
+              <w:kern w:val="0"/>
+              <w:sz w:val="22"/>
               <w:lang w:eastAsia="es-CO"/>
+              <w14:ligatures w14:val="none"/>
             </w:rPr>
           </w:pPr>
-          <w:hyperlink w:anchor="_Toc232595368" w:history="1">
+          <w:hyperlink w:anchor="_Toc242802658" w:history="1">
             <w:r>
               <w:rPr>
                 <w:rStyle w:val="Hipervnculo"/>
@@ -1794,9 +1815,10 @@
               <w:rPr>
                 <w:rFonts w:eastAsiaTheme="minorEastAsia"/>
                 <w:noProof/>
-                <w:sz w:val="24"/>
-                <w:szCs w:val="24"/>
+                <w:kern w:val="0"/>
+                <w:sz w:val="22"/>
                 <w:lang w:eastAsia="es-CO"/>
+                <w14:ligatures w14:val="none"/>
               </w:rPr>
               <w:tab/>
             </w:r>
@@ -1805,7 +1827,21 @@
                 <w:rStyle w:val="Hipervnculo"/>
                 <w:noProof/>
               </w:rPr>
-              <w:t>Redes sociales</w:t>
+              <w:t>Redes s</w:t>
+            </w:r>
+            <w:r>
+              <w:rPr>
+                <w:rStyle w:val="Hipervnculo"/>
+                <w:noProof/>
+              </w:rPr>
+              <w:t>o</w:t>
+            </w:r>
+            <w:r>
+              <w:rPr>
+                <w:rStyle w:val="Hipervnculo"/>
+                <w:noProof/>
+              </w:rPr>
+              <w:t>ciales</w:t>
             </w:r>
             <w:r>
               <w:rPr>
@@ -1826,7 +1862,7 @@
                 <w:noProof/>
                 <w:webHidden/>
               </w:rPr>
-              <w:instrText xml:space="preserve"> PAGEREF _Toc232595368 \h </w:instrText>
+              <w:instrText xml:space="preserve"> PAGEREF _Toc242802658 \h </w:instrText>
             </w:r>
             <w:r>
               <w:rPr>
@@ -1863,12 +1899,13 @@
             <w:rPr>
               <w:rFonts w:eastAsiaTheme="minorEastAsia"/>
               <w:noProof/>
-              <w:sz w:val="24"/>
-              <w:szCs w:val="24"/>
+              <w:kern w:val="0"/>
+              <w:sz w:val="22"/>
               <w:lang w:eastAsia="es-CO"/>
+              <w14:ligatures w14:val="none"/>
             </w:rPr>
           </w:pPr>
-          <w:hyperlink w:anchor="_Toc232595369" w:history="1">
+          <w:hyperlink w:anchor="_Toc242802659" w:history="1">
             <w:r>
               <w:rPr>
                 <w:rStyle w:val="Hipervnculo"/>
@@ -1880,9 +1917,10 @@
               <w:rPr>
                 <w:rFonts w:eastAsiaTheme="minorEastAsia"/>
                 <w:noProof/>
-                <w:sz w:val="24"/>
-                <w:szCs w:val="24"/>
+                <w:kern w:val="0"/>
+                <w:sz w:val="22"/>
                 <w:lang w:eastAsia="es-CO"/>
+                <w14:ligatures w14:val="none"/>
               </w:rPr>
               <w:tab/>
             </w:r>
@@ -1912,7 +1950,7 @@
                 <w:noProof/>
                 <w:webHidden/>
               </w:rPr>
-              <w:instrText xml:space="preserve"> PAGEREF _Toc232595369 \h </w:instrText>
+              <w:instrText xml:space="preserve"> PAGEREF _Toc242802659 \h </w:instrText>
             </w:r>
             <w:r>
               <w:rPr>
@@ -1949,12 +1987,13 @@
             <w:rPr>
               <w:rFonts w:eastAsiaTheme="minorEastAsia"/>
               <w:noProof/>
-              <w:sz w:val="24"/>
-              <w:szCs w:val="24"/>
+              <w:kern w:val="0"/>
+              <w:sz w:val="22"/>
               <w:lang w:eastAsia="es-CO"/>
+              <w14:ligatures w14:val="none"/>
             </w:rPr>
           </w:pPr>
-          <w:hyperlink w:anchor="_Toc232595370" w:history="1">
+          <w:hyperlink w:anchor="_Toc242802660" w:history="1">
             <w:r>
               <w:rPr>
                 <w:rStyle w:val="Hipervnculo"/>
@@ -1966,9 +2005,10 @@
               <w:rPr>
                 <w:rFonts w:eastAsiaTheme="minorEastAsia"/>
                 <w:noProof/>
-                <w:sz w:val="24"/>
-                <w:szCs w:val="24"/>
+                <w:kern w:val="0"/>
+                <w:sz w:val="22"/>
                 <w:lang w:eastAsia="es-CO"/>
+                <w14:ligatures w14:val="none"/>
               </w:rPr>
               <w:tab/>
             </w:r>
@@ -1998,7 +2038,7 @@
                 <w:noProof/>
                 <w:webHidden/>
               </w:rPr>
-              <w:instrText xml:space="preserve"> PAGEREF _Toc232595370 \h </w:instrText>
+              <w:instrText xml:space="preserve"> PAGEREF _Toc242802660 \h </w:instrText>
             </w:r>
             <w:r>
               <w:rPr>
@@ -2035,12 +2075,13 @@
             <w:rPr>
               <w:rFonts w:eastAsiaTheme="minorEastAsia"/>
               <w:noProof/>
-              <w:sz w:val="24"/>
-              <w:szCs w:val="24"/>
+              <w:kern w:val="0"/>
+              <w:sz w:val="22"/>
               <w:lang w:eastAsia="es-CO"/>
+              <w14:ligatures w14:val="none"/>
             </w:rPr>
           </w:pPr>
-          <w:hyperlink w:anchor="_Toc232595371" w:history="1">
+          <w:hyperlink w:anchor="_Toc242802661" w:history="1">
             <w:r>
               <w:rPr>
                 <w:rStyle w:val="Hipervnculo"/>
@@ -2052,9 +2093,10 @@
               <w:rPr>
                 <w:rFonts w:eastAsiaTheme="minorEastAsia"/>
                 <w:noProof/>
-                <w:sz w:val="24"/>
-                <w:szCs w:val="24"/>
+                <w:kern w:val="0"/>
+                <w:sz w:val="22"/>
                 <w:lang w:eastAsia="es-CO"/>
+                <w14:ligatures w14:val="none"/>
               </w:rPr>
               <w:tab/>
             </w:r>
@@ -2084,7 +2126,7 @@
                 <w:noProof/>
                 <w:webHidden/>
               </w:rPr>
-              <w:instrText xml:space="preserve"> PAGEREF _Toc232595371 \h </w:instrText>
+              <w:instrText xml:space="preserve"> PAGEREF _Toc242802661 \h </w:instrText>
             </w:r>
             <w:r>
               <w:rPr>
@@ -2121,12 +2163,13 @@
             <w:rPr>
               <w:rFonts w:eastAsiaTheme="minorEastAsia"/>
               <w:noProof/>
-              <w:sz w:val="24"/>
-              <w:szCs w:val="24"/>
+              <w:kern w:val="0"/>
+              <w:sz w:val="22"/>
               <w:lang w:eastAsia="es-CO"/>
+              <w14:ligatures w14:val="none"/>
             </w:rPr>
           </w:pPr>
-          <w:hyperlink w:anchor="_Toc232595372" w:history="1">
+          <w:hyperlink w:anchor="_Toc242802662" w:history="1">
             <w:r>
               <w:rPr>
                 <w:rStyle w:val="Hipervnculo"/>
@@ -2138,9 +2181,10 @@
               <w:rPr>
                 <w:rFonts w:eastAsiaTheme="minorEastAsia"/>
                 <w:noProof/>
-                <w:sz w:val="24"/>
-                <w:szCs w:val="24"/>
+                <w:kern w:val="0"/>
+                <w:sz w:val="22"/>
                 <w:lang w:eastAsia="es-CO"/>
+                <w14:ligatures w14:val="none"/>
               </w:rPr>
               <w:tab/>
             </w:r>
@@ -2170,7 +2214,7 @@
                 <w:noProof/>
                 <w:webHidden/>
               </w:rPr>
-              <w:instrText xml:space="preserve"> PAGEREF _Toc232595372 \h </w:instrText>
+              <w:instrText xml:space="preserve"> PAGEREF _Toc242802662 \h </w:instrText>
             </w:r>
             <w:r>
               <w:rPr>
@@ -2207,12 +2251,13 @@
             <w:rPr>
               <w:rFonts w:eastAsiaTheme="minorEastAsia"/>
               <w:noProof/>
-              <w:sz w:val="24"/>
-              <w:szCs w:val="24"/>
+              <w:kern w:val="0"/>
+              <w:sz w:val="22"/>
               <w:lang w:eastAsia="es-CO"/>
+              <w14:ligatures w14:val="none"/>
             </w:rPr>
           </w:pPr>
-          <w:hyperlink w:anchor="_Toc232595373" w:history="1">
+          <w:hyperlink w:anchor="_Toc242802663" w:history="1">
             <w:r>
               <w:rPr>
                 <w:rStyle w:val="Hipervnculo"/>
@@ -2224,9 +2269,10 @@
               <w:rPr>
                 <w:rFonts w:eastAsiaTheme="minorEastAsia"/>
                 <w:noProof/>
-                <w:sz w:val="24"/>
-                <w:szCs w:val="24"/>
+                <w:kern w:val="0"/>
+                <w:sz w:val="22"/>
                 <w:lang w:eastAsia="es-CO"/>
+                <w14:ligatures w14:val="none"/>
               </w:rPr>
               <w:tab/>
             </w:r>
@@ -2256,7 +2302,7 @@
                 <w:noProof/>
                 <w:webHidden/>
               </w:rPr>
-              <w:instrText xml:space="preserve"> PAGEREF _Toc232595373 \h </w:instrText>
+              <w:instrText xml:space="preserve"> PAGEREF _Toc242802663 \h </w:instrText>
             </w:r>
             <w:r>
               <w:rPr>
@@ -2293,12 +2339,13 @@
             <w:rPr>
               <w:rFonts w:eastAsiaTheme="minorEastAsia"/>
               <w:noProof/>
-              <w:sz w:val="24"/>
-              <w:szCs w:val="24"/>
+              <w:kern w:val="0"/>
+              <w:sz w:val="22"/>
               <w:lang w:eastAsia="es-CO"/>
+              <w14:ligatures w14:val="none"/>
             </w:rPr>
           </w:pPr>
-          <w:hyperlink w:anchor="_Toc232595374" w:history="1">
+          <w:hyperlink w:anchor="_Toc242802664" w:history="1">
             <w:r>
               <w:rPr>
                 <w:rStyle w:val="Hipervnculo"/>
@@ -2325,7 +2372,7 @@
                 <w:noProof/>
                 <w:webHidden/>
               </w:rPr>
-              <w:instrText xml:space="preserve"> PAGEREF _Toc232595374 \h </w:instrText>
+              <w:instrText xml:space="preserve"> PAGEREF _Toc242802664 \h </w:instrText>
             </w:r>
             <w:r>
               <w:rPr>
@@ -2362,12 +2409,13 @@
             <w:rPr>
               <w:rFonts w:eastAsiaTheme="minorEastAsia"/>
               <w:noProof/>
-              <w:sz w:val="24"/>
-              <w:szCs w:val="24"/>
+              <w:kern w:val="0"/>
+              <w:sz w:val="22"/>
               <w:lang w:eastAsia="es-CO"/>
+              <w14:ligatures w14:val="none"/>
             </w:rPr>
           </w:pPr>
-          <w:hyperlink w:anchor="_Toc232595375" w:history="1">
+          <w:hyperlink w:anchor="_Toc242802665" w:history="1">
             <w:r>
               <w:rPr>
                 <w:rStyle w:val="Hipervnculo"/>
@@ -2394,7 +2442,7 @@
                 <w:noProof/>
                 <w:webHidden/>
               </w:rPr>
-              <w:instrText xml:space="preserve"> PAGEREF _Toc232595375 \h </w:instrText>
+              <w:instrText xml:space="preserve"> PAGEREF _Toc242802665 \h </w:instrText>
             </w:r>
             <w:r>
               <w:rPr>
@@ -2431,12 +2479,13 @@
             <w:rPr>
               <w:rFonts w:eastAsiaTheme="minorEastAsia"/>
               <w:noProof/>
-              <w:sz w:val="24"/>
-              <w:szCs w:val="24"/>
+              <w:kern w:val="0"/>
+              <w:sz w:val="22"/>
               <w:lang w:eastAsia="es-CO"/>
+              <w14:ligatures w14:val="none"/>
             </w:rPr>
           </w:pPr>
-          <w:hyperlink w:anchor="_Toc232595376" w:history="1">
+          <w:hyperlink w:anchor="_Toc242802666" w:history="1">
             <w:r>
               <w:rPr>
                 <w:rStyle w:val="Hipervnculo"/>
@@ -2463,7 +2512,7 @@
                 <w:noProof/>
                 <w:webHidden/>
               </w:rPr>
-              <w:instrText xml:space="preserve"> PAGEREF _Toc232595376 \h </w:instrText>
+              <w:instrText xml:space="preserve"> PAGEREF _Toc242802666 \h </w:instrText>
             </w:r>
             <w:r>
               <w:rPr>
@@ -2500,12 +2549,13 @@
             <w:rPr>
               <w:rFonts w:eastAsiaTheme="minorEastAsia"/>
               <w:noProof/>
-              <w:sz w:val="24"/>
-              <w:szCs w:val="24"/>
+              <w:kern w:val="0"/>
+              <w:sz w:val="22"/>
               <w:lang w:eastAsia="es-CO"/>
+              <w14:ligatures w14:val="none"/>
             </w:rPr>
           </w:pPr>
-          <w:hyperlink w:anchor="_Toc232595377" w:history="1">
+          <w:hyperlink w:anchor="_Toc242802667" w:history="1">
             <w:r>
               <w:rPr>
                 <w:rStyle w:val="Hipervnculo"/>
@@ -2532,7 +2582,7 @@
                 <w:noProof/>
                 <w:webHidden/>
               </w:rPr>
-              <w:instrText xml:space="preserve"> PAGEREF _Toc232595377 \h </w:instrText>
+              <w:instrText xml:space="preserve"> PAGEREF _Toc242802667 \h </w:instrText>
             </w:r>
             <w:r>
               <w:rPr>
@@ -2596,7 +2646,7 @@
           <w:lang w:val="es-CO"/>
         </w:rPr>
       </w:pPr>
-      <w:bookmarkStart w:id="0" w:name="_Toc232595355"/>
+      <w:bookmarkStart w:id="0" w:name="_Toc242802645"/>
       <w:r>
         <w:rPr>
           <w:lang w:val="es-CO"/>
@@ -3007,7 +3057,7 @@
         <w:pStyle w:val="Prrafodelista"/>
         <w:numPr>
           <w:ilvl w:val="0"/>
-          <w:numId w:val="9"/>
+          <w:numId w:val="25"/>
         </w:numPr>
       </w:pPr>
       <w:r>
@@ -3019,7 +3069,7 @@
         <w:pStyle w:val="Prrafodelista"/>
         <w:numPr>
           <w:ilvl w:val="0"/>
-          <w:numId w:val="9"/>
+          <w:numId w:val="25"/>
         </w:numPr>
       </w:pPr>
       <w:r>
@@ -3031,7 +3081,7 @@
         <w:pStyle w:val="Prrafodelista"/>
         <w:numPr>
           <w:ilvl w:val="0"/>
-          <w:numId w:val="9"/>
+          <w:numId w:val="25"/>
         </w:numPr>
       </w:pPr>
       <w:r>
@@ -3043,7 +3093,7 @@
         <w:pStyle w:val="Prrafodelista"/>
         <w:numPr>
           <w:ilvl w:val="0"/>
-          <w:numId w:val="9"/>
+          <w:numId w:val="25"/>
         </w:numPr>
       </w:pPr>
       <w:r>
@@ -3083,7 +3133,7 @@
           <w:lang w:val="es-CO"/>
         </w:rPr>
       </w:pPr>
-      <w:bookmarkStart w:id="1" w:name="_Toc232595356"/>
+      <w:bookmarkStart w:id="1" w:name="_Toc242802646"/>
       <w:r>
         <w:rPr>
           <w:lang w:val="es-CO"/>
@@ -3203,7 +3253,7 @@
           <w:lang w:val="es-CO"/>
         </w:rPr>
       </w:pPr>
-      <w:bookmarkStart w:id="2" w:name="_Toc232595357"/>
+      <w:bookmarkStart w:id="2" w:name="_Toc242802647"/>
       <w:r>
         <w:rPr>
           <w:lang w:val="es-CO"/>
@@ -3364,21 +3414,7 @@
         <w:rPr>
           <w:lang w:eastAsia="es-CO"/>
         </w:rPr>
-        <w:t>. Todos ellos hacen referencia a los medios para captar usuarios orgánicamente, a través de la producción de contenidos que permitan la interacción o la publicación de elementos de opinión, además de las estrategias para posicionar la empresa o marca que desea tener un espacio en la web (</w:t>
-      </w:r>
-      <w:proofErr w:type="spellStart"/>
-      <w:r>
-        <w:rPr>
-          <w:lang w:eastAsia="es-CO"/>
-        </w:rPr>
-        <w:t>Adventures</w:t>
-      </w:r>
-      <w:proofErr w:type="spellEnd"/>
-      <w:r>
-        <w:rPr>
-          <w:lang w:eastAsia="es-CO"/>
-        </w:rPr>
-        <w:t xml:space="preserve"> Digital Agency, 2018).</w:t>
+        <w:t>. Todos ellos hacen referencia a los medios para captar usuarios orgánicamente, a través de la producción de contenidos que permitan la interacción o la publicación de elementos de opinión, además de las estrategias para posicionar la empresa o marca que desea tener un espacio en la web (Adventures Digital Agency, 2018).</w:t>
       </w:r>
     </w:p>
     <w:p>
@@ -3499,7 +3535,6 @@
         </w:rPr>
         <w:t xml:space="preserve"> (seguimiento a usuarios que navegan en la web para generar una conversación), </w:t>
       </w:r>
-      <w:proofErr w:type="spellStart"/>
       <w:r>
         <w:rPr>
           <w:rStyle w:val="Extranjerismo"/>
@@ -3514,7 +3549,6 @@
         </w:rPr>
         <w:t>nfluencers</w:t>
       </w:r>
-      <w:proofErr w:type="spellEnd"/>
       <w:r>
         <w:rPr>
           <w:lang w:eastAsia="es-CO"/>
@@ -3531,21 +3565,7 @@
         <w:rPr>
           <w:lang w:eastAsia="es-CO"/>
         </w:rPr>
-        <w:t>atrocinios (pagos de contenidos promocionales). (</w:t>
-      </w:r>
-      <w:proofErr w:type="spellStart"/>
-      <w:r>
-        <w:rPr>
-          <w:lang w:eastAsia="es-CO"/>
-        </w:rPr>
-        <w:t>Adventures</w:t>
-      </w:r>
-      <w:proofErr w:type="spellEnd"/>
-      <w:r>
-        <w:rPr>
-          <w:lang w:eastAsia="es-CO"/>
-        </w:rPr>
-        <w:t xml:space="preserve"> Digital Agency, 2018)</w:t>
+        <w:t>atrocinios (pagos de contenidos promocionales). (Adventures Digital Agency, 2018)</w:t>
       </w:r>
       <w:r>
         <w:rPr>
@@ -3690,21 +3710,7 @@
         <w:rPr>
           <w:lang w:eastAsia="es-CO"/>
         </w:rPr>
-        <w:t xml:space="preserve"> (crítica o reseña realizada a la marca). (</w:t>
-      </w:r>
-      <w:proofErr w:type="spellStart"/>
-      <w:r>
-        <w:rPr>
-          <w:lang w:eastAsia="es-CO"/>
-        </w:rPr>
-        <w:t>Adventures</w:t>
-      </w:r>
-      <w:proofErr w:type="spellEnd"/>
-      <w:r>
-        <w:rPr>
-          <w:lang w:eastAsia="es-CO"/>
-        </w:rPr>
-        <w:t xml:space="preserve"> Digital Agency, 2018).</w:t>
+        <w:t xml:space="preserve"> (crítica o reseña realizada a la marca). (Adventures Digital Agency, 2018).</w:t>
       </w:r>
     </w:p>
     <w:p>
@@ -3744,9 +3750,9 @@
           <w:lang w:eastAsia="es-CO"/>
         </w:rPr>
         <w:drawing>
-          <wp:inline distT="0" distB="0" distL="0" distR="0" wp14:anchorId="7DC534F1" wp14:editId="276A7AE1">
-            <wp:extent cx="5564579" cy="2863066"/>
-            <wp:effectExtent l="0" t="0" r="0" b="0"/>
+          <wp:inline distT="0" distB="0" distL="0" distR="0" wp14:anchorId="7DC534F1" wp14:editId="704EEF30">
+            <wp:extent cx="4680000" cy="2408400"/>
+            <wp:effectExtent l="0" t="0" r="6350" b="0"/>
             <wp:docPr id="1330222658" name="Imagen 6" descr="La figura describe la convergencia de tres tipos de medios en el entorno digital: medios ganados, obtenidos por recomendaciones, reseñas y difusión en redes sociales; medios pagados, relacionados con la publicidad digital; y medios propios, conformados por los canales digitales de la organización, como sitios web, blogs y aplicaciones. La intersección de los tres representa su integración en una estrategia digital."/>
             <wp:cNvGraphicFramePr>
               <a:graphicFrameLocks xmlns:a="http://schemas.openxmlformats.org/drawingml/2006/main" noChangeAspect="1"/>
@@ -3761,7 +3767,7 @@
                     </pic:cNvPicPr>
                   </pic:nvPicPr>
                   <pic:blipFill>
-                    <a:blip r:embed="rId13">
+                    <a:blip r:embed="rId13" cstate="print">
                       <a:extLst>
                         <a:ext uri="{28A0092B-C50C-407E-A947-70E740481C1C}">
                           <a14:useLocalDpi xmlns:a14="http://schemas.microsoft.com/office/drawing/2010/main" val="0"/>
@@ -3776,7 +3782,7 @@
                   <pic:spPr bwMode="auto">
                     <a:xfrm>
                       <a:off x="0" y="0"/>
-                      <a:ext cx="5588853" cy="2875555"/>
+                      <a:ext cx="4680000" cy="2408400"/>
                     </a:xfrm>
                     <a:prstGeom prst="rect">
                       <a:avLst/>
@@ -3800,21 +3806,7 @@
         <w:rPr>
           <w:lang w:eastAsia="es-CO"/>
         </w:rPr>
-        <w:t xml:space="preserve">Nota. Adaptada de </w:t>
-      </w:r>
-      <w:proofErr w:type="spellStart"/>
-      <w:r>
-        <w:rPr>
-          <w:lang w:eastAsia="es-CO"/>
-        </w:rPr>
-        <w:t>Adventures</w:t>
-      </w:r>
-      <w:proofErr w:type="spellEnd"/>
-      <w:r>
-        <w:rPr>
-          <w:lang w:eastAsia="es-CO"/>
-        </w:rPr>
-        <w:t xml:space="preserve"> Digital Agency (2018). Ante todo, definamos términos: ¿Qué es el entorno digital?</w:t>
+        <w:t>Nota. Adaptada de Adventures Digital Agency (2018). Ante todo, definamos términos: ¿Qué es el entorno digital?</w:t>
       </w:r>
     </w:p>
     <w:tbl>
@@ -4061,12 +4053,250 @@
           </w:p>
           <w:p>
             <w:pPr>
+              <w:pStyle w:val="Prrafodelista"/>
+              <w:numPr>
+                <w:ilvl w:val="0"/>
+                <w:numId w:val="21"/>
+              </w:numPr>
               <w:rPr>
                 <w:b/>
                 <w:bCs/>
                 <w:lang w:eastAsia="es-CO"/>
               </w:rPr>
             </w:pPr>
+            <w:r>
+              <w:rPr>
+                <w:b/>
+                <w:bCs/>
+                <w:lang w:eastAsia="es-CO"/>
+              </w:rPr>
+              <w:t>Medios pagados (</w:t>
+            </w:r>
+            <w:r>
+              <w:rPr>
+                <w:rStyle w:val="Extranjerismo"/>
+                <w:b/>
+                <w:bCs/>
+                <w:lang w:eastAsia="es-CO"/>
+              </w:rPr>
+              <w:t>paid</w:t>
+            </w:r>
+            <w:r>
+              <w:rPr>
+                <w:b/>
+                <w:bCs/>
+                <w:lang w:eastAsia="es-CO"/>
+              </w:rPr>
+              <w:t xml:space="preserve"> / publicidad digital)</w:t>
+            </w:r>
+          </w:p>
+          <w:p>
+            <w:pPr>
+              <w:pStyle w:val="Prrafodelista"/>
+              <w:numPr>
+                <w:ilvl w:val="0"/>
+                <w:numId w:val="23"/>
+              </w:numPr>
+              <w:rPr>
+                <w:lang w:eastAsia="es-CO"/>
+              </w:rPr>
+            </w:pPr>
+            <w:r>
+              <w:rPr>
+                <w:rStyle w:val="Extranjerismo"/>
+                <w:lang w:eastAsia="es-CO"/>
+              </w:rPr>
+              <w:t>Website</w:t>
+            </w:r>
+            <w:r>
+              <w:rPr>
+                <w:lang w:eastAsia="es-CO"/>
+              </w:rPr>
+              <w:t>.</w:t>
+            </w:r>
+          </w:p>
+          <w:p>
+            <w:pPr>
+              <w:pStyle w:val="Prrafodelista"/>
+              <w:numPr>
+                <w:ilvl w:val="0"/>
+                <w:numId w:val="23"/>
+              </w:numPr>
+              <w:rPr>
+                <w:lang w:eastAsia="es-CO"/>
+              </w:rPr>
+            </w:pPr>
+            <w:r>
+              <w:rPr>
+                <w:rStyle w:val="Extranjerismo"/>
+                <w:lang w:eastAsia="es-CO"/>
+              </w:rPr>
+              <w:lastRenderedPageBreak/>
+              <w:t>Microsites</w:t>
+            </w:r>
+            <w:r>
+              <w:rPr>
+                <w:lang w:eastAsia="es-CO"/>
+              </w:rPr>
+              <w:t>.</w:t>
+            </w:r>
+          </w:p>
+          <w:p>
+            <w:pPr>
+              <w:pStyle w:val="Prrafodelista"/>
+              <w:numPr>
+                <w:ilvl w:val="0"/>
+                <w:numId w:val="23"/>
+              </w:numPr>
+              <w:rPr>
+                <w:lang w:eastAsia="es-CO"/>
+              </w:rPr>
+            </w:pPr>
+            <w:r>
+              <w:rPr>
+                <w:rStyle w:val="Extranjerismo"/>
+                <w:lang w:eastAsia="es-CO"/>
+              </w:rPr>
+              <w:t>Landing pages</w:t>
+            </w:r>
+            <w:r>
+              <w:rPr>
+                <w:lang w:eastAsia="es-CO"/>
+              </w:rPr>
+              <w:t>.</w:t>
+            </w:r>
+          </w:p>
+          <w:p>
+            <w:pPr>
+              <w:pStyle w:val="Prrafodelista"/>
+              <w:numPr>
+                <w:ilvl w:val="0"/>
+                <w:numId w:val="23"/>
+              </w:numPr>
+              <w:rPr>
+                <w:lang w:eastAsia="es-CO"/>
+              </w:rPr>
+            </w:pPr>
+            <w:r>
+              <w:rPr>
+                <w:rStyle w:val="Extranjerismo"/>
+                <w:lang w:eastAsia="es-CO"/>
+              </w:rPr>
+              <w:t xml:space="preserve">Mobile site </w:t>
+            </w:r>
+            <w:r>
+              <w:rPr>
+                <w:rStyle w:val="Extranjerismo"/>
+                <w:lang w:eastAsia="es-CO"/>
+              </w:rPr>
+              <w:t>y</w:t>
+            </w:r>
+            <w:r>
+              <w:rPr>
+                <w:rStyle w:val="Extranjerismo"/>
+                <w:lang w:eastAsia="es-CO"/>
+              </w:rPr>
+              <w:t xml:space="preserve"> apps</w:t>
+            </w:r>
+            <w:r>
+              <w:rPr>
+                <w:lang w:eastAsia="es-CO"/>
+              </w:rPr>
+              <w:t>.</w:t>
+            </w:r>
+          </w:p>
+          <w:p>
+            <w:pPr>
+              <w:pStyle w:val="Prrafodelista"/>
+              <w:numPr>
+                <w:ilvl w:val="0"/>
+                <w:numId w:val="23"/>
+              </w:numPr>
+              <w:rPr>
+                <w:lang w:eastAsia="es-CO"/>
+              </w:rPr>
+            </w:pPr>
+            <w:r>
+              <w:rPr>
+                <w:rStyle w:val="Extranjerismo"/>
+                <w:lang w:eastAsia="es-CO"/>
+              </w:rPr>
+              <w:t>Content marketing</w:t>
+            </w:r>
+            <w:r>
+              <w:rPr>
+                <w:lang w:eastAsia="es-CO"/>
+              </w:rPr>
+              <w:t>.</w:t>
+            </w:r>
+          </w:p>
+          <w:p>
+            <w:pPr>
+              <w:pStyle w:val="Prrafodelista"/>
+              <w:numPr>
+                <w:ilvl w:val="0"/>
+                <w:numId w:val="23"/>
+              </w:numPr>
+              <w:rPr>
+                <w:lang w:eastAsia="es-CO"/>
+              </w:rPr>
+            </w:pPr>
+            <w:r>
+              <w:rPr>
+                <w:rStyle w:val="Extranjerismo"/>
+                <w:lang w:eastAsia="es-CO"/>
+              </w:rPr>
+              <w:t>Blogging</w:t>
+            </w:r>
+            <w:r>
+              <w:rPr>
+                <w:lang w:eastAsia="es-CO"/>
+              </w:rPr>
+              <w:t>.</w:t>
+            </w:r>
+          </w:p>
+          <w:p>
+            <w:pPr>
+              <w:pStyle w:val="Prrafodelista"/>
+              <w:numPr>
+                <w:ilvl w:val="0"/>
+                <w:numId w:val="23"/>
+              </w:numPr>
+              <w:rPr>
+                <w:lang w:eastAsia="es-CO"/>
+              </w:rPr>
+            </w:pPr>
+            <w:r>
+              <w:rPr>
+                <w:rStyle w:val="Extranjerismo"/>
+                <w:lang w:eastAsia="es-CO"/>
+              </w:rPr>
+              <w:t>Email marketing</w:t>
+            </w:r>
+            <w:r>
+              <w:rPr>
+                <w:lang w:eastAsia="es-CO"/>
+              </w:rPr>
+              <w:t>.</w:t>
+            </w:r>
+          </w:p>
+          <w:p>
+            <w:pPr>
+              <w:pStyle w:val="Prrafodelista"/>
+              <w:numPr>
+                <w:ilvl w:val="0"/>
+                <w:numId w:val="23"/>
+              </w:numPr>
+              <w:rPr>
+                <w:lang w:eastAsia="es-CO"/>
+              </w:rPr>
+            </w:pPr>
+            <w:r>
+              <w:rPr>
+                <w:lang w:eastAsia="es-CO"/>
+              </w:rPr>
+              <w:t>SEO.</w:t>
+            </w:r>
           </w:p>
           <w:p>
             <w:pPr>
@@ -4087,253 +4317,6 @@
                 <w:bCs/>
                 <w:lang w:eastAsia="es-CO"/>
               </w:rPr>
-              <w:lastRenderedPageBreak/>
-              <w:t>Medios pagados (</w:t>
-            </w:r>
-            <w:r>
-              <w:rPr>
-                <w:rStyle w:val="Extranjerismo"/>
-                <w:b/>
-                <w:bCs/>
-                <w:lang w:eastAsia="es-CO"/>
-              </w:rPr>
-              <w:t>paid</w:t>
-            </w:r>
-            <w:r>
-              <w:rPr>
-                <w:b/>
-                <w:bCs/>
-                <w:lang w:eastAsia="es-CO"/>
-              </w:rPr>
-              <w:t xml:space="preserve"> / publicidad digital)</w:t>
-            </w:r>
-          </w:p>
-          <w:p>
-            <w:pPr>
-              <w:pStyle w:val="Prrafodelista"/>
-              <w:numPr>
-                <w:ilvl w:val="0"/>
-                <w:numId w:val="23"/>
-              </w:numPr>
-              <w:rPr>
-                <w:lang w:eastAsia="es-CO"/>
-              </w:rPr>
-            </w:pPr>
-            <w:r>
-              <w:rPr>
-                <w:rStyle w:val="Extranjerismo"/>
-                <w:lang w:eastAsia="es-CO"/>
-              </w:rPr>
-              <w:t>Website</w:t>
-            </w:r>
-            <w:r>
-              <w:rPr>
-                <w:lang w:eastAsia="es-CO"/>
-              </w:rPr>
-              <w:t>.</w:t>
-            </w:r>
-          </w:p>
-          <w:p>
-            <w:pPr>
-              <w:pStyle w:val="Prrafodelista"/>
-              <w:numPr>
-                <w:ilvl w:val="0"/>
-                <w:numId w:val="23"/>
-              </w:numPr>
-              <w:rPr>
-                <w:lang w:eastAsia="es-CO"/>
-              </w:rPr>
-            </w:pPr>
-            <w:r>
-              <w:rPr>
-                <w:rStyle w:val="Extranjerismo"/>
-                <w:lang w:eastAsia="es-CO"/>
-              </w:rPr>
-              <w:t>Microsites</w:t>
-            </w:r>
-            <w:r>
-              <w:rPr>
-                <w:lang w:eastAsia="es-CO"/>
-              </w:rPr>
-              <w:t>.</w:t>
-            </w:r>
-          </w:p>
-          <w:p>
-            <w:pPr>
-              <w:pStyle w:val="Prrafodelista"/>
-              <w:numPr>
-                <w:ilvl w:val="0"/>
-                <w:numId w:val="23"/>
-              </w:numPr>
-              <w:rPr>
-                <w:lang w:eastAsia="es-CO"/>
-              </w:rPr>
-            </w:pPr>
-            <w:r>
-              <w:rPr>
-                <w:rStyle w:val="Extranjerismo"/>
-                <w:lang w:eastAsia="es-CO"/>
-              </w:rPr>
-              <w:t>Landing pages</w:t>
-            </w:r>
-            <w:r>
-              <w:rPr>
-                <w:lang w:eastAsia="es-CO"/>
-              </w:rPr>
-              <w:t>.</w:t>
-            </w:r>
-          </w:p>
-          <w:p>
-            <w:pPr>
-              <w:pStyle w:val="Prrafodelista"/>
-              <w:numPr>
-                <w:ilvl w:val="0"/>
-                <w:numId w:val="23"/>
-              </w:numPr>
-              <w:rPr>
-                <w:lang w:eastAsia="es-CO"/>
-              </w:rPr>
-            </w:pPr>
-            <w:r>
-              <w:rPr>
-                <w:rStyle w:val="Extranjerismo"/>
-                <w:lang w:eastAsia="es-CO"/>
-              </w:rPr>
-              <w:t xml:space="preserve">Mobile site </w:t>
-            </w:r>
-            <w:r>
-              <w:rPr>
-                <w:rStyle w:val="Extranjerismo"/>
-                <w:lang w:eastAsia="es-CO"/>
-              </w:rPr>
-              <w:t>y</w:t>
-            </w:r>
-            <w:r>
-              <w:rPr>
-                <w:rStyle w:val="Extranjerismo"/>
-                <w:lang w:eastAsia="es-CO"/>
-              </w:rPr>
-              <w:t xml:space="preserve"> apps</w:t>
-            </w:r>
-            <w:r>
-              <w:rPr>
-                <w:lang w:eastAsia="es-CO"/>
-              </w:rPr>
-              <w:t>.</w:t>
-            </w:r>
-          </w:p>
-          <w:p>
-            <w:pPr>
-              <w:pStyle w:val="Prrafodelista"/>
-              <w:numPr>
-                <w:ilvl w:val="0"/>
-                <w:numId w:val="23"/>
-              </w:numPr>
-              <w:rPr>
-                <w:lang w:eastAsia="es-CO"/>
-              </w:rPr>
-            </w:pPr>
-            <w:r>
-              <w:rPr>
-                <w:rStyle w:val="Extranjerismo"/>
-                <w:lang w:eastAsia="es-CO"/>
-              </w:rPr>
-              <w:t>Content marketing</w:t>
-            </w:r>
-            <w:r>
-              <w:rPr>
-                <w:lang w:eastAsia="es-CO"/>
-              </w:rPr>
-              <w:t>.</w:t>
-            </w:r>
-          </w:p>
-          <w:p>
-            <w:pPr>
-              <w:pStyle w:val="Prrafodelista"/>
-              <w:numPr>
-                <w:ilvl w:val="0"/>
-                <w:numId w:val="23"/>
-              </w:numPr>
-              <w:rPr>
-                <w:lang w:eastAsia="es-CO"/>
-              </w:rPr>
-            </w:pPr>
-            <w:r>
-              <w:rPr>
-                <w:rStyle w:val="Extranjerismo"/>
-                <w:lang w:eastAsia="es-CO"/>
-              </w:rPr>
-              <w:t>Blogging</w:t>
-            </w:r>
-            <w:r>
-              <w:rPr>
-                <w:lang w:eastAsia="es-CO"/>
-              </w:rPr>
-              <w:t>.</w:t>
-            </w:r>
-          </w:p>
-          <w:p>
-            <w:pPr>
-              <w:pStyle w:val="Prrafodelista"/>
-              <w:numPr>
-                <w:ilvl w:val="0"/>
-                <w:numId w:val="23"/>
-              </w:numPr>
-              <w:rPr>
-                <w:lang w:eastAsia="es-CO"/>
-              </w:rPr>
-            </w:pPr>
-            <w:r>
-              <w:rPr>
-                <w:rStyle w:val="Extranjerismo"/>
-                <w:lang w:eastAsia="es-CO"/>
-              </w:rPr>
-              <w:t>Email marketing</w:t>
-            </w:r>
-            <w:r>
-              <w:rPr>
-                <w:lang w:eastAsia="es-CO"/>
-              </w:rPr>
-              <w:t>.</w:t>
-            </w:r>
-          </w:p>
-          <w:p>
-            <w:pPr>
-              <w:pStyle w:val="Prrafodelista"/>
-              <w:numPr>
-                <w:ilvl w:val="0"/>
-                <w:numId w:val="23"/>
-              </w:numPr>
-              <w:rPr>
-                <w:lang w:eastAsia="es-CO"/>
-              </w:rPr>
-            </w:pPr>
-            <w:r>
-              <w:rPr>
-                <w:lang w:eastAsia="es-CO"/>
-              </w:rPr>
-              <w:t>SEO.</w:t>
-            </w:r>
-          </w:p>
-          <w:p>
-            <w:pPr>
-              <w:pStyle w:val="Prrafodelista"/>
-              <w:numPr>
-                <w:ilvl w:val="0"/>
-                <w:numId w:val="21"/>
-              </w:numPr>
-              <w:rPr>
-                <w:b/>
-                <w:bCs/>
-                <w:lang w:eastAsia="es-CO"/>
-              </w:rPr>
-            </w:pPr>
-            <w:r>
-              <w:rPr>
-                <w:b/>
-                <w:bCs/>
-                <w:lang w:eastAsia="es-CO"/>
-              </w:rPr>
               <w:t>Medios propios (</w:t>
             </w:r>
             <w:r>
@@ -4511,23 +4494,17 @@
     </w:tbl>
     <w:p>
       <w:pPr>
-        <w:rPr>
-          <w:lang w:eastAsia="es-CO"/>
-        </w:rPr>
-      </w:pPr>
-    </w:p>
-    <w:p>
-      <w:pPr>
         <w:pStyle w:val="Ttulo2"/>
         <w:rPr>
           <w:lang w:val="es-CO"/>
         </w:rPr>
       </w:pPr>
-      <w:bookmarkStart w:id="3" w:name="_Toc232595358"/>
+      <w:bookmarkStart w:id="3" w:name="_Toc242802648"/>
       <w:r>
         <w:rPr>
           <w:lang w:val="es-CO"/>
         </w:rPr>
+        <w:lastRenderedPageBreak/>
         <w:t>Plataformas digitales</w:t>
       </w:r>
       <w:bookmarkEnd w:id="3"/>
@@ -4542,14 +4519,7 @@
         <w:rPr>
           <w:lang w:eastAsia="es-CO"/>
         </w:rPr>
-        <w:t xml:space="preserve">De acuerdo con el portal web Rock Content (2019), las plataformas digitales son aquellos espacios en la web que permiten la ejecución de diversos programas o aplicaciones con la intención de suplir necesidades de los usuarios y facilitar el </w:t>
-      </w:r>
-      <w:r>
-        <w:rPr>
-          <w:lang w:eastAsia="es-CO"/>
-        </w:rPr>
-        <w:lastRenderedPageBreak/>
-        <w:t xml:space="preserve">desarrollo de tareas. Teniendo en cuenta esto, es como se definen los objetivos específicos de cada una de ellas, como se puede </w:t>
+        <w:t xml:space="preserve">De acuerdo con el portal web Rock Content (2019), las plataformas digitales son aquellos espacios en la web que permiten la ejecución de diversos programas o aplicaciones con la intención de suplir necesidades de los usuarios y facilitar el desarrollo de tareas. Teniendo en cuenta esto, es como se definen los objetivos específicos de cada una de ellas, como se puede </w:t>
       </w:r>
       <w:r>
         <w:rPr>
@@ -4585,26 +4555,25 @@
           <w:numId w:val="21"/>
         </w:numPr>
         <w:rPr>
+          <w:lang w:eastAsia="es-CO"/>
+        </w:rPr>
+      </w:pPr>
+      <w:r>
+        <w:rPr>
           <w:b/>
           <w:bCs/>
           <w:lang w:eastAsia="es-CO"/>
         </w:rPr>
-      </w:pPr>
+        <w:t>Plataformas educativas</w:t>
+      </w:r>
       <w:r>
         <w:rPr>
           <w:b/>
           <w:bCs/>
           <w:lang w:eastAsia="es-CO"/>
         </w:rPr>
-        <w:t>Plataformas educativas</w:t>
-      </w:r>
-    </w:p>
-    <w:p>
-      <w:pPr>
-        <w:rPr>
-          <w:lang w:eastAsia="es-CO"/>
-        </w:rPr>
-      </w:pPr>
+        <w:t xml:space="preserve">. </w:t>
+      </w:r>
       <w:r>
         <w:rPr>
           <w:lang w:eastAsia="es-CO"/>
@@ -4620,26 +4589,26 @@
           <w:numId w:val="21"/>
         </w:numPr>
         <w:rPr>
+          <w:lang w:eastAsia="es-CO"/>
+        </w:rPr>
+      </w:pPr>
+      <w:r>
+        <w:rPr>
           <w:b/>
           <w:bCs/>
           <w:lang w:eastAsia="es-CO"/>
         </w:rPr>
-      </w:pPr>
+        <w:lastRenderedPageBreak/>
+        <w:t>Plataformas sociales</w:t>
+      </w:r>
       <w:r>
         <w:rPr>
           <w:b/>
           <w:bCs/>
           <w:lang w:eastAsia="es-CO"/>
         </w:rPr>
-        <w:t>Plataformas sociales</w:t>
-      </w:r>
-    </w:p>
-    <w:p>
-      <w:pPr>
-        <w:rPr>
-          <w:lang w:eastAsia="es-CO"/>
-        </w:rPr>
-      </w:pPr>
+        <w:t xml:space="preserve">. </w:t>
+      </w:r>
       <w:r>
         <w:rPr>
           <w:lang w:eastAsia="es-CO"/>
@@ -4655,26 +4624,25 @@
           <w:numId w:val="21"/>
         </w:numPr>
         <w:rPr>
+          <w:lang w:eastAsia="es-CO"/>
+        </w:rPr>
+      </w:pPr>
+      <w:r>
+        <w:rPr>
           <w:b/>
           <w:bCs/>
           <w:lang w:eastAsia="es-CO"/>
         </w:rPr>
-      </w:pPr>
+        <w:t>Plataformas de comercio electrónico</w:t>
+      </w:r>
       <w:r>
         <w:rPr>
           <w:b/>
           <w:bCs/>
           <w:lang w:eastAsia="es-CO"/>
         </w:rPr>
-        <w:t>Plataformas de comercio electrónico</w:t>
-      </w:r>
-    </w:p>
-    <w:p>
-      <w:pPr>
-        <w:rPr>
-          <w:lang w:eastAsia="es-CO"/>
-        </w:rPr>
-      </w:pPr>
+        <w:t xml:space="preserve">. </w:t>
+      </w:r>
       <w:r>
         <w:rPr>
           <w:lang w:eastAsia="es-CO"/>
@@ -4690,26 +4658,25 @@
           <w:numId w:val="21"/>
         </w:numPr>
         <w:rPr>
+          <w:lang w:eastAsia="es-CO"/>
+        </w:rPr>
+      </w:pPr>
+      <w:r>
+        <w:rPr>
           <w:b/>
           <w:bCs/>
           <w:lang w:eastAsia="es-CO"/>
         </w:rPr>
-      </w:pPr>
+        <w:t>Plataformas especializadas</w:t>
+      </w:r>
       <w:r>
         <w:rPr>
           <w:b/>
           <w:bCs/>
           <w:lang w:eastAsia="es-CO"/>
         </w:rPr>
-        <w:t>Plataformas especializadas</w:t>
-      </w:r>
-    </w:p>
-    <w:p>
-      <w:pPr>
-        <w:rPr>
-          <w:lang w:eastAsia="es-CO"/>
-        </w:rPr>
-      </w:pPr>
+        <w:t xml:space="preserve">. </w:t>
+      </w:r>
       <w:r>
         <w:rPr>
           <w:lang w:eastAsia="es-CO"/>
@@ -4752,7 +4719,7 @@
           <w:lang w:val="es-CO"/>
         </w:rPr>
       </w:pPr>
-      <w:bookmarkStart w:id="4" w:name="_Toc232595359"/>
+      <w:bookmarkStart w:id="4" w:name="_Toc242802649"/>
       <w:r>
         <w:rPr>
           <w:lang w:val="es-CO"/>
@@ -5023,7 +4990,7 @@
           <w:lang w:val="es-CO"/>
         </w:rPr>
       </w:pPr>
-      <w:bookmarkStart w:id="5" w:name="_Toc232595360"/>
+      <w:bookmarkStart w:id="5" w:name="_Toc242802650"/>
       <w:r>
         <w:rPr>
           <w:lang w:val="es-CO"/>
@@ -5240,7 +5207,6 @@
       <w:r>
         <w:rPr>
           <w:rStyle w:val="Extranjerismo"/>
-          <w:lang w:val="es-CO"/>
         </w:rPr>
         <w:t>telemarketing</w:t>
       </w:r>
@@ -5426,12 +5392,21 @@
         </w:rPr>
         <w:t>, como Amazon y Netscape; surge por primera vez el concepto de SEO (</w:t>
       </w:r>
+      <w:proofErr w:type="spellStart"/>
       <w:r>
         <w:rPr>
           <w:rStyle w:val="Extranjerismo"/>
           <w:lang w:val="es-CO"/>
         </w:rPr>
-        <w:t xml:space="preserve">Search </w:t>
+        <w:t>Search</w:t>
+      </w:r>
+      <w:proofErr w:type="spellEnd"/>
+      <w:r>
+        <w:rPr>
+          <w:rStyle w:val="Extranjerismo"/>
+          <w:lang w:val="es-CO"/>
+        </w:rPr>
+        <w:t xml:space="preserve"> </w:t>
       </w:r>
       <w:proofErr w:type="spellStart"/>
       <w:r>
@@ -5582,7 +5557,7 @@
           <w:lang w:val="es-CO"/>
         </w:rPr>
       </w:pPr>
-      <w:bookmarkStart w:id="6" w:name="_Toc232595361"/>
+      <w:bookmarkStart w:id="6" w:name="_Toc242802651"/>
       <w:r>
         <w:rPr>
           <w:lang w:val="es-CO"/>
@@ -5926,7 +5901,7 @@
           <w:lang w:val="es-CO"/>
         </w:rPr>
       </w:pPr>
-      <w:bookmarkStart w:id="7" w:name="_Toc232595362"/>
+      <w:bookmarkStart w:id="7" w:name="_Toc242802652"/>
       <w:r>
         <w:rPr>
           <w:lang w:val="es-CO"/>
@@ -5993,8 +5968,7 @@
           <w:numId w:val="21"/>
         </w:numPr>
         <w:rPr>
-          <w:rStyle w:val="Extranjerismo"/>
-          <w:lang w:val="es-CO" w:eastAsia="es-CO"/>
+          <w:lang w:eastAsia="es-CO"/>
         </w:rPr>
       </w:pPr>
       <w:r>
@@ -6006,13 +5980,15 @@
         </w:rPr>
         <w:t>Blog</w:t>
       </w:r>
-    </w:p>
-    <w:p>
-      <w:pPr>
-        <w:rPr>
-          <w:lang w:eastAsia="es-CO"/>
-        </w:rPr>
-      </w:pPr>
+      <w:r>
+        <w:rPr>
+          <w:rStyle w:val="Extranjerismo"/>
+          <w:b/>
+          <w:bCs/>
+          <w:lang w:val="es-CO" w:eastAsia="es-CO"/>
+        </w:rPr>
+        <w:t xml:space="preserve">. </w:t>
+      </w:r>
       <w:r>
         <w:rPr>
           <w:lang w:eastAsia="es-CO"/>
@@ -6063,12 +6039,19 @@
           <w:numId w:val="21"/>
         </w:numPr>
         <w:rPr>
+          <w:lang w:eastAsia="es-CO"/>
+        </w:rPr>
+      </w:pPr>
+      <w:r>
+        <w:rPr>
           <w:rStyle w:val="Extranjerismo"/>
           <w:b/>
           <w:bCs/>
           <w:lang w:val="es-CO" w:eastAsia="es-CO"/>
         </w:rPr>
-      </w:pPr>
+        <w:lastRenderedPageBreak/>
+        <w:t>E-mail marketing</w:t>
+      </w:r>
       <w:r>
         <w:rPr>
           <w:rStyle w:val="Extranjerismo"/>
@@ -6076,16 +6059,8 @@
           <w:bCs/>
           <w:lang w:val="es-CO" w:eastAsia="es-CO"/>
         </w:rPr>
-        <w:lastRenderedPageBreak/>
-        <w:t>E-mail marketing</w:t>
-      </w:r>
-    </w:p>
-    <w:p>
-      <w:pPr>
-        <w:rPr>
-          <w:lang w:eastAsia="es-CO"/>
-        </w:rPr>
-      </w:pPr>
+        <w:t xml:space="preserve">. </w:t>
+      </w:r>
       <w:r>
         <w:rPr>
           <w:lang w:eastAsia="es-CO"/>
@@ -6113,10 +6088,7 @@
           <w:numId w:val="21"/>
         </w:numPr>
         <w:rPr>
-          <w:rStyle w:val="Extranjerismo"/>
-          <w:b/>
-          <w:bCs/>
-          <w:lang w:val="es-CO"/>
+          <w:lang w:eastAsia="es-CO"/>
         </w:rPr>
       </w:pPr>
       <w:r>
@@ -6128,26 +6100,27 @@
         </w:rPr>
         <w:t>Social media</w:t>
       </w:r>
-    </w:p>
-    <w:p>
-      <w:pPr>
-        <w:rPr>
-          <w:lang w:eastAsia="es-CO"/>
-        </w:rPr>
-      </w:pPr>
+      <w:r>
+        <w:rPr>
+          <w:rStyle w:val="Extranjerismo"/>
+          <w:b/>
+          <w:bCs/>
+          <w:lang w:val="es-CO" w:eastAsia="es-CO"/>
+        </w:rPr>
+        <w:t xml:space="preserve">. </w:t>
+      </w:r>
       <w:r>
         <w:rPr>
           <w:lang w:eastAsia="es-CO"/>
         </w:rPr>
         <w:t>Este radica en las redes sociales, que, como su nombre lo indica, son redes que atrapan usuarios en torno a una empresa o marca definida. Lo que se espera de esto es generar y mantener una comunidad que interactúa al compartir contenido y experiencias que surgen a partir de lo que se promociona.</w:t>
       </w:r>
-    </w:p>
-    <w:p>
-      <w:pPr>
-        <w:rPr>
-          <w:lang w:eastAsia="es-CO"/>
-        </w:rPr>
-      </w:pPr>
+      <w:r>
+        <w:rPr>
+          <w:lang w:eastAsia="es-CO"/>
+        </w:rPr>
+        <w:t xml:space="preserve"> </w:t>
+      </w:r>
       <w:r>
         <w:rPr>
           <w:lang w:eastAsia="es-CO"/>
@@ -6163,38 +6136,46 @@
           <w:numId w:val="21"/>
         </w:numPr>
         <w:rPr>
+          <w:lang w:eastAsia="es-CO"/>
+        </w:rPr>
+      </w:pPr>
+      <w:r>
+        <w:rPr>
           <w:b/>
           <w:bCs/>
           <w:lang w:eastAsia="es-CO"/>
         </w:rPr>
-      </w:pPr>
+        <w:t>Posicionamiento en motores de búsqueda</w:t>
+      </w:r>
       <w:r>
         <w:rPr>
           <w:b/>
           <w:bCs/>
           <w:lang w:eastAsia="es-CO"/>
         </w:rPr>
-        <w:t>Posicionamiento en motores de búsqueda</w:t>
-      </w:r>
-    </w:p>
-    <w:p>
-      <w:pPr>
-        <w:rPr>
-          <w:lang w:eastAsia="es-CO"/>
-        </w:rPr>
-      </w:pPr>
+        <w:t xml:space="preserve">. </w:t>
+      </w:r>
       <w:r>
         <w:rPr>
           <w:lang w:eastAsia="es-CO"/>
         </w:rPr>
         <w:t>Al hablar de posicionamiento en motores de búsqueda, se hace referencia al SEO (</w:t>
       </w:r>
+      <w:proofErr w:type="spellStart"/>
       <w:r>
         <w:rPr>
           <w:rStyle w:val="Extranjerismo"/>
           <w:lang w:val="es-CO"/>
         </w:rPr>
-        <w:t xml:space="preserve">Search </w:t>
+        <w:t>Search</w:t>
+      </w:r>
+      <w:proofErr w:type="spellEnd"/>
+      <w:r>
+        <w:rPr>
+          <w:rStyle w:val="Extranjerismo"/>
+          <w:lang w:val="es-CO"/>
+        </w:rPr>
+        <w:t xml:space="preserve"> </w:t>
       </w:r>
       <w:proofErr w:type="spellStart"/>
       <w:r>
@@ -6236,8 +6217,6 @@
           <w:numId w:val="21"/>
         </w:numPr>
         <w:rPr>
-          <w:b/>
-          <w:bCs/>
           <w:lang w:eastAsia="es-CO"/>
         </w:rPr>
       </w:pPr>
@@ -6258,25 +6237,27 @@
         </w:rPr>
         <w:t>online</w:t>
       </w:r>
-    </w:p>
-    <w:p>
-      <w:pPr>
-        <w:rPr>
-          <w:lang w:eastAsia="es-CO"/>
-        </w:rPr>
-      </w:pPr>
-      <w:r>
-        <w:rPr>
-          <w:lang w:eastAsia="es-CO"/>
-        </w:rPr>
-        <w:t xml:space="preserve">Es el pago de publicidad digital por medio de las distintas plataformas que la empresa o marca necesite para potenciar el mensaje con el público que desea alcanzar, lo que se traduce como una buena forma de darse a conocer y captar nuevos usuarios. </w:t>
+      <w:r>
+        <w:rPr>
+          <w:rStyle w:val="Extranjerismo"/>
+          <w:b/>
+          <w:bCs/>
+          <w:lang w:val="es-CO" w:eastAsia="es-CO"/>
+        </w:rPr>
+        <w:t xml:space="preserve">. </w:t>
+      </w:r>
+      <w:r>
+        <w:rPr>
+          <w:lang w:eastAsia="es-CO"/>
+        </w:rPr>
+        <w:t xml:space="preserve">Es el pago de publicidad digital por medio de las distintas plataformas que la empresa o marca necesite para potenciar el mensaje con el público que desea alcanzar, lo que se traduce como una buena forma de darse a conocer y captar nuevos usuarios. Esto significa que, además de los contenidos publicitarios orgánicos que generan </w:t>
       </w:r>
       <w:r>
         <w:rPr>
           <w:lang w:eastAsia="es-CO"/>
         </w:rPr>
         <w:lastRenderedPageBreak/>
-        <w:t>Esto significa que, además de los contenidos publicitarios orgánicos que generan atención, el pago de pauta digital llega al público deseado a partir de una adecuada segmentación.</w:t>
+        <w:t>atención, el pago de pauta digital llega al público deseado a partir de una adecuada segmentación.</w:t>
       </w:r>
     </w:p>
     <w:p>
@@ -6322,7 +6303,7 @@
           <w:lang w:val="es-CO"/>
         </w:rPr>
       </w:pPr>
-      <w:bookmarkStart w:id="8" w:name="_Toc232595363"/>
+      <w:bookmarkStart w:id="8" w:name="_Toc242802653"/>
       <w:r>
         <w:rPr>
           <w:lang w:val="es-CO"/>
@@ -6345,50 +6326,68 @@
         </w:rPr>
         <w:t xml:space="preserve">Para entender el significado de </w:t>
       </w:r>
+      <w:proofErr w:type="spellStart"/>
       <w:r>
         <w:rPr>
           <w:rStyle w:val="Extranjerismo"/>
           <w:lang w:val="es-CO"/>
         </w:rPr>
-        <w:t xml:space="preserve">Search </w:t>
-      </w:r>
-      <w:proofErr w:type="spellStart"/>
+        <w:t>Search</w:t>
+      </w:r>
+      <w:proofErr w:type="spellEnd"/>
       <w:r>
         <w:rPr>
           <w:rStyle w:val="Extranjerismo"/>
           <w:lang w:val="es-CO"/>
         </w:rPr>
-        <w:t>Engine</w:t>
-      </w:r>
-      <w:proofErr w:type="spellEnd"/>
+        <w:t xml:space="preserve"> </w:t>
+      </w:r>
+      <w:proofErr w:type="spellStart"/>
       <w:r>
         <w:rPr>
           <w:rStyle w:val="Extranjerismo"/>
           <w:lang w:val="es-CO"/>
         </w:rPr>
-        <w:t xml:space="preserve"> </w:t>
-      </w:r>
-      <w:proofErr w:type="spellStart"/>
+        <w:t>Engine</w:t>
+      </w:r>
+      <w:proofErr w:type="spellEnd"/>
       <w:r>
         <w:rPr>
           <w:rStyle w:val="Extranjerismo"/>
           <w:lang w:val="es-CO"/>
         </w:rPr>
-        <w:t>Optimization</w:t>
-      </w:r>
-      <w:proofErr w:type="spellEnd"/>
-      <w:r>
-        <w:rPr>
-          <w:lang w:eastAsia="es-CO"/>
-        </w:rPr>
-        <w:t xml:space="preserve"> (SEO) y </w:t>
-      </w:r>
+        <w:t xml:space="preserve"> </w:t>
+      </w:r>
+      <w:proofErr w:type="spellStart"/>
       <w:r>
         <w:rPr>
           <w:rStyle w:val="Extranjerismo"/>
           <w:lang w:val="es-CO"/>
         </w:rPr>
-        <w:t xml:space="preserve">Search </w:t>
+        <w:t>Optimization</w:t>
+      </w:r>
+      <w:proofErr w:type="spellEnd"/>
+      <w:r>
+        <w:rPr>
+          <w:lang w:eastAsia="es-CO"/>
+        </w:rPr>
+        <w:t xml:space="preserve"> (SEO) y </w:t>
+      </w:r>
+      <w:proofErr w:type="spellStart"/>
+      <w:r>
+        <w:rPr>
+          <w:rStyle w:val="Extranjerismo"/>
+          <w:lang w:val="es-CO"/>
+        </w:rPr>
+        <w:t>Search</w:t>
+      </w:r>
+      <w:proofErr w:type="spellEnd"/>
+      <w:r>
+        <w:rPr>
+          <w:rStyle w:val="Extranjerismo"/>
+          <w:lang w:val="es-CO"/>
+        </w:rPr>
+        <w:t xml:space="preserve"> </w:t>
       </w:r>
       <w:proofErr w:type="spellStart"/>
       <w:r>
@@ -6447,26 +6446,25 @@
           <w:numId w:val="21"/>
         </w:numPr>
         <w:rPr>
+          <w:lang w:eastAsia="es-CO"/>
+        </w:rPr>
+      </w:pPr>
+      <w:r>
+        <w:rPr>
           <w:b/>
           <w:bCs/>
           <w:lang w:eastAsia="es-CO"/>
         </w:rPr>
-      </w:pPr>
+        <w:t>SEO</w:t>
+      </w:r>
       <w:r>
         <w:rPr>
           <w:b/>
           <w:bCs/>
           <w:lang w:eastAsia="es-CO"/>
         </w:rPr>
-        <w:t>SEO</w:t>
-      </w:r>
-    </w:p>
-    <w:p>
-      <w:pPr>
-        <w:rPr>
-          <w:lang w:eastAsia="es-CO"/>
-        </w:rPr>
-      </w:pPr>
+        <w:t xml:space="preserve">. </w:t>
+      </w:r>
       <w:r>
         <w:rPr>
           <w:lang w:eastAsia="es-CO"/>
@@ -6496,73 +6494,30 @@
           <w:numId w:val="21"/>
         </w:numPr>
         <w:rPr>
+          <w:lang w:eastAsia="es-CO"/>
+        </w:rPr>
+      </w:pPr>
+      <w:r>
+        <w:rPr>
           <w:b/>
           <w:bCs/>
           <w:lang w:eastAsia="es-CO"/>
         </w:rPr>
-      </w:pPr>
+        <w:t>SEM</w:t>
+      </w:r>
       <w:r>
         <w:rPr>
           <w:b/>
           <w:bCs/>
           <w:lang w:eastAsia="es-CO"/>
         </w:rPr>
-        <w:t>SEM</w:t>
-      </w:r>
-    </w:p>
-    <w:p>
-      <w:pPr>
-        <w:rPr>
-          <w:lang w:eastAsia="es-CO"/>
-        </w:rPr>
-      </w:pPr>
-      <w:r>
-        <w:rPr>
-          <w:lang w:eastAsia="es-CO"/>
-        </w:rPr>
-        <w:t xml:space="preserve">Por otro lado, según el portal web </w:t>
-      </w:r>
-      <w:proofErr w:type="spellStart"/>
-      <w:r>
-        <w:rPr>
-          <w:lang w:eastAsia="es-CO"/>
-        </w:rPr>
-        <w:t>Cyberclick</w:t>
-      </w:r>
-      <w:proofErr w:type="spellEnd"/>
-      <w:r>
-        <w:rPr>
-          <w:lang w:eastAsia="es-CO"/>
-        </w:rPr>
-        <w:t xml:space="preserve"> (</w:t>
-      </w:r>
-      <w:proofErr w:type="spellStart"/>
-      <w:r>
-        <w:rPr>
-          <w:lang w:eastAsia="es-CO"/>
-        </w:rPr>
-        <w:t>Cyberclick</w:t>
-      </w:r>
-      <w:proofErr w:type="spellEnd"/>
-      <w:r>
-        <w:rPr>
-          <w:lang w:eastAsia="es-CO"/>
-        </w:rPr>
-        <w:t xml:space="preserve"> </w:t>
-      </w:r>
-      <w:proofErr w:type="spellStart"/>
-      <w:r>
-        <w:rPr>
-          <w:lang w:eastAsia="es-CO"/>
-        </w:rPr>
-        <w:t>Academy</w:t>
-      </w:r>
-      <w:proofErr w:type="spellEnd"/>
-      <w:r>
-        <w:rPr>
-          <w:lang w:eastAsia="es-CO"/>
-        </w:rPr>
-        <w:t xml:space="preserve">, 2020), se denomina SEM a las campañas de anuncios pagados desarrolladas en los buscadores y </w:t>
+        <w:t xml:space="preserve">. </w:t>
+      </w:r>
+      <w:r>
+        <w:rPr>
+          <w:lang w:eastAsia="es-CO"/>
+        </w:rPr>
+        <w:t xml:space="preserve">Por otro lado, según el portal web Cyberclick (Cyberclick Academy, 2020), se denomina SEM a las campañas de anuncios pagados desarrolladas en los buscadores y </w:t>
       </w:r>
       <w:r>
         <w:rPr>
@@ -6587,26 +6542,20 @@
         <w:rPr>
           <w:lang w:eastAsia="es-CO"/>
         </w:rPr>
-        <w:t xml:space="preserve"> para las campañas digitales, posicionándolas en primer lugar de búsqueda, </w:t>
-      </w:r>
+        <w:t xml:space="preserve"> para las campañas digitales, posicionándolas en primer lugar de búsqueda, siempre y cuando el anunciante tenga un presupuesto definido para esta estrategia, en la que se cobra por cada clic que realicen los usuarios.</w:t>
+      </w:r>
+    </w:p>
+    <w:p>
+      <w:pPr>
+        <w:rPr>
+          <w:lang w:eastAsia="es-CO"/>
+        </w:rPr>
+      </w:pPr>
       <w:r>
         <w:rPr>
           <w:lang w:eastAsia="es-CO"/>
         </w:rPr>
         <w:lastRenderedPageBreak/>
-        <w:t>siempre y cuando el anunciante tenga un presupuesto definido para esta estrategia, en la que se cobra por cada clic que realicen los usuarios.</w:t>
-      </w:r>
-    </w:p>
-    <w:p>
-      <w:pPr>
-        <w:rPr>
-          <w:lang w:eastAsia="es-CO"/>
-        </w:rPr>
-      </w:pPr>
-      <w:r>
-        <w:rPr>
-          <w:lang w:eastAsia="es-CO"/>
-        </w:rPr>
         <w:t>Con la información suministrada, se puede ver que la gran diferencia entre SEO y SEM radica en que la marca anunciante, por el hecho de realizar un pago definido, tendrá total certeza de posicionarse en las búsquedas relacionadas con su público objetivo. Mientras que el posicionamiento que no requiere de pago sí necesita mayor trabajo, con una constante generación de contenidos de interés y un sitio web que inspire visitar, con relación a determinadas palabras clave.</w:t>
       </w:r>
     </w:p>
@@ -6673,7 +6622,7 @@
           <w:lang w:val="es-CO"/>
         </w:rPr>
       </w:pPr>
-      <w:bookmarkStart w:id="9" w:name="_Toc232595364"/>
+      <w:bookmarkStart w:id="9" w:name="_Toc242802654"/>
       <w:r>
         <w:rPr>
           <w:lang w:val="es-CO"/>
@@ -6757,9 +6706,9 @@
           <w:lang w:eastAsia="es-CO"/>
         </w:rPr>
         <w:drawing>
-          <wp:inline distT="0" distB="0" distL="0" distR="0" wp14:anchorId="57C83287" wp14:editId="490C527F">
-            <wp:extent cx="5753100" cy="1178082"/>
-            <wp:effectExtent l="0" t="0" r="0" b="3175"/>
+          <wp:inline distT="0" distB="0" distL="0" distR="0" wp14:anchorId="57C83287" wp14:editId="2C7A7107">
+            <wp:extent cx="4680000" cy="957600"/>
+            <wp:effectExtent l="0" t="0" r="6350" b="0"/>
             <wp:docPr id="467366666" name="Imagen 1" descr="Investigación:&#10;Público.&#10;Contenido y diseño.&#10;Redes sociales.&#10;Comunicación.&#10;Competencia.&#10;&#10;Objetivos:&#10;Objetivos cuantitativos.&#10;Objetivos cualitativos.&#10;Definición de KPI.&#10;&#10;Estrategias:&#10;Segmentación.&#10;Posicionamiento.&#10;Definición de estrategias.&#10;Ejecución de tácticas.&#10;&#10;Análisis:&#10;Monitorización.&#10;Medición de KPI.&#10;Análisis de los resultados.&#10;Elaboración de informes."/>
             <wp:cNvGraphicFramePr>
               <a:graphicFrameLocks xmlns:a="http://schemas.openxmlformats.org/drawingml/2006/main" noChangeAspect="1"/>
@@ -6780,7 +6729,7 @@
                   <pic:spPr>
                     <a:xfrm>
                       <a:off x="0" y="0"/>
-                      <a:ext cx="5774444" cy="1182453"/>
+                      <a:ext cx="4680000" cy="957600"/>
                     </a:xfrm>
                     <a:prstGeom prst="rect">
                       <a:avLst/>
@@ -6795,7 +6744,7 @@
     </w:p>
     <w:p>
       <w:pPr>
-        <w:ind w:left="708" w:firstLine="1"/>
+        <w:ind w:left="708" w:firstLine="708"/>
         <w:rPr>
           <w:lang w:eastAsia="es-CO"/>
         </w:rPr>
@@ -6840,7 +6789,7 @@
           <w:lang w:val="es-CO"/>
         </w:rPr>
       </w:pPr>
-      <w:bookmarkStart w:id="10" w:name="_Toc232595365"/>
+      <w:bookmarkStart w:id="10" w:name="_Toc242802655"/>
       <w:r>
         <w:rPr>
           <w:lang w:val="es-CO"/>
@@ -6884,7 +6833,6 @@
         <w:rPr>
           <w:lang w:eastAsia="es-CO"/>
         </w:rPr>
-        <w:lastRenderedPageBreak/>
         <w:t>Según Xie (2019), algunas estrategias destacadas y sus objetivos se presentan en el siguiente video:</w:t>
       </w:r>
     </w:p>
@@ -6897,6 +6845,7 @@
         </w:rPr>
       </w:pPr>
       <w:r>
+        <w:lastRenderedPageBreak/>
         <w:t>Tipos de estrategias</w:t>
       </w:r>
     </w:p>
@@ -6909,8 +6858,8 @@
           <w:noProof/>
         </w:rPr>
         <w:drawing>
-          <wp:inline distT="0" distB="0" distL="0" distR="0" wp14:anchorId="37BC7F42" wp14:editId="67BA9716">
-            <wp:extent cx="4680000" cy="2632499"/>
+          <wp:inline distT="0" distB="0" distL="0" distR="0" wp14:anchorId="37BC7F42" wp14:editId="0F3BD298">
+            <wp:extent cx="4680000" cy="2631600"/>
             <wp:effectExtent l="0" t="0" r="6350" b="0"/>
             <wp:docPr id="202589368" name="Imagen 202589368">
               <a:extLst xmlns:a="http://schemas.openxmlformats.org/drawingml/2006/main">
@@ -6952,7 +6901,7 @@
                   <pic:spPr bwMode="auto">
                     <a:xfrm>
                       <a:off x="0" y="0"/>
-                      <a:ext cx="4680000" cy="2632499"/>
+                      <a:ext cx="4680000" cy="2631600"/>
                     </a:xfrm>
                     <a:prstGeom prst="rect">
                       <a:avLst/>
@@ -7161,7 +7110,16 @@
               <w:t>,</w:t>
             </w:r>
             <w:r>
-              <w:t xml:space="preserve"> blogs, redes sociales, </w:t>
+              <w:t xml:space="preserve"> </w:t>
+            </w:r>
+            <w:r>
+              <w:rPr>
+                <w:rStyle w:val="Extranjerismo"/>
+              </w:rPr>
+              <w:t>blogs</w:t>
+            </w:r>
+            <w:r>
+              <w:t xml:space="preserve">, redes sociales, </w:t>
             </w:r>
             <w:proofErr w:type="spellStart"/>
             <w:r>
@@ -7209,11 +7167,7 @@
               <w:t xml:space="preserve"> marketing</w:t>
             </w:r>
             <w:r>
-              <w:t xml:space="preserve"> más </w:t>
-            </w:r>
-            <w:r>
-              <w:lastRenderedPageBreak/>
-              <w:t xml:space="preserve">utilizadas: </w:t>
+              <w:t xml:space="preserve"> más utilizadas: </w:t>
             </w:r>
             <w:proofErr w:type="spellStart"/>
             <w:r>
@@ -7293,21 +7247,12 @@
             <w:r>
               <w:t xml:space="preserve"> y </w:t>
             </w:r>
-            <w:proofErr w:type="spellStart"/>
             <w:r>
               <w:rPr>
                 <w:rStyle w:val="Extranjerismo"/>
                 <w:lang w:val="es-CO"/>
               </w:rPr>
-              <w:t>mobile</w:t>
-            </w:r>
-            <w:proofErr w:type="spellEnd"/>
-            <w:r>
-              <w:rPr>
-                <w:rStyle w:val="Extranjerismo"/>
-                <w:lang w:val="es-CO"/>
-              </w:rPr>
-              <w:t xml:space="preserve"> marketing</w:t>
+              <w:t>mobile marketing</w:t>
             </w:r>
             <w:r>
               <w:t>.</w:t>
@@ -7315,6 +7260,7 @@
           </w:p>
           <w:p>
             <w:r>
+              <w:lastRenderedPageBreak/>
               <w:t xml:space="preserve">El </w:t>
             </w:r>
             <w:proofErr w:type="spellStart"/>
@@ -7381,21 +7327,12 @@
             <w:r>
               <w:t xml:space="preserve">El </w:t>
             </w:r>
-            <w:proofErr w:type="spellStart"/>
             <w:r>
               <w:rPr>
                 <w:rStyle w:val="Extranjerismo"/>
                 <w:lang w:val="es-CO"/>
               </w:rPr>
-              <w:t>influencers</w:t>
-            </w:r>
-            <w:proofErr w:type="spellEnd"/>
-            <w:r>
-              <w:rPr>
-                <w:rStyle w:val="Extranjerismo"/>
-                <w:lang w:val="es-CO"/>
-              </w:rPr>
-              <w:t xml:space="preserve"> marketing</w:t>
+              <w:t>influencers marketing</w:t>
             </w:r>
             <w:r>
               <w:t xml:space="preserve"> se centra en construcción de comunidad y dar visibilidad de la marca a través de embajadores y defensores de la marca.</w:t>
@@ -7405,21 +7342,12 @@
             <w:r>
               <w:t xml:space="preserve">El </w:t>
             </w:r>
-            <w:proofErr w:type="spellStart"/>
             <w:r>
               <w:rPr>
                 <w:rStyle w:val="Extranjerismo"/>
                 <w:lang w:val="es-CO"/>
               </w:rPr>
-              <w:t>mobile</w:t>
-            </w:r>
-            <w:proofErr w:type="spellEnd"/>
-            <w:r>
-              <w:rPr>
-                <w:rStyle w:val="Extranjerismo"/>
-                <w:lang w:val="es-CO"/>
-              </w:rPr>
-              <w:t xml:space="preserve"> marketing</w:t>
+              <w:t>mobile marketing</w:t>
             </w:r>
             <w:r>
               <w:t xml:space="preserve"> aprovecha los dispositivos móviles para generar una comunicación rápida y eficaz con el consumidor, lo que permite el despliegue de campañas publicitarias a través de mensajes de texto </w:t>
@@ -7445,7 +7373,7 @@
           <w:lang w:val="es-CO"/>
         </w:rPr>
       </w:pPr>
-      <w:bookmarkStart w:id="11" w:name="_Toc232595366"/>
+      <w:bookmarkStart w:id="11" w:name="_Toc242802656"/>
       <w:r>
         <w:rPr>
           <w:lang w:val="es-CO"/>
@@ -7497,7 +7425,14 @@
         <w:rPr>
           <w:lang w:eastAsia="es-CO"/>
         </w:rPr>
-        <w:t xml:space="preserve"> digital se puede definir como el plan de ruta para la consecución de una meta determinada, lo que permite un enfoque más preciso en la centralización de todos los esfuerzos por un único objetivo y fomenta la creatividad en la búsqueda de los mejores mecanismos para su desarrollo. </w:t>
+        <w:t xml:space="preserve"> digital se puede definir como el plan de ruta para la consecución de una meta determinada, lo que permite un enfoque más preciso en la </w:t>
+      </w:r>
+      <w:r>
+        <w:rPr>
+          <w:lang w:eastAsia="es-CO"/>
+        </w:rPr>
+        <w:lastRenderedPageBreak/>
+        <w:t xml:space="preserve">centralización de todos los esfuerzos por un único objetivo y fomenta la creatividad en la búsqueda de los mejores mecanismos para su desarrollo. </w:t>
       </w:r>
     </w:p>
     <w:p>
@@ -7939,7 +7874,7 @@
           <w:lang w:val="es-CO"/>
         </w:rPr>
       </w:pPr>
-      <w:bookmarkStart w:id="12" w:name="_Toc232595367"/>
+      <w:bookmarkStart w:id="12" w:name="_Toc242802657"/>
       <w:r>
         <w:rPr>
           <w:rStyle w:val="Extranjerismo"/>
@@ -8901,7 +8836,7 @@
           <w:lang w:val="es-CO"/>
         </w:rPr>
       </w:pPr>
-      <w:bookmarkStart w:id="13" w:name="_Toc232595368"/>
+      <w:bookmarkStart w:id="13" w:name="_Toc242802658"/>
       <w:r>
         <w:rPr>
           <w:lang w:val="es-CO"/>
@@ -8971,9 +8906,9 @@
           <w:lang w:eastAsia="es-CO"/>
         </w:rPr>
         <w:drawing>
-          <wp:inline distT="0" distB="0" distL="0" distR="0" wp14:anchorId="25FFF36C" wp14:editId="5EC78D36">
-            <wp:extent cx="4914900" cy="3606823"/>
-            <wp:effectExtent l="0" t="0" r="0" b="0"/>
+          <wp:inline distT="0" distB="0" distL="0" distR="0" wp14:anchorId="25FFF36C" wp14:editId="0245026B">
+            <wp:extent cx="4680000" cy="3434400"/>
+            <wp:effectExtent l="0" t="0" r="6350" b="0"/>
             <wp:docPr id="1800085846" name="Imagen 1" descr="La figura describe la clasificación de las redes sociales en verticales y horizontales. Las redes sociales verticales se especializan en temas o intereses específicos, como ámbitos profesionales, educativos, de ocio y de contenidos. Entre sus temáticas se encuentran los videojuegos, los animales, la lectura, los viajes, la comida y el deporte, así como el intercambio de documentos, videos, imágenes, música y otros contenidos. Las redes sociales horizontales se presentan como una categoría general sin una temática específica."/>
             <wp:cNvGraphicFramePr>
               <a:graphicFrameLocks xmlns:a="http://schemas.openxmlformats.org/drawingml/2006/main" noChangeAspect="1"/>
@@ -8994,7 +8929,7 @@
                   <pic:spPr>
                     <a:xfrm>
                       <a:off x="0" y="0"/>
-                      <a:ext cx="4924846" cy="3614122"/>
+                      <a:ext cx="4680000" cy="3434400"/>
                     </a:xfrm>
                     <a:prstGeom prst="rect">
                       <a:avLst/>
@@ -9155,7 +9090,6 @@
               <w:rPr>
                 <w:lang w:eastAsia="es-CO"/>
               </w:rPr>
-              <w:lastRenderedPageBreak/>
               <w:t>Redes sociales de ocio.</w:t>
             </w:r>
           </w:p>
@@ -9175,6 +9109,7 @@
               <w:rPr>
                 <w:lang w:eastAsia="es-CO"/>
               </w:rPr>
+              <w:lastRenderedPageBreak/>
               <w:t>Videojuegos.</w:t>
             </w:r>
           </w:p>
@@ -9510,13 +9445,27 @@
         <w:rPr>
           <w:lang w:eastAsia="es-CO"/>
         </w:rPr>
-        <w:t xml:space="preserve"> Tok, </w:t>
+        <w:t xml:space="preserve"> </w:t>
       </w:r>
       <w:proofErr w:type="spellStart"/>
       <w:r>
         <w:rPr>
           <w:lang w:eastAsia="es-CO"/>
         </w:rPr>
+        <w:t>Tok</w:t>
+      </w:r>
+      <w:proofErr w:type="spellEnd"/>
+      <w:r>
+        <w:rPr>
+          <w:lang w:eastAsia="es-CO"/>
+        </w:rPr>
+        <w:t xml:space="preserve">, </w:t>
+      </w:r>
+      <w:proofErr w:type="spellStart"/>
+      <w:r>
+        <w:rPr>
+          <w:lang w:eastAsia="es-CO"/>
+        </w:rPr>
         <w:t>Linkedin</w:t>
       </w:r>
       <w:proofErr w:type="spellEnd"/>
@@ -9534,7 +9483,7 @@
           <w:lang w:val="es-CO"/>
         </w:rPr>
       </w:pPr>
-      <w:bookmarkStart w:id="14" w:name="_Toc232595369"/>
+      <w:bookmarkStart w:id="14" w:name="_Toc242802659"/>
       <w:r>
         <w:rPr>
           <w:lang w:val="es-CO"/>
@@ -9553,14 +9502,7 @@
         <w:rPr>
           <w:lang w:eastAsia="es-CO"/>
         </w:rPr>
-        <w:t xml:space="preserve">Para que una red social genere interés, debe partir de la generación de contenidos de valor para la audiencia que recibe la información. Dichos contenidos </w:t>
-      </w:r>
-      <w:r>
-        <w:rPr>
-          <w:lang w:eastAsia="es-CO"/>
-        </w:rPr>
-        <w:lastRenderedPageBreak/>
-        <w:t xml:space="preserve">pueden variar dependiendo del tipo de publicaciones que permita cada red social en su </w:t>
+        <w:t xml:space="preserve">Para que una red social genere interés, debe partir de la generación de contenidos de valor para la audiencia que recibe la información. Dichos contenidos pueden variar dependiendo del tipo de publicaciones que permita cada red social en su </w:t>
       </w:r>
       <w:proofErr w:type="spellStart"/>
       <w:r>
@@ -9568,6 +9510,7 @@
           <w:rStyle w:val="Extranjerismo"/>
           <w:lang w:val="es-CO"/>
         </w:rPr>
+        <w:lastRenderedPageBreak/>
         <w:t>feed</w:t>
       </w:r>
       <w:proofErr w:type="spellEnd"/>
@@ -10020,7 +9963,7 @@
           <w:lang w:val="es-CO"/>
         </w:rPr>
       </w:pPr>
-      <w:bookmarkStart w:id="15" w:name="_Toc232595370"/>
+      <w:bookmarkStart w:id="15" w:name="_Toc242802660"/>
       <w:r>
         <w:rPr>
           <w:lang w:val="es-CO"/>
@@ -10124,7 +10067,7 @@
           <w:lang w:val="es-CO"/>
         </w:rPr>
       </w:pPr>
-      <w:bookmarkStart w:id="16" w:name="_Toc232595371"/>
+      <w:bookmarkStart w:id="16" w:name="_Toc242802661"/>
       <w:r>
         <w:rPr>
           <w:lang w:val="es-CO"/>
@@ -10143,7 +10086,19 @@
         <w:rPr>
           <w:lang w:eastAsia="es-CO"/>
         </w:rPr>
-        <w:t xml:space="preserve">De acuerdo con el portal web En TIC Confío (2015), en Colombia, el Ministerio de las TIC es el ente encargado de regular la actividad digital, y aunque no hay una normativa específica para social media, sí existen leyes que protegen la información y los datos personales, así como las tecnologías de la información y la comunicación en general. Es de resaltar que, en cuanto a las redes sociales, se puede acudir al Artículo 15 de la Constitución Nacional, que hace referencia al derecho a la intimidad personal y familiar y al buen nombre. Además, el Gobierno ha trabajado por la implementación de mecanismos jurídicos como la Ley 1273 de 2009, que modificó el Código Penal y donde se incluyen delitos digitales relacionados con la comprobación del acceso ilegal al perfil de otra persona o la violación de datos personales. Igualmente, la difamación por </w:t>
+        <w:t xml:space="preserve">De acuerdo con el portal web En TIC Confío (2015), en Colombia, el Ministerio de las TIC es el ente encargado de regular la actividad digital, y aunque no hay una normativa específica para </w:t>
+      </w:r>
+      <w:r>
+        <w:rPr>
+          <w:rStyle w:val="Extranjerismo"/>
+        </w:rPr>
+        <w:t>social media</w:t>
+      </w:r>
+      <w:r>
+        <w:rPr>
+          <w:lang w:eastAsia="es-CO"/>
+        </w:rPr>
+        <w:t xml:space="preserve">, sí existen leyes que protegen la información y los datos personales, así como las tecnologías de la información y la comunicación en general. Es de resaltar que, en cuanto a las redes sociales, se puede acudir al Artículo 15 de la Constitución Nacional, que hace referencia al derecho a la intimidad personal y familiar y al buen nombre. Además, el Gobierno ha trabajado por la implementación de mecanismos jurídicos como la Ley 1273 de 2009, que modificó el Código Penal y donde se incluyen delitos digitales relacionados con la comprobación del acceso ilegal al perfil de otra persona o la violación de datos personales. Igualmente, la difamación por </w:t>
       </w:r>
       <w:r>
         <w:rPr>
@@ -10160,7 +10115,7 @@
           <w:lang w:val="es-CO"/>
         </w:rPr>
       </w:pPr>
-      <w:bookmarkStart w:id="17" w:name="_Toc232595372"/>
+      <w:bookmarkStart w:id="17" w:name="_Toc242802662"/>
       <w:r>
         <w:rPr>
           <w:lang w:val="es-CO"/>
@@ -10256,7 +10211,7 @@
           <w:lang w:val="es-CO"/>
         </w:rPr>
       </w:pPr>
-      <w:bookmarkStart w:id="18" w:name="_Toc232595373"/>
+      <w:bookmarkStart w:id="18" w:name="_Toc242802663"/>
       <w:r>
         <w:rPr>
           <w:lang w:val="es-CO"/>
@@ -10577,7 +10532,7 @@
           <w:lang w:val="es-CO"/>
         </w:rPr>
       </w:pPr>
-      <w:bookmarkStart w:id="19" w:name="_Toc232595374"/>
+      <w:bookmarkStart w:id="19" w:name="_Toc242802664"/>
       <w:r>
         <w:rPr>
           <w:lang w:val="es-CO"/>
@@ -10635,7 +10590,19 @@
         <w:rPr>
           <w:lang w:eastAsia="es-CO"/>
         </w:rPr>
-        <w:t xml:space="preserve"> digital en contextos actuales de comunicación y comercialización, a través del reconocimiento de medios propios, pagados y ganados, así como del uso de plataformas digitales, el componente introduce herramientas como blog, </w:t>
+        <w:t xml:space="preserve"> digital en contextos actuales de comunicación y comercialización, a través del reconocimiento de medios propios, pagados y ganados, así como del uso de plataformas digitales, el componente introduce herramientas como </w:t>
+      </w:r>
+      <w:r>
+        <w:rPr>
+          <w:rStyle w:val="Extranjerismo"/>
+        </w:rPr>
+        <w:t>blog</w:t>
+      </w:r>
+      <w:r>
+        <w:rPr>
+          <w:lang w:eastAsia="es-CO"/>
+        </w:rPr>
+        <w:t xml:space="preserve">, </w:t>
       </w:r>
       <w:r>
         <w:rPr>
@@ -10843,7 +10810,7 @@
           <w:lang w:val="es-CO"/>
         </w:rPr>
       </w:pPr>
-      <w:bookmarkStart w:id="20" w:name="_Toc232595375"/>
+      <w:bookmarkStart w:id="20" w:name="_Toc242802665"/>
       <w:r>
         <w:rPr>
           <w:lang w:val="es-CO"/>
@@ -10946,7 +10913,6 @@
           <w:szCs w:val="28"/>
         </w:rPr>
       </w:pPr>
-      <w:proofErr w:type="spellStart"/>
       <w:r>
         <w:rPr>
           <w:rStyle w:val="Extranjerismo"/>
@@ -10956,7 +10922,6 @@
         </w:rPr>
         <w:t>Consumer</w:t>
       </w:r>
-      <w:proofErr w:type="spellEnd"/>
       <w:r>
         <w:rPr>
           <w:rFonts w:ascii="Calibri" w:hAnsi="Calibri" w:cs="Calibri"/>
@@ -11051,9 +11016,16 @@
           <w:bCs/>
           <w:szCs w:val="28"/>
         </w:rPr>
-        <w:t xml:space="preserve">KPI (Key Performance </w:t>
-      </w:r>
-      <w:proofErr w:type="spellStart"/>
+        <w:t>KPI (</w:t>
+      </w:r>
+      <w:r>
+        <w:rPr>
+          <w:rStyle w:val="Extranjerismo"/>
+          <w:b/>
+          <w:bCs/>
+        </w:rPr>
+        <w:t>Key Performance Indicators</w:t>
+      </w:r>
       <w:r>
         <w:rPr>
           <w:rFonts w:ascii="Calibri" w:hAnsi="Calibri" w:cs="Calibri"/>
@@ -11061,9 +11033,37 @@
           <w:bCs/>
           <w:szCs w:val="28"/>
         </w:rPr>
-        <w:t>Indicators</w:t>
-      </w:r>
-      <w:proofErr w:type="spellEnd"/>
+        <w:t>)</w:t>
+      </w:r>
+      <w:r>
+        <w:rPr>
+          <w:rFonts w:ascii="Calibri" w:hAnsi="Calibri" w:cs="Calibri"/>
+          <w:szCs w:val="28"/>
+        </w:rPr>
+        <w:t xml:space="preserve">: indicadores clave de desempeño para el despliegue de una estrategia de </w:t>
+      </w:r>
+      <w:r>
+        <w:rPr>
+          <w:rStyle w:val="Extranjerismo"/>
+          <w:lang w:val="es-CO"/>
+        </w:rPr>
+        <w:t>marketing</w:t>
+      </w:r>
+      <w:r>
+        <w:rPr>
+          <w:rFonts w:ascii="Calibri" w:hAnsi="Calibri" w:cs="Calibri"/>
+          <w:szCs w:val="28"/>
+        </w:rPr>
+        <w:t>.</w:t>
+      </w:r>
+    </w:p>
+    <w:p>
+      <w:pPr>
+        <w:rPr>
+          <w:rFonts w:ascii="Calibri" w:hAnsi="Calibri" w:cs="Calibri"/>
+          <w:szCs w:val="28"/>
+        </w:rPr>
+      </w:pPr>
       <w:r>
         <w:rPr>
           <w:rFonts w:ascii="Calibri" w:hAnsi="Calibri" w:cs="Calibri"/>
@@ -11071,28 +11071,14 @@
           <w:bCs/>
           <w:szCs w:val="28"/>
         </w:rPr>
-        <w:t>)</w:t>
+        <w:t>Sitio web</w:t>
       </w:r>
       <w:r>
         <w:rPr>
           <w:rFonts w:ascii="Calibri" w:hAnsi="Calibri" w:cs="Calibri"/>
           <w:szCs w:val="28"/>
         </w:rPr>
-        <w:t xml:space="preserve">: indicadores clave de desempeño para el despliegue de una estrategia de </w:t>
-      </w:r>
-      <w:r>
-        <w:rPr>
-          <w:rStyle w:val="Extranjerismo"/>
-          <w:lang w:val="es-CO"/>
-        </w:rPr>
-        <w:t>marketing</w:t>
-      </w:r>
-      <w:r>
-        <w:rPr>
-          <w:rFonts w:ascii="Calibri" w:hAnsi="Calibri" w:cs="Calibri"/>
-          <w:szCs w:val="28"/>
-        </w:rPr>
-        <w:t>.</w:t>
+        <w:t>: conjunto de archivos digitales referentes a un tema.</w:t>
       </w:r>
     </w:p>
     <w:p>
@@ -11109,68 +11095,44 @@
           <w:bCs/>
           <w:szCs w:val="28"/>
         </w:rPr>
-        <w:t>Sitio web</w:t>
+        <w:t>Tráfico de usuarios</w:t>
       </w:r>
       <w:r>
         <w:rPr>
           <w:rFonts w:ascii="Calibri" w:hAnsi="Calibri" w:cs="Calibri"/>
           <w:szCs w:val="28"/>
         </w:rPr>
-        <w:t>: conjunto de archivos digitales referentes a un tema.</w:t>
-      </w:r>
-    </w:p>
-    <w:p>
-      <w:pPr>
+        <w:t xml:space="preserve">: </w:t>
+      </w:r>
+      <w:r>
         <w:rPr>
           <w:rFonts w:ascii="Calibri" w:hAnsi="Calibri" w:cs="Calibri"/>
           <w:szCs w:val="28"/>
         </w:rPr>
-      </w:pPr>
-      <w:r>
-        <w:rPr>
-          <w:rFonts w:ascii="Calibri" w:hAnsi="Calibri" w:cs="Calibri"/>
-          <w:b/>
-          <w:bCs/>
-          <w:szCs w:val="28"/>
-        </w:rPr>
-        <w:t>Tráfico de usuarios</w:t>
+        <w:t>flujo o cantidad de usuarios que visitan una página web</w:t>
       </w:r>
       <w:r>
         <w:rPr>
           <w:rFonts w:ascii="Calibri" w:hAnsi="Calibri" w:cs="Calibri"/>
           <w:szCs w:val="28"/>
         </w:rPr>
-        <w:t xml:space="preserve">: </w:t>
-      </w:r>
-      <w:r>
+        <w:t>.</w:t>
+      </w:r>
+    </w:p>
+    <w:p>
+      <w:pPr>
         <w:rPr>
           <w:rFonts w:ascii="Calibri" w:hAnsi="Calibri" w:cs="Calibri"/>
           <w:szCs w:val="28"/>
         </w:rPr>
-        <w:t>flujo o cantidad de usuarios que visitan una página web</w:t>
-      </w:r>
-      <w:r>
+      </w:pPr>
+    </w:p>
+    <w:p>
+      <w:pPr>
         <w:rPr>
           <w:rFonts w:ascii="Calibri" w:hAnsi="Calibri" w:cs="Calibri"/>
           <w:szCs w:val="28"/>
         </w:rPr>
-        <w:t>.</w:t>
-      </w:r>
-    </w:p>
-    <w:p>
-      <w:pPr>
-        <w:rPr>
-          <w:rFonts w:ascii="Calibri" w:hAnsi="Calibri" w:cs="Calibri"/>
-          <w:szCs w:val="28"/>
-        </w:rPr>
-      </w:pPr>
-    </w:p>
-    <w:p>
-      <w:pPr>
-        <w:rPr>
-          <w:rFonts w:ascii="Calibri" w:hAnsi="Calibri" w:cs="Calibri"/>
-          <w:szCs w:val="28"/>
-        </w:rPr>
       </w:pPr>
     </w:p>
     <w:p>
@@ -11180,7 +11142,7 @@
           <w:lang w:val="es-CO"/>
         </w:rPr>
       </w:pPr>
-      <w:bookmarkStart w:id="21" w:name="_Toc232595376"/>
+      <w:bookmarkStart w:id="21" w:name="_Toc242802666"/>
       <w:r>
         <w:rPr>
           <w:lang w:val="es-CO"/>
@@ -11214,7 +11176,6 @@
         </w:rPr>
         <w:t xml:space="preserve">. (Septiembre de 2018). Ante todo, definamos términos: ¿Qué es el entorno digital? </w:t>
       </w:r>
-      <w:proofErr w:type="spellStart"/>
       <w:r>
         <w:rPr>
           <w:lang w:eastAsia="es-CO"/>
@@ -11233,7 +11194,6 @@
         </w:rPr>
         <w:t>ate</w:t>
       </w:r>
-      <w:proofErr w:type="spellEnd"/>
       <w:r>
         <w:rPr>
           <w:lang w:eastAsia="es-CO"/>
@@ -11290,21 +11250,7 @@
         <w:rPr>
           <w:lang w:eastAsia="es-CO"/>
         </w:rPr>
-        <w:t xml:space="preserve"> en redes sociales. </w:t>
-      </w:r>
-      <w:proofErr w:type="spellStart"/>
-      <w:r>
-        <w:rPr>
-          <w:lang w:eastAsia="es-CO"/>
-        </w:rPr>
-        <w:t>Cyberclick</w:t>
-      </w:r>
-      <w:proofErr w:type="spellEnd"/>
-      <w:r>
-        <w:rPr>
-          <w:lang w:eastAsia="es-CO"/>
-        </w:rPr>
-        <w:t xml:space="preserve">. </w:t>
+        <w:t xml:space="preserve"> en redes sociales. Cyberclick. </w:t>
       </w:r>
       <w:hyperlink r:id="rId25" w:history="1">
         <w:r>
@@ -11353,33 +11299,11 @@
           <w:lang w:eastAsia="es-CO"/>
         </w:rPr>
       </w:pPr>
-      <w:proofErr w:type="spellStart"/>
-      <w:r>
-        <w:rPr>
-          <w:lang w:eastAsia="es-CO"/>
-        </w:rPr>
-        <w:t>Cyberclick</w:t>
-      </w:r>
-      <w:proofErr w:type="spellEnd"/>
-      <w:r>
-        <w:rPr>
-          <w:lang w:eastAsia="es-CO"/>
-        </w:rPr>
-        <w:t xml:space="preserve"> </w:t>
-      </w:r>
-      <w:proofErr w:type="spellStart"/>
-      <w:r>
-        <w:rPr>
-          <w:lang w:eastAsia="es-CO"/>
-        </w:rPr>
-        <w:t>Academy</w:t>
-      </w:r>
-      <w:proofErr w:type="spellEnd"/>
-      <w:r>
-        <w:rPr>
-          <w:lang w:eastAsia="es-CO"/>
-        </w:rPr>
-        <w:t xml:space="preserve">. (Abril de 2020). ¿Qué es el SEM o </w:t>
+      <w:r>
+        <w:rPr>
+          <w:lang w:eastAsia="es-CO"/>
+        </w:rPr>
+        <w:t xml:space="preserve">Cyberclick Academy. (Abril de 2020). ¿Qué es el SEM o </w:t>
       </w:r>
       <w:r>
         <w:rPr>
@@ -11425,21 +11349,7 @@
         <w:rPr>
           <w:lang w:eastAsia="es-CO"/>
         </w:rPr>
-        <w:t xml:space="preserve"> y por qué debo contar con ellas? </w:t>
-      </w:r>
-      <w:proofErr w:type="spellStart"/>
-      <w:r>
-        <w:rPr>
-          <w:lang w:eastAsia="es-CO"/>
-        </w:rPr>
-        <w:t>Innovacode</w:t>
-      </w:r>
-      <w:proofErr w:type="spellEnd"/>
-      <w:r>
-        <w:rPr>
-          <w:lang w:eastAsia="es-CO"/>
-        </w:rPr>
-        <w:t xml:space="preserve"> - Resolución de problemas.</w:t>
+        <w:t xml:space="preserve"> y por qué debo contar con ellas? Innovacode - Resolución de problemas.</w:t>
       </w:r>
     </w:p>
     <w:p>
@@ -11464,7 +11374,19 @@
         <w:rPr>
           <w:lang w:eastAsia="es-CO"/>
         </w:rPr>
-        <w:t xml:space="preserve"> de tu marca al día. Sprout Social. </w:t>
+        <w:t xml:space="preserve"> de tu marca al día. </w:t>
+      </w:r>
+      <w:r>
+        <w:rPr>
+          <w:rStyle w:val="Extranjerismo"/>
+        </w:rPr>
+        <w:t>Sprout</w:t>
+      </w:r>
+      <w:r>
+        <w:rPr>
+          <w:lang w:eastAsia="es-CO"/>
+        </w:rPr>
+        <w:t xml:space="preserve"> Social. </w:t>
       </w:r>
       <w:hyperlink r:id="rId27" w:history="1">
         <w:r>
@@ -11578,7 +11500,19 @@
           <w:lang w:eastAsia="es-CO"/>
         </w:rPr>
         <w:lastRenderedPageBreak/>
-        <w:t xml:space="preserve">Giraldo, V. (Febrero de 2019). Plataformas digitales: ¿qué son y qué tipos existen? Rock Content - ES. </w:t>
+        <w:t xml:space="preserve">Giraldo, V. (Febrero de 2019). Plataformas digitales: ¿qué son y qué tipos existen? </w:t>
+      </w:r>
+      <w:r>
+        <w:rPr>
+          <w:rStyle w:val="Extranjerismo"/>
+        </w:rPr>
+        <w:t>Rock Content</w:t>
+      </w:r>
+      <w:r>
+        <w:rPr>
+          <w:lang w:eastAsia="es-CO"/>
+        </w:rPr>
+        <w:t xml:space="preserve"> - ES. </w:t>
       </w:r>
       <w:hyperlink r:id="rId29" w:history="1">
         <w:r>
@@ -11756,11 +11690,19 @@
         </w:rPr>
         <w:t>(</w:t>
       </w:r>
-      <w:r>
-        <w:rPr>
-          <w:lang w:eastAsia="es-CO"/>
-        </w:rPr>
-        <w:t>Mayo de 2017</w:t>
+      <w:proofErr w:type="gramStart"/>
+      <w:r>
+        <w:rPr>
+          <w:lang w:eastAsia="es-CO"/>
+        </w:rPr>
+        <w:t>Mayo</w:t>
+      </w:r>
+      <w:proofErr w:type="gramEnd"/>
+      <w:r>
+        <w:rPr>
+          <w:lang w:eastAsia="es-CO"/>
+        </w:rPr>
+        <w:t xml:space="preserve"> de 2017</w:t>
       </w:r>
       <w:r>
         <w:rPr>
@@ -11774,92 +11716,69 @@
         </w:rPr>
         <w:t xml:space="preserve">. </w:t>
       </w:r>
+    </w:p>
+    <w:p>
+      <w:pPr>
+        <w:rPr>
+          <w:lang w:eastAsia="es-CO"/>
+        </w:rPr>
+      </w:pPr>
+      <w:r>
+        <w:rPr>
+          <w:lang w:eastAsia="es-CO"/>
+        </w:rPr>
+        <w:t xml:space="preserve">Ley 1915 del 2018. Por la cual se modifica la ley 23 del 1982 y se establecen otras disposiciones en materia de derecho de autor y derechos conexos. </w:t>
+      </w:r>
+      <w:r>
+        <w:rPr>
+          <w:lang w:eastAsia="es-CO"/>
+        </w:rPr>
+        <w:t>(</w:t>
+      </w:r>
+      <w:r>
+        <w:rPr>
+          <w:lang w:eastAsia="es-CO"/>
+        </w:rPr>
+        <w:t>Julio de 2018</w:t>
+      </w:r>
+      <w:r>
+        <w:rPr>
+          <w:lang w:eastAsia="es-CO"/>
+        </w:rPr>
+        <w:t>)</w:t>
+      </w:r>
+      <w:r>
+        <w:rPr>
+          <w:lang w:eastAsia="es-CO"/>
+        </w:rPr>
+        <w:t xml:space="preserve">. </w:t>
+      </w:r>
+    </w:p>
+    <w:p>
+      <w:pPr>
+        <w:rPr>
+          <w:lang w:eastAsia="es-CO"/>
+        </w:rPr>
+      </w:pPr>
+      <w:r>
+        <w:rPr>
+          <w:lang w:eastAsia="es-CO"/>
+        </w:rPr>
+        <w:t>MES academy. (Oct</w:t>
+      </w:r>
+      <w:r>
+        <w:rPr>
+          <w:lang w:eastAsia="es-CO"/>
+        </w:rPr>
+        <w:t>ubre de 2017</w:t>
+      </w:r>
+      <w:r>
+        <w:rPr>
+          <w:lang w:eastAsia="es-CO"/>
+        </w:rPr>
+        <w:t xml:space="preserve">). Tono de comunicación en entornos digitales - Lección 10 [Video]. YouTube. </w:t>
+      </w:r>
       <w:hyperlink r:id="rId33" w:history="1">
-        <w:r>
-          <w:rPr>
-            <w:rStyle w:val="Hipervnculo"/>
-            <w:lang w:eastAsia="es-CO"/>
-          </w:rPr>
-          <w:t>http://www.suin-juriscol.gov.co/viewDocument.asp?ruta=Leyes/30030647</w:t>
-        </w:r>
-      </w:hyperlink>
-    </w:p>
-    <w:p>
-      <w:pPr>
-        <w:rPr>
-          <w:lang w:eastAsia="es-CO"/>
-        </w:rPr>
-      </w:pPr>
-      <w:r>
-        <w:rPr>
-          <w:lang w:eastAsia="es-CO"/>
-        </w:rPr>
-        <w:t xml:space="preserve">Ley 1915 del 2018. Por la cual se modifica la ley 23 del 1982 y se establecen otras disposiciones en materia de derecho de autor y derechos conexos. </w:t>
-      </w:r>
-      <w:r>
-        <w:rPr>
-          <w:lang w:eastAsia="es-CO"/>
-        </w:rPr>
-        <w:t>(</w:t>
-      </w:r>
-      <w:r>
-        <w:rPr>
-          <w:lang w:eastAsia="es-CO"/>
-        </w:rPr>
-        <w:t>Julio de 2018</w:t>
-      </w:r>
-      <w:r>
-        <w:rPr>
-          <w:lang w:eastAsia="es-CO"/>
-        </w:rPr>
-        <w:t>)</w:t>
-      </w:r>
-      <w:r>
-        <w:rPr>
-          <w:lang w:eastAsia="es-CO"/>
-        </w:rPr>
-        <w:t xml:space="preserve">. </w:t>
-      </w:r>
-    </w:p>
-    <w:p>
-      <w:pPr>
-        <w:rPr>
-          <w:lang w:eastAsia="es-CO"/>
-        </w:rPr>
-      </w:pPr>
-      <w:r>
-        <w:rPr>
-          <w:lang w:eastAsia="es-CO"/>
-        </w:rPr>
-        <w:t xml:space="preserve">MES </w:t>
-      </w:r>
-      <w:proofErr w:type="spellStart"/>
-      <w:r>
-        <w:rPr>
-          <w:lang w:eastAsia="es-CO"/>
-        </w:rPr>
-        <w:t>academy</w:t>
-      </w:r>
-      <w:proofErr w:type="spellEnd"/>
-      <w:r>
-        <w:rPr>
-          <w:lang w:eastAsia="es-CO"/>
-        </w:rPr>
-        <w:t>. (Oct</w:t>
-      </w:r>
-      <w:r>
-        <w:rPr>
-          <w:lang w:eastAsia="es-CO"/>
-        </w:rPr>
-        <w:t>ubre de 2017</w:t>
-      </w:r>
-      <w:r>
-        <w:rPr>
-          <w:lang w:eastAsia="es-CO"/>
-        </w:rPr>
-        <w:t xml:space="preserve">). Tono de comunicación en entornos digitales - Lección 10 [Video]. YouTube. </w:t>
-      </w:r>
-      <w:hyperlink r:id="rId34" w:history="1">
         <w:r>
           <w:rPr>
             <w:rStyle w:val="Hipervnculo"/>
@@ -11887,7 +11806,7 @@
         </w:rPr>
         <w:t xml:space="preserve">MinTIC. (Septiembre de 2015). Redes sociales: Leyes para tener en cuenta. En TIC confío. </w:t>
       </w:r>
-      <w:hyperlink r:id="rId35" w:history="1">
+      <w:hyperlink r:id="rId34" w:history="1">
         <w:r>
           <w:rPr>
             <w:rStyle w:val="Hipervnculo"/>
@@ -11939,7 +11858,7 @@
         </w:rPr>
         <w:t xml:space="preserve">. </w:t>
       </w:r>
-      <w:hyperlink r:id="rId36" w:history="1">
+      <w:hyperlink r:id="rId35" w:history="1">
         <w:r>
           <w:rPr>
             <w:rStyle w:val="Hipervnculo"/>
@@ -12001,7 +11920,7 @@
         </w:rPr>
         <w:t xml:space="preserve">Pino, C. (2009). El entorno digital en la nueva era de los medios y la publicidad: la metamorfosis del consumidor. Razón y Palabra, (66). </w:t>
       </w:r>
-      <w:hyperlink r:id="rId37" w:history="1">
+      <w:hyperlink r:id="rId36" w:history="1">
         <w:r>
           <w:rPr>
             <w:rStyle w:val="Hipervnculo"/>
@@ -12059,7 +11978,7 @@
         </w:rPr>
         <w:t xml:space="preserve">. </w:t>
       </w:r>
-      <w:hyperlink r:id="rId38" w:history="1">
+      <w:hyperlink r:id="rId37" w:history="1">
         <w:r>
           <w:rPr>
             <w:rStyle w:val="Hipervnculo"/>
@@ -12107,7 +12026,7 @@
         </w:rPr>
         <w:t xml:space="preserve">Silva, R. (2009). Beneficios del comercio electrónico. Perspectivas, (24),151-164. </w:t>
       </w:r>
-      <w:hyperlink r:id="rId39" w:history="1">
+      <w:hyperlink r:id="rId38" w:history="1">
         <w:r>
           <w:rPr>
             <w:rStyle w:val="Hipervnculo"/>
@@ -12123,19 +12042,11 @@
           <w:lang w:eastAsia="es-CO"/>
         </w:rPr>
       </w:pPr>
-      <w:proofErr w:type="spellStart"/>
-      <w:r>
-        <w:rPr>
-          <w:lang w:eastAsia="es-CO"/>
-        </w:rPr>
-        <w:t>Socialmood</w:t>
-      </w:r>
-      <w:proofErr w:type="spellEnd"/>
-      <w:r>
-        <w:rPr>
-          <w:lang w:eastAsia="es-CO"/>
-        </w:rPr>
-        <w:t xml:space="preserve">. (Marzo de 2020). ¿Qué es el SEO y por qué lo necesito? 40deFiebre. </w:t>
+      <w:r>
+        <w:rPr>
+          <w:lang w:eastAsia="es-CO"/>
+        </w:rPr>
+        <w:t xml:space="preserve">Socialmood. (Marzo de 2020). ¿Qué es el SEO y por qué lo necesito? 40deFiebre. </w:t>
       </w:r>
     </w:p>
     <w:p>
@@ -12160,9 +12071,21 @@
         <w:rPr>
           <w:lang w:eastAsia="es-CO"/>
         </w:rPr>
-        <w:t xml:space="preserve">. Portal de marketing - Marketing-free.com. </w:t>
-      </w:r>
-      <w:hyperlink r:id="rId40" w:history="1">
+        <w:t xml:space="preserve">. Portal de </w:t>
+      </w:r>
+      <w:r>
+        <w:rPr>
+          <w:rStyle w:val="Extranjerismo"/>
+        </w:rPr>
+        <w:t>marketing - Marketing-free.</w:t>
+      </w:r>
+      <w:r>
+        <w:rPr>
+          <w:lang w:eastAsia="es-CO"/>
+        </w:rPr>
+        <w:t xml:space="preserve">com. </w:t>
+      </w:r>
+      <w:hyperlink r:id="rId39" w:history="1">
         <w:r>
           <w:rPr>
             <w:rStyle w:val="Hipervnculo"/>
@@ -12204,7 +12127,7 @@
           <w:lang w:val="es-CO"/>
         </w:rPr>
       </w:pPr>
-      <w:bookmarkStart w:id="22" w:name="_Toc232595377"/>
+      <w:bookmarkStart w:id="22" w:name="_Toc242802667"/>
       <w:r>
         <w:rPr>
           <w:lang w:val="es-CO"/>
@@ -12558,19 +12481,11 @@
                 <w:lang w:val="es-CO"/>
               </w:rPr>
             </w:pPr>
-            <w:proofErr w:type="spellStart"/>
-            <w:r>
-              <w:rPr>
-                <w:lang w:val="es-CO"/>
-              </w:rPr>
-              <w:t>Maria</w:t>
-            </w:r>
-            <w:proofErr w:type="spellEnd"/>
-            <w:r>
-              <w:rPr>
-                <w:lang w:val="es-CO"/>
-              </w:rPr>
-              <w:t xml:space="preserve"> Camila Álvarez</w:t>
+            <w:r>
+              <w:rPr>
+                <w:lang w:val="es-CO"/>
+              </w:rPr>
+              <w:t>Maria Camila Álvarez</w:t>
             </w:r>
           </w:p>
         </w:tc>
@@ -12940,14 +12855,12 @@
                 <w:lang w:val="es-CO"/>
               </w:rPr>
             </w:pPr>
-            <w:proofErr w:type="spellStart"/>
-            <w:r>
-              <w:rPr>
-                <w:lang w:val="es-CO"/>
-              </w:rPr>
-              <w:t>Jesus</w:t>
-            </w:r>
-            <w:proofErr w:type="spellEnd"/>
+            <w:r>
+              <w:rPr>
+                <w:lang w:val="es-CO"/>
+              </w:rPr>
+              <w:t>Jesús</w:t>
+            </w:r>
             <w:r>
               <w:rPr>
                 <w:lang w:val="es-CO"/>
@@ -13057,17 +12970,8 @@
                 <w:rStyle w:val="Extranjerismo"/>
                 <w:lang w:val="es-CO"/>
               </w:rPr>
-              <w:t xml:space="preserve">full </w:t>
-            </w:r>
-            <w:proofErr w:type="spellStart"/>
-            <w:r>
-              <w:rPr>
-                <w:rStyle w:val="Extranjerismo"/>
-                <w:lang w:val="es-CO"/>
-              </w:rPr>
-              <w:t>stack</w:t>
-            </w:r>
-            <w:proofErr w:type="spellEnd"/>
+              <w:t>full stack</w:t>
+            </w:r>
           </w:p>
         </w:tc>
         <w:tc>
@@ -13493,28 +13397,24 @@
               </w:rPr>
               <w:t xml:space="preserve">Gilberto Junior </w:t>
             </w:r>
-            <w:proofErr w:type="spellStart"/>
-            <w:r>
-              <w:rPr>
-                <w:lang w:val="es-CO"/>
-              </w:rPr>
-              <w:t>Rodriguez</w:t>
-            </w:r>
-            <w:proofErr w:type="spellEnd"/>
+            <w:r>
+              <w:rPr>
+                <w:lang w:val="es-CO"/>
+              </w:rPr>
+              <w:t>Rodríguez</w:t>
+            </w:r>
             <w:r>
               <w:rPr>
                 <w:lang w:val="es-CO"/>
               </w:rPr>
               <w:t xml:space="preserve"> </w:t>
             </w:r>
-            <w:proofErr w:type="spellStart"/>
-            <w:r>
-              <w:rPr>
-                <w:lang w:val="es-CO"/>
-              </w:rPr>
-              <w:t>Rodriguez</w:t>
-            </w:r>
-            <w:proofErr w:type="spellEnd"/>
+            <w:r>
+              <w:rPr>
+                <w:lang w:val="es-CO"/>
+              </w:rPr>
+              <w:t>Rodríguez</w:t>
+            </w:r>
           </w:p>
         </w:tc>
         <w:tc>
@@ -13999,8 +13899,8 @@
       </w:pPr>
     </w:p>
     <w:sectPr>
-      <w:headerReference w:type="default" r:id="rId41"/>
-      <w:footerReference w:type="default" r:id="rId42"/>
+      <w:headerReference w:type="default" r:id="rId40"/>
+      <w:footerReference w:type="default" r:id="rId41"/>
       <w:pgSz w:w="12240" w:h="15840"/>
       <w:pgMar w:top="1701" w:right="1134" w:bottom="1134" w:left="1134" w:header="709" w:footer="737" w:gutter="0"/>
       <w:pgNumType w:start="1"/>
@@ -14012,7 +13912,7 @@
 </file>
 
 <file path=word/endnotes.xml><?xml version="1.0" encoding="utf-8"?>
-<w:endnotes xmlns:wpc="http://schemas.microsoft.com/office/word/2010/wordprocessingCanvas" xmlns:cx="http://schemas.microsoft.com/office/drawing/2014/chartex" xmlns:cx1="http://schemas.microsoft.com/office/drawing/2015/9/8/chartex" xmlns:cx2="http://schemas.microsoft.com/office/drawing/2015/10/21/chartex" xmlns:cx3="http://schemas.microsoft.com/office/drawing/2016/5/9/chartex" xmlns:cx4="http://schemas.microsoft.com/office/drawing/2016/5/10/chartex" xmlns:cx5="http://schemas.microsoft.com/office/drawing/2016/5/11/chartex" xmlns:cx6="http://schemas.microsoft.com/office/drawing/2016/5/12/chartex" xmlns:cx7="http://schemas.microsoft.com/office/drawing/2016/5/13/chartex" xmlns:cx8="http://schemas.microsoft.com/office/drawing/2016/5/14/chartex" xmlns:mc="http://schemas.openxmlformats.org/markup-compatibility/2006" xmlns:m="http://schemas.openxmlformats.org/officeDocument/2006/math" xmlns:aink="http://schemas.microsoft.com/office/drawing/2016/ink" xmlns:am3d="http://schemas.microsoft.com/office/drawing/2017/model3d" xmlns:oel="http://schemas.microsoft.com/office/2019/extlst" xmlns:r="http://schemas.openxmlformats.org/officeDocument/2006/relationships" xmlns:wp14="http://schemas.microsoft.com/office/word/2010/wordprocessingDrawing" xmlns:wp="http://schemas.openxmlformats.org/drawingml/2006/wordprocessingDrawing" xmlns:wpg="http://schemas.microsoft.com/office/word/2010/wordprocessingGroup" xmlns:wpi="http://schemas.microsoft.com/office/word/2010/wordprocessingInk" xmlns:wps="http://schemas.microsoft.com/office/word/2010/wordprocessingShape" xmlns:o="urn:schemas-microsoft-com:office:office" xmlns:v="urn:schemas-microsoft-com:vml" xmlns:w10="urn:schemas-microsoft-com:office:word" xmlns:w="http://schemas.openxmlformats.org/wordprocessingml/2006/main" xmlns:w14="http://schemas.microsoft.com/office/word/2010/wordml" xmlns:w15="http://schemas.microsoft.com/office/word/2012/wordml" xmlns:w16cex="http://schemas.microsoft.com/office/word/2018/wordml/cex" xmlns:w16cid="http://schemas.microsoft.com/office/word/2016/wordml/cid" xmlns:w16="http://schemas.microsoft.com/office/word/2018/wordml" xmlns:w16sdtdh="http://schemas.microsoft.com/office/word/2020/wordml/sdtdatahash" xmlns:w16sdtfl="http://schemas.microsoft.com/office/word/2024/wordml/sdtformatlock" xmlns:w16se="http://schemas.microsoft.com/office/word/2015/wordml/symex" xmlns:w16du="http://schemas.microsoft.com/office/word/2023/wordml/word16du" xmlns:wne="http://schemas.microsoft.com/office/word/2006/wordml" mc:Ignorable="w14 w15 w16se w16cid w16 w16cex w16sdtdh w16sdtfl w16du wp14">
+<w:endnotes xmlns:wpc="http://schemas.microsoft.com/office/word/2010/wordprocessingCanvas" xmlns:cx="http://schemas.microsoft.com/office/drawing/2014/chartex" xmlns:cx1="http://schemas.microsoft.com/office/drawing/2015/9/8/chartex" xmlns:cx2="http://schemas.microsoft.com/office/drawing/2015/10/21/chartex" xmlns:cx3="http://schemas.microsoft.com/office/drawing/2016/5/9/chartex" xmlns:cx4="http://schemas.microsoft.com/office/drawing/2016/5/10/chartex" xmlns:cx5="http://schemas.microsoft.com/office/drawing/2016/5/11/chartex" xmlns:cx6="http://schemas.microsoft.com/office/drawing/2016/5/12/chartex" xmlns:cx7="http://schemas.microsoft.com/office/drawing/2016/5/13/chartex" xmlns:cx8="http://schemas.microsoft.com/office/drawing/2016/5/14/chartex" xmlns:mc="http://schemas.openxmlformats.org/markup-compatibility/2006" xmlns:aink="http://schemas.microsoft.com/office/drawing/2016/ink" xmlns:am3d="http://schemas.microsoft.com/office/drawing/2017/model3d" xmlns:o="urn:schemas-microsoft-com:office:office" xmlns:r="http://schemas.openxmlformats.org/officeDocument/2006/relationships" xmlns:m="http://schemas.openxmlformats.org/officeDocument/2006/math" xmlns:v="urn:schemas-microsoft-com:vml" xmlns:wp14="http://schemas.microsoft.com/office/word/2010/wordprocessingDrawing" xmlns:wp="http://schemas.openxmlformats.org/drawingml/2006/wordprocessingDrawing" xmlns:w10="urn:schemas-microsoft-com:office:word" xmlns:w="http://schemas.openxmlformats.org/wordprocessingml/2006/main" xmlns:w14="http://schemas.microsoft.com/office/word/2010/wordml" xmlns:w15="http://schemas.microsoft.com/office/word/2012/wordml" xmlns:w16cex="http://schemas.microsoft.com/office/word/2018/wordml/cex" xmlns:w16cid="http://schemas.microsoft.com/office/word/2016/wordml/cid" xmlns:w16="http://schemas.microsoft.com/office/word/2018/wordml" xmlns:w16sdtdh="http://schemas.microsoft.com/office/word/2020/wordml/sdtdatahash" xmlns:w16se="http://schemas.microsoft.com/office/word/2015/wordml/symex" xmlns:wpg="http://schemas.microsoft.com/office/word/2010/wordprocessingGroup" xmlns:wpi="http://schemas.microsoft.com/office/word/2010/wordprocessingInk" xmlns:wne="http://schemas.microsoft.com/office/word/2006/wordml" xmlns:wps="http://schemas.microsoft.com/office/word/2010/wordprocessingShape" mc:Ignorable="w14 w15 w16se w16cid w16 w16cex w16sdtdh wp14">
   <w:endnote w:type="separator" w:id="-1">
     <w:p>
       <w:pPr>
@@ -14037,7 +13937,7 @@
 </file>
 
 <file path=word/footer1.xml><?xml version="1.0" encoding="utf-8"?>
-<w:ftr xmlns:wpc="http://schemas.microsoft.com/office/word/2010/wordprocessingCanvas" xmlns:cx="http://schemas.microsoft.com/office/drawing/2014/chartex" xmlns:cx1="http://schemas.microsoft.com/office/drawing/2015/9/8/chartex" xmlns:cx2="http://schemas.microsoft.com/office/drawing/2015/10/21/chartex" xmlns:cx3="http://schemas.microsoft.com/office/drawing/2016/5/9/chartex" xmlns:cx4="http://schemas.microsoft.com/office/drawing/2016/5/10/chartex" xmlns:cx5="http://schemas.microsoft.com/office/drawing/2016/5/11/chartex" xmlns:cx6="http://schemas.microsoft.com/office/drawing/2016/5/12/chartex" xmlns:cx7="http://schemas.microsoft.com/office/drawing/2016/5/13/chartex" xmlns:cx8="http://schemas.microsoft.com/office/drawing/2016/5/14/chartex" xmlns:mc="http://schemas.openxmlformats.org/markup-compatibility/2006" xmlns:m="http://schemas.openxmlformats.org/officeDocument/2006/math" xmlns:aink="http://schemas.microsoft.com/office/drawing/2016/ink" xmlns:am3d="http://schemas.microsoft.com/office/drawing/2017/model3d" xmlns:oel="http://schemas.microsoft.com/office/2019/extlst" xmlns:r="http://schemas.openxmlformats.org/officeDocument/2006/relationships" xmlns:wp14="http://schemas.microsoft.com/office/word/2010/wordprocessingDrawing" xmlns:wp="http://schemas.openxmlformats.org/drawingml/2006/wordprocessingDrawing" xmlns:wpg="http://schemas.microsoft.com/office/word/2010/wordprocessingGroup" xmlns:wpi="http://schemas.microsoft.com/office/word/2010/wordprocessingInk" xmlns:wps="http://schemas.microsoft.com/office/word/2010/wordprocessingShape" xmlns:o="urn:schemas-microsoft-com:office:office" xmlns:v="urn:schemas-microsoft-com:vml" xmlns:w10="urn:schemas-microsoft-com:office:word" xmlns:w="http://schemas.openxmlformats.org/wordprocessingml/2006/main" xmlns:w14="http://schemas.microsoft.com/office/word/2010/wordml" xmlns:w15="http://schemas.microsoft.com/office/word/2012/wordml" xmlns:w16cex="http://schemas.microsoft.com/office/word/2018/wordml/cex" xmlns:w16cid="http://schemas.microsoft.com/office/word/2016/wordml/cid" xmlns:w16="http://schemas.microsoft.com/office/word/2018/wordml" xmlns:w16sdtdh="http://schemas.microsoft.com/office/word/2020/wordml/sdtdatahash" xmlns:w16sdtfl="http://schemas.microsoft.com/office/word/2024/wordml/sdtformatlock" xmlns:w16se="http://schemas.microsoft.com/office/word/2015/wordml/symex" xmlns:w16du="http://schemas.microsoft.com/office/word/2023/wordml/word16du" xmlns:wne="http://schemas.microsoft.com/office/word/2006/wordml" mc:Ignorable="w14 w15 w16se w16cid w16 w16cex w16sdtdh w16sdtfl w16du wp14">
+<w:ftr xmlns:wpc="http://schemas.microsoft.com/office/word/2010/wordprocessingCanvas" xmlns:cx="http://schemas.microsoft.com/office/drawing/2014/chartex" xmlns:cx1="http://schemas.microsoft.com/office/drawing/2015/9/8/chartex" xmlns:cx2="http://schemas.microsoft.com/office/drawing/2015/10/21/chartex" xmlns:cx3="http://schemas.microsoft.com/office/drawing/2016/5/9/chartex" xmlns:cx4="http://schemas.microsoft.com/office/drawing/2016/5/10/chartex" xmlns:cx5="http://schemas.microsoft.com/office/drawing/2016/5/11/chartex" xmlns:cx6="http://schemas.microsoft.com/office/drawing/2016/5/12/chartex" xmlns:cx7="http://schemas.microsoft.com/office/drawing/2016/5/13/chartex" xmlns:cx8="http://schemas.microsoft.com/office/drawing/2016/5/14/chartex" xmlns:mc="http://schemas.openxmlformats.org/markup-compatibility/2006" xmlns:aink="http://schemas.microsoft.com/office/drawing/2016/ink" xmlns:am3d="http://schemas.microsoft.com/office/drawing/2017/model3d" xmlns:o="urn:schemas-microsoft-com:office:office" xmlns:r="http://schemas.openxmlformats.org/officeDocument/2006/relationships" xmlns:m="http://schemas.openxmlformats.org/officeDocument/2006/math" xmlns:v="urn:schemas-microsoft-com:vml" xmlns:wp14="http://schemas.microsoft.com/office/word/2010/wordprocessingDrawing" xmlns:wp="http://schemas.openxmlformats.org/drawingml/2006/wordprocessingDrawing" xmlns:w10="urn:schemas-microsoft-com:office:word" xmlns:w="http://schemas.openxmlformats.org/wordprocessingml/2006/main" xmlns:w14="http://schemas.microsoft.com/office/word/2010/wordml" xmlns:w15="http://schemas.microsoft.com/office/word/2012/wordml" xmlns:w16cex="http://schemas.microsoft.com/office/word/2018/wordml/cex" xmlns:w16cid="http://schemas.microsoft.com/office/word/2016/wordml/cid" xmlns:w16="http://schemas.microsoft.com/office/word/2018/wordml" xmlns:w16sdtdh="http://schemas.microsoft.com/office/word/2020/wordml/sdtdatahash" xmlns:w16se="http://schemas.microsoft.com/office/word/2015/wordml/symex" xmlns:wpg="http://schemas.microsoft.com/office/word/2010/wordprocessingGroup" xmlns:wpi="http://schemas.microsoft.com/office/word/2010/wordprocessingInk" xmlns:wne="http://schemas.microsoft.com/office/word/2006/wordml" xmlns:wps="http://schemas.microsoft.com/office/word/2010/wordprocessingShape" mc:Ignorable="w14 w15 w16se w16cid w16 w16cex w16sdtdh wp14">
   <w:sdt>
     <w:sdtPr>
       <w:id w:val="-701017035"/>
@@ -14046,6 +13946,7 @@
         <w:docPartUnique/>
       </w:docPartObj>
     </w:sdtPr>
+    <w:sdtEndPr/>
     <w:sdtContent>
       <w:p>
         <w:pPr>
@@ -14064,7 +13965,7 @@
 </file>
 
 <file path=word/footer2.xml><?xml version="1.0" encoding="utf-8"?>
-<w:ftr xmlns:wpc="http://schemas.microsoft.com/office/word/2010/wordprocessingCanvas" xmlns:cx="http://schemas.microsoft.com/office/drawing/2014/chartex" xmlns:cx1="http://schemas.microsoft.com/office/drawing/2015/9/8/chartex" xmlns:cx2="http://schemas.microsoft.com/office/drawing/2015/10/21/chartex" xmlns:cx3="http://schemas.microsoft.com/office/drawing/2016/5/9/chartex" xmlns:cx4="http://schemas.microsoft.com/office/drawing/2016/5/10/chartex" xmlns:cx5="http://schemas.microsoft.com/office/drawing/2016/5/11/chartex" xmlns:cx6="http://schemas.microsoft.com/office/drawing/2016/5/12/chartex" xmlns:cx7="http://schemas.microsoft.com/office/drawing/2016/5/13/chartex" xmlns:cx8="http://schemas.microsoft.com/office/drawing/2016/5/14/chartex" xmlns:mc="http://schemas.openxmlformats.org/markup-compatibility/2006" xmlns:m="http://schemas.openxmlformats.org/officeDocument/2006/math" xmlns:aink="http://schemas.microsoft.com/office/drawing/2016/ink" xmlns:am3d="http://schemas.microsoft.com/office/drawing/2017/model3d" xmlns:oel="http://schemas.microsoft.com/office/2019/extlst" xmlns:r="http://schemas.openxmlformats.org/officeDocument/2006/relationships" xmlns:wp14="http://schemas.microsoft.com/office/word/2010/wordprocessingDrawing" xmlns:wp="http://schemas.openxmlformats.org/drawingml/2006/wordprocessingDrawing" xmlns:wpg="http://schemas.microsoft.com/office/word/2010/wordprocessingGroup" xmlns:wpi="http://schemas.microsoft.com/office/word/2010/wordprocessingInk" xmlns:wps="http://schemas.microsoft.com/office/word/2010/wordprocessingShape" xmlns:o="urn:schemas-microsoft-com:office:office" xmlns:v="urn:schemas-microsoft-com:vml" xmlns:w10="urn:schemas-microsoft-com:office:word" xmlns:w="http://schemas.openxmlformats.org/wordprocessingml/2006/main" xmlns:w14="http://schemas.microsoft.com/office/word/2010/wordml" xmlns:w15="http://schemas.microsoft.com/office/word/2012/wordml" xmlns:w16cex="http://schemas.microsoft.com/office/word/2018/wordml/cex" xmlns:w16cid="http://schemas.microsoft.com/office/word/2016/wordml/cid" xmlns:w16="http://schemas.microsoft.com/office/word/2018/wordml" xmlns:w16sdtdh="http://schemas.microsoft.com/office/word/2020/wordml/sdtdatahash" xmlns:w16sdtfl="http://schemas.microsoft.com/office/word/2024/wordml/sdtformatlock" xmlns:w16se="http://schemas.microsoft.com/office/word/2015/wordml/symex" xmlns:w16du="http://schemas.microsoft.com/office/word/2023/wordml/word16du" xmlns:wne="http://schemas.microsoft.com/office/word/2006/wordml" mc:Ignorable="w14 w15 w16se w16cid w16 w16cex w16sdtdh w16sdtfl w16du wp14">
+<w:ftr xmlns:wpc="http://schemas.microsoft.com/office/word/2010/wordprocessingCanvas" xmlns:cx="http://schemas.microsoft.com/office/drawing/2014/chartex" xmlns:cx1="http://schemas.microsoft.com/office/drawing/2015/9/8/chartex" xmlns:cx2="http://schemas.microsoft.com/office/drawing/2015/10/21/chartex" xmlns:cx3="http://schemas.microsoft.com/office/drawing/2016/5/9/chartex" xmlns:cx4="http://schemas.microsoft.com/office/drawing/2016/5/10/chartex" xmlns:cx5="http://schemas.microsoft.com/office/drawing/2016/5/11/chartex" xmlns:cx6="http://schemas.microsoft.com/office/drawing/2016/5/12/chartex" xmlns:cx7="http://schemas.microsoft.com/office/drawing/2016/5/13/chartex" xmlns:cx8="http://schemas.microsoft.com/office/drawing/2016/5/14/chartex" xmlns:mc="http://schemas.openxmlformats.org/markup-compatibility/2006" xmlns:aink="http://schemas.microsoft.com/office/drawing/2016/ink" xmlns:am3d="http://schemas.microsoft.com/office/drawing/2017/model3d" xmlns:o="urn:schemas-microsoft-com:office:office" xmlns:r="http://schemas.openxmlformats.org/officeDocument/2006/relationships" xmlns:m="http://schemas.openxmlformats.org/officeDocument/2006/math" xmlns:v="urn:schemas-microsoft-com:vml" xmlns:wp14="http://schemas.microsoft.com/office/word/2010/wordprocessingDrawing" xmlns:wp="http://schemas.openxmlformats.org/drawingml/2006/wordprocessingDrawing" xmlns:w10="urn:schemas-microsoft-com:office:word" xmlns:w="http://schemas.openxmlformats.org/wordprocessingml/2006/main" xmlns:w14="http://schemas.microsoft.com/office/word/2010/wordml" xmlns:w15="http://schemas.microsoft.com/office/word/2012/wordml" xmlns:w16cex="http://schemas.microsoft.com/office/word/2018/wordml/cex" xmlns:w16cid="http://schemas.microsoft.com/office/word/2016/wordml/cid" xmlns:w16="http://schemas.microsoft.com/office/word/2018/wordml" xmlns:w16sdtdh="http://schemas.microsoft.com/office/word/2020/wordml/sdtdatahash" xmlns:w16se="http://schemas.microsoft.com/office/word/2015/wordml/symex" xmlns:wpg="http://schemas.microsoft.com/office/word/2010/wordprocessingGroup" xmlns:wpi="http://schemas.microsoft.com/office/word/2010/wordprocessingInk" xmlns:wne="http://schemas.microsoft.com/office/word/2006/wordml" xmlns:wps="http://schemas.microsoft.com/office/word/2010/wordprocessingShape" mc:Ignorable="w14 w15 w16se w16cid w16 w16cex w16sdtdh wp14">
   <w:sdt>
     <w:sdtPr>
       <w:id w:val="-1465197936"/>
@@ -14073,6 +13974,7 @@
         <w:docPartUnique/>
       </w:docPartObj>
     </w:sdtPr>
+    <w:sdtEndPr/>
     <w:sdtContent>
       <w:p>
         <w:pPr>
@@ -14106,7 +14008,7 @@
 </file>
 
 <file path=word/footnotes.xml><?xml version="1.0" encoding="utf-8"?>
-<w:footnotes xmlns:wpc="http://schemas.microsoft.com/office/word/2010/wordprocessingCanvas" xmlns:cx="http://schemas.microsoft.com/office/drawing/2014/chartex" xmlns:cx1="http://schemas.microsoft.com/office/drawing/2015/9/8/chartex" xmlns:cx2="http://schemas.microsoft.com/office/drawing/2015/10/21/chartex" xmlns:cx3="http://schemas.microsoft.com/office/drawing/2016/5/9/chartex" xmlns:cx4="http://schemas.microsoft.com/office/drawing/2016/5/10/chartex" xmlns:cx5="http://schemas.microsoft.com/office/drawing/2016/5/11/chartex" xmlns:cx6="http://schemas.microsoft.com/office/drawing/2016/5/12/chartex" xmlns:cx7="http://schemas.microsoft.com/office/drawing/2016/5/13/chartex" xmlns:cx8="http://schemas.microsoft.com/office/drawing/2016/5/14/chartex" xmlns:mc="http://schemas.openxmlformats.org/markup-compatibility/2006" xmlns:m="http://schemas.openxmlformats.org/officeDocument/2006/math" xmlns:aink="http://schemas.microsoft.com/office/drawing/2016/ink" xmlns:am3d="http://schemas.microsoft.com/office/drawing/2017/model3d" xmlns:oel="http://schemas.microsoft.com/office/2019/extlst" xmlns:r="http://schemas.openxmlformats.org/officeDocument/2006/relationships" xmlns:wp14="http://schemas.microsoft.com/office/word/2010/wordprocessingDrawing" xmlns:wp="http://schemas.openxmlformats.org/drawingml/2006/wordprocessingDrawing" xmlns:wpg="http://schemas.microsoft.com/office/word/2010/wordprocessingGroup" xmlns:wpi="http://schemas.microsoft.com/office/word/2010/wordprocessingInk" xmlns:wps="http://schemas.microsoft.com/office/word/2010/wordprocessingShape" xmlns:o="urn:schemas-microsoft-com:office:office" xmlns:v="urn:schemas-microsoft-com:vml" xmlns:w10="urn:schemas-microsoft-com:office:word" xmlns:w="http://schemas.openxmlformats.org/wordprocessingml/2006/main" xmlns:w14="http://schemas.microsoft.com/office/word/2010/wordml" xmlns:w15="http://schemas.microsoft.com/office/word/2012/wordml" xmlns:w16cex="http://schemas.microsoft.com/office/word/2018/wordml/cex" xmlns:w16cid="http://schemas.microsoft.com/office/word/2016/wordml/cid" xmlns:w16="http://schemas.microsoft.com/office/word/2018/wordml" xmlns:w16sdtdh="http://schemas.microsoft.com/office/word/2020/wordml/sdtdatahash" xmlns:w16sdtfl="http://schemas.microsoft.com/office/word/2024/wordml/sdtformatlock" xmlns:w16se="http://schemas.microsoft.com/office/word/2015/wordml/symex" xmlns:w16du="http://schemas.microsoft.com/office/word/2023/wordml/word16du" xmlns:wne="http://schemas.microsoft.com/office/word/2006/wordml" mc:Ignorable="w14 w15 w16se w16cid w16 w16cex w16sdtdh w16sdtfl w16du wp14">
+<w:footnotes xmlns:wpc="http://schemas.microsoft.com/office/word/2010/wordprocessingCanvas" xmlns:cx="http://schemas.microsoft.com/office/drawing/2014/chartex" xmlns:cx1="http://schemas.microsoft.com/office/drawing/2015/9/8/chartex" xmlns:cx2="http://schemas.microsoft.com/office/drawing/2015/10/21/chartex" xmlns:cx3="http://schemas.microsoft.com/office/drawing/2016/5/9/chartex" xmlns:cx4="http://schemas.microsoft.com/office/drawing/2016/5/10/chartex" xmlns:cx5="http://schemas.microsoft.com/office/drawing/2016/5/11/chartex" xmlns:cx6="http://schemas.microsoft.com/office/drawing/2016/5/12/chartex" xmlns:cx7="http://schemas.microsoft.com/office/drawing/2016/5/13/chartex" xmlns:cx8="http://schemas.microsoft.com/office/drawing/2016/5/14/chartex" xmlns:mc="http://schemas.openxmlformats.org/markup-compatibility/2006" xmlns:aink="http://schemas.microsoft.com/office/drawing/2016/ink" xmlns:am3d="http://schemas.microsoft.com/office/drawing/2017/model3d" xmlns:o="urn:schemas-microsoft-com:office:office" xmlns:r="http://schemas.openxmlformats.org/officeDocument/2006/relationships" xmlns:m="http://schemas.openxmlformats.org/officeDocument/2006/math" xmlns:v="urn:schemas-microsoft-com:vml" xmlns:wp14="http://schemas.microsoft.com/office/word/2010/wordprocessingDrawing" xmlns:wp="http://schemas.openxmlformats.org/drawingml/2006/wordprocessingDrawing" xmlns:w10="urn:schemas-microsoft-com:office:word" xmlns:w="http://schemas.openxmlformats.org/wordprocessingml/2006/main" xmlns:w14="http://schemas.microsoft.com/office/word/2010/wordml" xmlns:w15="http://schemas.microsoft.com/office/word/2012/wordml" xmlns:w16cex="http://schemas.microsoft.com/office/word/2018/wordml/cex" xmlns:w16cid="http://schemas.microsoft.com/office/word/2016/wordml/cid" xmlns:w16="http://schemas.microsoft.com/office/word/2018/wordml" xmlns:w16sdtdh="http://schemas.microsoft.com/office/word/2020/wordml/sdtdatahash" xmlns:w16se="http://schemas.microsoft.com/office/word/2015/wordml/symex" xmlns:wpg="http://schemas.microsoft.com/office/word/2010/wordprocessingGroup" xmlns:wpi="http://schemas.microsoft.com/office/word/2010/wordprocessingInk" xmlns:wne="http://schemas.microsoft.com/office/word/2006/wordml" xmlns:wps="http://schemas.microsoft.com/office/word/2010/wordprocessingShape" mc:Ignorable="w14 w15 w16se w16cid w16 w16cex w16sdtdh wp14">
   <w:footnote w:type="separator" w:id="-1">
     <w:p>
       <w:pPr>
@@ -14131,7 +14033,7 @@
 </file>
 
 <file path=word/header1.xml><?xml version="1.0" encoding="utf-8"?>
-<w:hdr xmlns:wpc="http://schemas.microsoft.com/office/word/2010/wordprocessingCanvas" xmlns:cx="http://schemas.microsoft.com/office/drawing/2014/chartex" xmlns:cx1="http://schemas.microsoft.com/office/drawing/2015/9/8/chartex" xmlns:cx2="http://schemas.microsoft.com/office/drawing/2015/10/21/chartex" xmlns:cx3="http://schemas.microsoft.com/office/drawing/2016/5/9/chartex" xmlns:cx4="http://schemas.microsoft.com/office/drawing/2016/5/10/chartex" xmlns:cx5="http://schemas.microsoft.com/office/drawing/2016/5/11/chartex" xmlns:cx6="http://schemas.microsoft.com/office/drawing/2016/5/12/chartex" xmlns:cx7="http://schemas.microsoft.com/office/drawing/2016/5/13/chartex" xmlns:cx8="http://schemas.microsoft.com/office/drawing/2016/5/14/chartex" xmlns:mc="http://schemas.openxmlformats.org/markup-compatibility/2006" xmlns:m="http://schemas.openxmlformats.org/officeDocument/2006/math" xmlns:aink="http://schemas.microsoft.com/office/drawing/2016/ink" xmlns:am3d="http://schemas.microsoft.com/office/drawing/2017/model3d" xmlns:oel="http://schemas.microsoft.com/office/2019/extlst" xmlns:r="http://schemas.openxmlformats.org/officeDocument/2006/relationships" xmlns:wp14="http://schemas.microsoft.com/office/word/2010/wordprocessingDrawing" xmlns:wp="http://schemas.openxmlformats.org/drawingml/2006/wordprocessingDrawing" xmlns:wpg="http://schemas.microsoft.com/office/word/2010/wordprocessingGroup" xmlns:wpi="http://schemas.microsoft.com/office/word/2010/wordprocessingInk" xmlns:wps="http://schemas.microsoft.com/office/word/2010/wordprocessingShape" xmlns:o="urn:schemas-microsoft-com:office:office" xmlns:v="urn:schemas-microsoft-com:vml" xmlns:w10="urn:schemas-microsoft-com:office:word" xmlns:w="http://schemas.openxmlformats.org/wordprocessingml/2006/main" xmlns:w14="http://schemas.microsoft.com/office/word/2010/wordml" xmlns:w15="http://schemas.microsoft.com/office/word/2012/wordml" xmlns:w16cex="http://schemas.microsoft.com/office/word/2018/wordml/cex" xmlns:w16cid="http://schemas.microsoft.com/office/word/2016/wordml/cid" xmlns:w16="http://schemas.microsoft.com/office/word/2018/wordml" xmlns:w16sdtdh="http://schemas.microsoft.com/office/word/2020/wordml/sdtdatahash" xmlns:w16sdtfl="http://schemas.microsoft.com/office/word/2024/wordml/sdtformatlock" xmlns:w16se="http://schemas.microsoft.com/office/word/2015/wordml/symex" xmlns:w16du="http://schemas.microsoft.com/office/word/2023/wordml/word16du" xmlns:wne="http://schemas.microsoft.com/office/word/2006/wordml" mc:Ignorable="w14 w15 w16se w16cid w16 w16cex w16sdtdh w16sdtfl w16du wp14">
+<w:hdr xmlns:wpc="http://schemas.microsoft.com/office/word/2010/wordprocessingCanvas" xmlns:cx="http://schemas.microsoft.com/office/drawing/2014/chartex" xmlns:cx1="http://schemas.microsoft.com/office/drawing/2015/9/8/chartex" xmlns:cx2="http://schemas.microsoft.com/office/drawing/2015/10/21/chartex" xmlns:cx3="http://schemas.microsoft.com/office/drawing/2016/5/9/chartex" xmlns:cx4="http://schemas.microsoft.com/office/drawing/2016/5/10/chartex" xmlns:cx5="http://schemas.microsoft.com/office/drawing/2016/5/11/chartex" xmlns:cx6="http://schemas.microsoft.com/office/drawing/2016/5/12/chartex" xmlns:cx7="http://schemas.microsoft.com/office/drawing/2016/5/13/chartex" xmlns:cx8="http://schemas.microsoft.com/office/drawing/2016/5/14/chartex" xmlns:mc="http://schemas.openxmlformats.org/markup-compatibility/2006" xmlns:aink="http://schemas.microsoft.com/office/drawing/2016/ink" xmlns:am3d="http://schemas.microsoft.com/office/drawing/2017/model3d" xmlns:o="urn:schemas-microsoft-com:office:office" xmlns:r="http://schemas.openxmlformats.org/officeDocument/2006/relationships" xmlns:m="http://schemas.openxmlformats.org/officeDocument/2006/math" xmlns:v="urn:schemas-microsoft-com:vml" xmlns:wp14="http://schemas.microsoft.com/office/word/2010/wordprocessingDrawing" xmlns:wp="http://schemas.openxmlformats.org/drawingml/2006/wordprocessingDrawing" xmlns:w10="urn:schemas-microsoft-com:office:word" xmlns:w="http://schemas.openxmlformats.org/wordprocessingml/2006/main" xmlns:w14="http://schemas.microsoft.com/office/word/2010/wordml" xmlns:w15="http://schemas.microsoft.com/office/word/2012/wordml" xmlns:w16cex="http://schemas.microsoft.com/office/word/2018/wordml/cex" xmlns:w16cid="http://schemas.microsoft.com/office/word/2016/wordml/cid" xmlns:w16="http://schemas.microsoft.com/office/word/2018/wordml" xmlns:w16sdtdh="http://schemas.microsoft.com/office/word/2020/wordml/sdtdatahash" xmlns:w16se="http://schemas.microsoft.com/office/word/2015/wordml/symex" xmlns:wpg="http://schemas.microsoft.com/office/word/2010/wordprocessingGroup" xmlns:wpi="http://schemas.microsoft.com/office/word/2010/wordprocessingInk" xmlns:wne="http://schemas.microsoft.com/office/word/2006/wordml" xmlns:wps="http://schemas.microsoft.com/office/word/2010/wordprocessingShape" mc:Ignorable="w14 w15 w16se w16cid w16 w16cex w16sdtdh wp14">
   <w:p>
     <w:pPr>
       <w:pStyle w:val="Encabezado"/>
@@ -14216,7 +14118,7 @@
 </file>
 
 <file path=word/numbering.xml><?xml version="1.0" encoding="utf-8"?>
-<w:numbering xmlns:wpc="http://schemas.microsoft.com/office/word/2010/wordprocessingCanvas" xmlns:cx="http://schemas.microsoft.com/office/drawing/2014/chartex" xmlns:cx1="http://schemas.microsoft.com/office/drawing/2015/9/8/chartex" xmlns:cx2="http://schemas.microsoft.com/office/drawing/2015/10/21/chartex" xmlns:cx3="http://schemas.microsoft.com/office/drawing/2016/5/9/chartex" xmlns:cx4="http://schemas.microsoft.com/office/drawing/2016/5/10/chartex" xmlns:cx5="http://schemas.microsoft.com/office/drawing/2016/5/11/chartex" xmlns:cx6="http://schemas.microsoft.com/office/drawing/2016/5/12/chartex" xmlns:cx7="http://schemas.microsoft.com/office/drawing/2016/5/13/chartex" xmlns:cx8="http://schemas.microsoft.com/office/drawing/2016/5/14/chartex" xmlns:mc="http://schemas.openxmlformats.org/markup-compatibility/2006" xmlns:m="http://schemas.openxmlformats.org/officeDocument/2006/math" xmlns:aink="http://schemas.microsoft.com/office/drawing/2016/ink" xmlns:am3d="http://schemas.microsoft.com/office/drawing/2017/model3d" xmlns:oel="http://schemas.microsoft.com/office/2019/extlst" xmlns:r="http://schemas.openxmlformats.org/officeDocument/2006/relationships" xmlns:wp14="http://schemas.microsoft.com/office/word/2010/wordprocessingDrawing" xmlns:wp="http://schemas.openxmlformats.org/drawingml/2006/wordprocessingDrawing" xmlns:wpg="http://schemas.microsoft.com/office/word/2010/wordprocessingGroup" xmlns:wpi="http://schemas.microsoft.com/office/word/2010/wordprocessingInk" xmlns:wps="http://schemas.microsoft.com/office/word/2010/wordprocessingShape" xmlns:o="urn:schemas-microsoft-com:office:office" xmlns:v="urn:schemas-microsoft-com:vml" xmlns:w10="urn:schemas-microsoft-com:office:word" xmlns:w="http://schemas.openxmlformats.org/wordprocessingml/2006/main" xmlns:w14="http://schemas.microsoft.com/office/word/2010/wordml" xmlns:w15="http://schemas.microsoft.com/office/word/2012/wordml" xmlns:w16cex="http://schemas.microsoft.com/office/word/2018/wordml/cex" xmlns:w16cid="http://schemas.microsoft.com/office/word/2016/wordml/cid" xmlns:w16="http://schemas.microsoft.com/office/word/2018/wordml" xmlns:w16sdtdh="http://schemas.microsoft.com/office/word/2020/wordml/sdtdatahash" xmlns:w16sdtfl="http://schemas.microsoft.com/office/word/2024/wordml/sdtformatlock" xmlns:w16se="http://schemas.microsoft.com/office/word/2015/wordml/symex" xmlns:w16du="http://schemas.microsoft.com/office/word/2023/wordml/word16du" xmlns:wne="http://schemas.microsoft.com/office/word/2006/wordml" mc:Ignorable="w14 w15 w16se w16cid w16 w16cex w16sdtdh w16sdtfl w16du wp14">
+<w:numbering xmlns:wpc="http://schemas.microsoft.com/office/word/2010/wordprocessingCanvas" xmlns:cx="http://schemas.microsoft.com/office/drawing/2014/chartex" xmlns:cx1="http://schemas.microsoft.com/office/drawing/2015/9/8/chartex" xmlns:cx2="http://schemas.microsoft.com/office/drawing/2015/10/21/chartex" xmlns:cx3="http://schemas.microsoft.com/office/drawing/2016/5/9/chartex" xmlns:cx4="http://schemas.microsoft.com/office/drawing/2016/5/10/chartex" xmlns:cx5="http://schemas.microsoft.com/office/drawing/2016/5/11/chartex" xmlns:cx6="http://schemas.microsoft.com/office/drawing/2016/5/12/chartex" xmlns:cx7="http://schemas.microsoft.com/office/drawing/2016/5/13/chartex" xmlns:cx8="http://schemas.microsoft.com/office/drawing/2016/5/14/chartex" xmlns:mc="http://schemas.openxmlformats.org/markup-compatibility/2006" xmlns:aink="http://schemas.microsoft.com/office/drawing/2016/ink" xmlns:am3d="http://schemas.microsoft.com/office/drawing/2017/model3d" xmlns:o="urn:schemas-microsoft-com:office:office" xmlns:r="http://schemas.openxmlformats.org/officeDocument/2006/relationships" xmlns:m="http://schemas.openxmlformats.org/officeDocument/2006/math" xmlns:v="urn:schemas-microsoft-com:vml" xmlns:wp14="http://schemas.microsoft.com/office/word/2010/wordprocessingDrawing" xmlns:wp="http://schemas.openxmlformats.org/drawingml/2006/wordprocessingDrawing" xmlns:w10="urn:schemas-microsoft-com:office:word" xmlns:w="http://schemas.openxmlformats.org/wordprocessingml/2006/main" xmlns:w14="http://schemas.microsoft.com/office/word/2010/wordml" xmlns:w15="http://schemas.microsoft.com/office/word/2012/wordml" xmlns:w16cex="http://schemas.microsoft.com/office/word/2018/wordml/cex" xmlns:w16cid="http://schemas.microsoft.com/office/word/2016/wordml/cid" xmlns:w16="http://schemas.microsoft.com/office/word/2018/wordml" xmlns:w16sdtdh="http://schemas.microsoft.com/office/word/2020/wordml/sdtdatahash" xmlns:w16se="http://schemas.microsoft.com/office/word/2015/wordml/symex" xmlns:wpg="http://schemas.microsoft.com/office/word/2010/wordprocessingGroup" xmlns:wpi="http://schemas.microsoft.com/office/word/2010/wordprocessingInk" xmlns:wne="http://schemas.microsoft.com/office/word/2006/wordml" xmlns:wps="http://schemas.microsoft.com/office/word/2010/wordprocessingShape" mc:Ignorable="w14 w15 w16se w16cid w16 w16cex w16sdtdh wp14">
   <w:abstractNum w:abstractNumId="0" w15:restartNumberingAfterBreak="0">
     <w:nsid w:val="FFFFFF89"/>
     <w:multiLevelType w:val="singleLevel"/>
@@ -15192,6 +15094,95 @@
     </w:lvl>
   </w:abstractNum>
   <w:abstractNum w:abstractNumId="10" w15:restartNumberingAfterBreak="0">
+    <w:nsid w:val="3BA85E4A"/>
+    <w:multiLevelType w:val="hybridMultilevel"/>
+    <w:tmpl w:val="F49E0442"/>
+    <w:lvl w:ilvl="0" w:tplc="240A0001">
+      <w:start w:val="1"/>
+      <w:numFmt w:val="bullet"/>
+      <w:lvlText w:val=""/>
+      <w:lvlJc w:val="left"/>
+      <w:pPr>
+        <w:ind w:left="1429" w:hanging="360"/>
+      </w:pPr>
+      <w:rPr>
+        <w:rFonts w:ascii="Symbol" w:hAnsi="Symbol" w:hint="default"/>
+      </w:rPr>
+    </w:lvl>
+    <w:lvl w:ilvl="1" w:tplc="240A0019" w:tentative="1">
+      <w:start w:val="1"/>
+      <w:numFmt w:val="lowerLetter"/>
+      <w:lvlText w:val="%2."/>
+      <w:lvlJc w:val="left"/>
+      <w:pPr>
+        <w:ind w:left="2149" w:hanging="360"/>
+      </w:pPr>
+    </w:lvl>
+    <w:lvl w:ilvl="2" w:tplc="240A001B" w:tentative="1">
+      <w:start w:val="1"/>
+      <w:numFmt w:val="lowerRoman"/>
+      <w:lvlText w:val="%3."/>
+      <w:lvlJc w:val="right"/>
+      <w:pPr>
+        <w:ind w:left="2869" w:hanging="180"/>
+      </w:pPr>
+    </w:lvl>
+    <w:lvl w:ilvl="3" w:tplc="240A000F" w:tentative="1">
+      <w:start w:val="1"/>
+      <w:numFmt w:val="decimal"/>
+      <w:lvlText w:val="%4."/>
+      <w:lvlJc w:val="left"/>
+      <w:pPr>
+        <w:ind w:left="3589" w:hanging="360"/>
+      </w:pPr>
+    </w:lvl>
+    <w:lvl w:ilvl="4" w:tplc="240A0019" w:tentative="1">
+      <w:start w:val="1"/>
+      <w:numFmt w:val="lowerLetter"/>
+      <w:lvlText w:val="%5."/>
+      <w:lvlJc w:val="left"/>
+      <w:pPr>
+        <w:ind w:left="4309" w:hanging="360"/>
+      </w:pPr>
+    </w:lvl>
+    <w:lvl w:ilvl="5" w:tplc="240A001B" w:tentative="1">
+      <w:start w:val="1"/>
+      <w:numFmt w:val="lowerRoman"/>
+      <w:lvlText w:val="%6."/>
+      <w:lvlJc w:val="right"/>
+      <w:pPr>
+        <w:ind w:left="5029" w:hanging="180"/>
+      </w:pPr>
+    </w:lvl>
+    <w:lvl w:ilvl="6" w:tplc="240A000F" w:tentative="1">
+      <w:start w:val="1"/>
+      <w:numFmt w:val="decimal"/>
+      <w:lvlText w:val="%7."/>
+      <w:lvlJc w:val="left"/>
+      <w:pPr>
+        <w:ind w:left="5749" w:hanging="360"/>
+      </w:pPr>
+    </w:lvl>
+    <w:lvl w:ilvl="7" w:tplc="240A0019" w:tentative="1">
+      <w:start w:val="1"/>
+      <w:numFmt w:val="lowerLetter"/>
+      <w:lvlText w:val="%8."/>
+      <w:lvlJc w:val="left"/>
+      <w:pPr>
+        <w:ind w:left="6469" w:hanging="360"/>
+      </w:pPr>
+    </w:lvl>
+    <w:lvl w:ilvl="8" w:tplc="240A001B" w:tentative="1">
+      <w:start w:val="1"/>
+      <w:numFmt w:val="lowerRoman"/>
+      <w:lvlText w:val="%9."/>
+      <w:lvlJc w:val="right"/>
+      <w:pPr>
+        <w:ind w:left="7189" w:hanging="180"/>
+      </w:pPr>
+    </w:lvl>
+  </w:abstractNum>
+  <w:abstractNum w:abstractNumId="11" w15:restartNumberingAfterBreak="0">
     <w:nsid w:val="3F0D1E71"/>
     <w:multiLevelType w:val="hybridMultilevel"/>
     <w:tmpl w:val="04C2F0AE"/>
@@ -15304,7 +15295,7 @@
       </w:rPr>
     </w:lvl>
   </w:abstractNum>
-  <w:abstractNum w:abstractNumId="11" w15:restartNumberingAfterBreak="0">
+  <w:abstractNum w:abstractNumId="12" w15:restartNumberingAfterBreak="0">
     <w:nsid w:val="4193724F"/>
     <w:multiLevelType w:val="hybridMultilevel"/>
     <w:tmpl w:val="0A5498A4"/>
@@ -15417,7 +15408,7 @@
       </w:rPr>
     </w:lvl>
   </w:abstractNum>
-  <w:abstractNum w:abstractNumId="12" w15:restartNumberingAfterBreak="0">
+  <w:abstractNum w:abstractNumId="13" w15:restartNumberingAfterBreak="0">
     <w:nsid w:val="49521B39"/>
     <w:multiLevelType w:val="hybridMultilevel"/>
     <w:tmpl w:val="2C02ABA6"/>
@@ -15503,7 +15494,7 @@
       </w:pPr>
     </w:lvl>
   </w:abstractNum>
-  <w:abstractNum w:abstractNumId="13" w15:restartNumberingAfterBreak="0">
+  <w:abstractNum w:abstractNumId="14" w15:restartNumberingAfterBreak="0">
     <w:nsid w:val="4EBE1EF6"/>
     <w:multiLevelType w:val="hybridMultilevel"/>
     <w:tmpl w:val="F6A60586"/>
@@ -15596,7 +15587,7 @@
       </w:pPr>
     </w:lvl>
   </w:abstractNum>
-  <w:abstractNum w:abstractNumId="14" w15:restartNumberingAfterBreak="0">
+  <w:abstractNum w:abstractNumId="15" w15:restartNumberingAfterBreak="0">
     <w:nsid w:val="550262AD"/>
     <w:multiLevelType w:val="hybridMultilevel"/>
     <w:tmpl w:val="659A214A"/>
@@ -15682,7 +15673,7 @@
       </w:pPr>
     </w:lvl>
   </w:abstractNum>
-  <w:abstractNum w:abstractNumId="15" w15:restartNumberingAfterBreak="0">
+  <w:abstractNum w:abstractNumId="16" w15:restartNumberingAfterBreak="0">
     <w:nsid w:val="55346693"/>
     <w:multiLevelType w:val="hybridMultilevel"/>
     <w:tmpl w:val="B290E498"/>
@@ -15768,7 +15759,7 @@
       </w:pPr>
     </w:lvl>
   </w:abstractNum>
-  <w:abstractNum w:abstractNumId="16" w15:restartNumberingAfterBreak="0">
+  <w:abstractNum w:abstractNumId="17" w15:restartNumberingAfterBreak="0">
     <w:nsid w:val="55F43ED5"/>
     <w:multiLevelType w:val="hybridMultilevel"/>
     <w:tmpl w:val="8C5AC1EA"/>
@@ -15881,7 +15872,7 @@
       </w:rPr>
     </w:lvl>
   </w:abstractNum>
-  <w:abstractNum w:abstractNumId="17" w15:restartNumberingAfterBreak="0">
+  <w:abstractNum w:abstractNumId="18" w15:restartNumberingAfterBreak="0">
     <w:nsid w:val="56A367BE"/>
     <w:multiLevelType w:val="hybridMultilevel"/>
     <w:tmpl w:val="2F94A580"/>
@@ -15994,7 +15985,7 @@
       </w:rPr>
     </w:lvl>
   </w:abstractNum>
-  <w:abstractNum w:abstractNumId="18" w15:restartNumberingAfterBreak="0">
+  <w:abstractNum w:abstractNumId="19" w15:restartNumberingAfterBreak="0">
     <w:nsid w:val="56CE76BA"/>
     <w:multiLevelType w:val="hybridMultilevel"/>
     <w:tmpl w:val="40044472"/>
@@ -16107,7 +16098,7 @@
       </w:rPr>
     </w:lvl>
   </w:abstractNum>
-  <w:abstractNum w:abstractNumId="19" w15:restartNumberingAfterBreak="0">
+  <w:abstractNum w:abstractNumId="20" w15:restartNumberingAfterBreak="0">
     <w:nsid w:val="59BF5078"/>
     <w:multiLevelType w:val="multilevel"/>
     <w:tmpl w:val="78340210"/>
@@ -16232,7 +16223,7 @@
       </w:rPr>
     </w:lvl>
   </w:abstractNum>
-  <w:abstractNum w:abstractNumId="20" w15:restartNumberingAfterBreak="0">
+  <w:abstractNum w:abstractNumId="21" w15:restartNumberingAfterBreak="0">
     <w:nsid w:val="5D07316D"/>
     <w:multiLevelType w:val="hybridMultilevel"/>
     <w:tmpl w:val="59882A8E"/>
@@ -16345,7 +16336,7 @@
       </w:rPr>
     </w:lvl>
   </w:abstractNum>
-  <w:abstractNum w:abstractNumId="21" w15:restartNumberingAfterBreak="0">
+  <w:abstractNum w:abstractNumId="22" w15:restartNumberingAfterBreak="0">
     <w:nsid w:val="66AD4E11"/>
     <w:multiLevelType w:val="hybridMultilevel"/>
     <w:tmpl w:val="2AE4F45C"/>
@@ -16458,7 +16449,7 @@
       </w:rPr>
     </w:lvl>
   </w:abstractNum>
-  <w:abstractNum w:abstractNumId="22" w15:restartNumberingAfterBreak="0">
+  <w:abstractNum w:abstractNumId="23" w15:restartNumberingAfterBreak="0">
     <w:nsid w:val="719F2E37"/>
     <w:multiLevelType w:val="hybridMultilevel"/>
     <w:tmpl w:val="81981C08"/>
@@ -16571,7 +16562,7 @@
       </w:rPr>
     </w:lvl>
   </w:abstractNum>
-  <w:abstractNum w:abstractNumId="23" w15:restartNumberingAfterBreak="0">
+  <w:abstractNum w:abstractNumId="24" w15:restartNumberingAfterBreak="0">
     <w:nsid w:val="7A6A08A6"/>
     <w:multiLevelType w:val="hybridMultilevel"/>
     <w:tmpl w:val="DBBEBD24"/>
@@ -16684,84 +16675,87 @@
       </w:rPr>
     </w:lvl>
   </w:abstractNum>
-  <w:num w:numId="1" w16cid:durableId="1683970854">
+  <w:num w:numId="1">
     <w:abstractNumId w:val="0"/>
   </w:num>
-  <w:num w:numId="2" w16cid:durableId="1264340357">
+  <w:num w:numId="2">
     <w:abstractNumId w:val="4"/>
   </w:num>
-  <w:num w:numId="3" w16cid:durableId="684139429">
+  <w:num w:numId="3">
+    <w:abstractNumId w:val="14"/>
+  </w:num>
+  <w:num w:numId="4">
+    <w:abstractNumId w:val="8"/>
+  </w:num>
+  <w:num w:numId="5">
+    <w:abstractNumId w:val="20"/>
+  </w:num>
+  <w:num w:numId="6">
+    <w:abstractNumId w:val="22"/>
+  </w:num>
+  <w:num w:numId="7">
+    <w:abstractNumId w:val="19"/>
+  </w:num>
+  <w:num w:numId="8">
+    <w:abstractNumId w:val="24"/>
+  </w:num>
+  <w:num w:numId="9">
     <w:abstractNumId w:val="13"/>
   </w:num>
-  <w:num w:numId="4" w16cid:durableId="5985735">
-    <w:abstractNumId w:val="8"/>
+  <w:num w:numId="10">
+    <w:abstractNumId w:val="16"/>
   </w:num>
-  <w:num w:numId="5" w16cid:durableId="997416964">
-    <w:abstractNumId w:val="19"/>
+  <w:num w:numId="11">
+    <w:abstractNumId w:val="15"/>
   </w:num>
-  <w:num w:numId="6" w16cid:durableId="1420448218">
+  <w:num w:numId="12">
+    <w:abstractNumId w:val="12"/>
+  </w:num>
+  <w:num w:numId="13">
+    <w:abstractNumId w:val="11"/>
+  </w:num>
+  <w:num w:numId="14">
+    <w:abstractNumId w:val="2"/>
+  </w:num>
+  <w:num w:numId="15">
+    <w:abstractNumId w:val="3"/>
+  </w:num>
+  <w:num w:numId="16">
+    <w:abstractNumId w:val="18"/>
+  </w:num>
+  <w:num w:numId="17">
+    <w:abstractNumId w:val="6"/>
+  </w:num>
+  <w:num w:numId="18">
+    <w:abstractNumId w:val="17"/>
+  </w:num>
+  <w:num w:numId="19">
+    <w:abstractNumId w:val="5"/>
+  </w:num>
+  <w:num w:numId="20">
+    <w:abstractNumId w:val="9"/>
+  </w:num>
+  <w:num w:numId="21">
+    <w:abstractNumId w:val="1"/>
+  </w:num>
+  <w:num w:numId="22">
     <w:abstractNumId w:val="21"/>
   </w:num>
-  <w:num w:numId="7" w16cid:durableId="7683705">
-    <w:abstractNumId w:val="18"/>
-  </w:num>
-  <w:num w:numId="8" w16cid:durableId="86116468">
+  <w:num w:numId="23">
     <w:abstractNumId w:val="23"/>
   </w:num>
-  <w:num w:numId="9" w16cid:durableId="479083208">
-    <w:abstractNumId w:val="12"/>
+  <w:num w:numId="24">
+    <w:abstractNumId w:val="7"/>
   </w:num>
-  <w:num w:numId="10" w16cid:durableId="1302731265">
-    <w:abstractNumId w:val="15"/>
-  </w:num>
-  <w:num w:numId="11" w16cid:durableId="1012142299">
-    <w:abstractNumId w:val="14"/>
-  </w:num>
-  <w:num w:numId="12" w16cid:durableId="3673523">
-    <w:abstractNumId w:val="11"/>
-  </w:num>
-  <w:num w:numId="13" w16cid:durableId="814420120">
+  <w:num w:numId="25">
     <w:abstractNumId w:val="10"/>
-  </w:num>
-  <w:num w:numId="14" w16cid:durableId="1616256699">
-    <w:abstractNumId w:val="2"/>
-  </w:num>
-  <w:num w:numId="15" w16cid:durableId="500969074">
-    <w:abstractNumId w:val="3"/>
-  </w:num>
-  <w:num w:numId="16" w16cid:durableId="1183737427">
-    <w:abstractNumId w:val="17"/>
-  </w:num>
-  <w:num w:numId="17" w16cid:durableId="776827912">
-    <w:abstractNumId w:val="6"/>
-  </w:num>
-  <w:num w:numId="18" w16cid:durableId="873230341">
-    <w:abstractNumId w:val="16"/>
-  </w:num>
-  <w:num w:numId="19" w16cid:durableId="959142929">
-    <w:abstractNumId w:val="5"/>
-  </w:num>
-  <w:num w:numId="20" w16cid:durableId="194511204">
-    <w:abstractNumId w:val="9"/>
-  </w:num>
-  <w:num w:numId="21" w16cid:durableId="535049035">
-    <w:abstractNumId w:val="1"/>
-  </w:num>
-  <w:num w:numId="22" w16cid:durableId="118425605">
-    <w:abstractNumId w:val="20"/>
-  </w:num>
-  <w:num w:numId="23" w16cid:durableId="1062174270">
-    <w:abstractNumId w:val="22"/>
-  </w:num>
-  <w:num w:numId="24" w16cid:durableId="1951157100">
-    <w:abstractNumId w:val="7"/>
   </w:num>
   <w:numIdMacAtCleanup w:val="24"/>
 </w:numbering>
 </file>
 
 <file path=word/styles.xml><?xml version="1.0" encoding="utf-8"?>
-<w:styles xmlns:mc="http://schemas.openxmlformats.org/markup-compatibility/2006" xmlns:r="http://schemas.openxmlformats.org/officeDocument/2006/relationships" xmlns:w="http://schemas.openxmlformats.org/wordprocessingml/2006/main" xmlns:w14="http://schemas.microsoft.com/office/word/2010/wordml" xmlns:w15="http://schemas.microsoft.com/office/word/2012/wordml" xmlns:w16cex="http://schemas.microsoft.com/office/word/2018/wordml/cex" xmlns:w16cid="http://schemas.microsoft.com/office/word/2016/wordml/cid" xmlns:w16="http://schemas.microsoft.com/office/word/2018/wordml" xmlns:w16sdtdh="http://schemas.microsoft.com/office/word/2020/wordml/sdtdatahash" xmlns:w16sdtfl="http://schemas.microsoft.com/office/word/2024/wordml/sdtformatlock" xmlns:w16se="http://schemas.microsoft.com/office/word/2015/wordml/symex" xmlns:w16du="http://schemas.microsoft.com/office/word/2023/wordml/word16du" mc:Ignorable="w14 w15 w16se w16cid w16 w16cex w16sdtdh w16sdtfl w16du">
+<w:styles xmlns:mc="http://schemas.openxmlformats.org/markup-compatibility/2006" xmlns:r="http://schemas.openxmlformats.org/officeDocument/2006/relationships" xmlns:w="http://schemas.openxmlformats.org/wordprocessingml/2006/main" xmlns:w14="http://schemas.microsoft.com/office/word/2010/wordml" xmlns:w15="http://schemas.microsoft.com/office/word/2012/wordml" xmlns:w16cex="http://schemas.microsoft.com/office/word/2018/wordml/cex" xmlns:w16cid="http://schemas.microsoft.com/office/word/2016/wordml/cid" xmlns:w16="http://schemas.microsoft.com/office/word/2018/wordml" xmlns:w16sdtdh="http://schemas.microsoft.com/office/word/2020/wordml/sdtdatahash" xmlns:w16se="http://schemas.microsoft.com/office/word/2015/wordml/symex" mc:Ignorable="w14 w15 w16se w16cid w16 w16cex w16sdtdh">
   <w:docDefaults>
     <w:rPrDefault>
       <w:rPr>
@@ -18140,7 +18134,7 @@
       <w14:ligatures w14:val="none"/>
     </w:rPr>
   </w:style>
-  <w:style w:type="character" w:styleId="Fuerte">
+  <w:style w:type="character" w:styleId="Textoennegrita">
     <w:name w:val="Strong"/>
     <w:basedOn w:val="Fuentedeprrafopredeter"/>
     <w:uiPriority w:val="22"/>
@@ -18461,6 +18455,10 @@
 </file>
 
 <file path=customXml/item1.xml><?xml version="1.0" encoding="utf-8"?>
+<b:Sources xmlns:b="http://schemas.openxmlformats.org/officeDocument/2006/bibliography" xmlns="http://schemas.openxmlformats.org/officeDocument/2006/bibliography" SelectedStyle="\APASixthEditionOfficeOnline.xsl" StyleName="APA" Version="6"/>
+</file>
+
+<file path=customXml/item2.xml><?xml version="1.0" encoding="utf-8"?>
 <p:properties xmlns:p="http://schemas.microsoft.com/office/2006/metadata/properties" xmlns:xsi="http://www.w3.org/2001/XMLSchema-instance" xmlns:pc="http://schemas.microsoft.com/office/infopath/2007/PartnerControls">
   <documentManagement>
     <TaxCatchAll xmlns="67a0edcd-0de5-43ed-8c27-e32f38a00c91" xsi:nil="true"/>
@@ -18471,11 +18469,16 @@
 </p:properties>
 </file>
 
-<file path=customXml/item2.xml><?xml version="1.0" encoding="utf-8"?>
-<b:Sources xmlns:b="http://schemas.openxmlformats.org/officeDocument/2006/bibliography" xmlns="http://schemas.openxmlformats.org/officeDocument/2006/bibliography" SelectedStyle="\APASixthEditionOfficeOnline.xsl" StyleName="APA" Version="6"/>
+<file path=customXml/item3.xml><?xml version="1.0" encoding="utf-8"?>
+<?mso-contentType ?>
+<FormTemplates xmlns="http://schemas.microsoft.com/sharepoint/v3/contenttype/forms">
+  <Display>DocumentLibraryForm</Display>
+  <Edit>DocumentLibraryForm</Edit>
+  <New>DocumentLibraryForm</New>
+</FormTemplates>
 </file>
 
-<file path=customXml/item3.xml><?xml version="1.0" encoding="utf-8"?>
+<file path=customXml/item4.xml><?xml version="1.0" encoding="utf-8"?>
 <ct:contentTypeSchema xmlns:ct="http://schemas.microsoft.com/office/2006/metadata/contentType" xmlns:ma="http://schemas.microsoft.com/office/2006/metadata/properties/metaAttributes" ct:_="" ma:_="" ma:contentTypeName="Documento" ma:contentTypeID="0x01010005252A1EF3BD024F856B47B579AB5244" ma:contentTypeVersion="12" ma:contentTypeDescription="Crear nuevo documento." ma:contentTypeScope="" ma:versionID="32d0e18b85ac20c34eab62df21c0cf58">
   <xsd:schema xmlns:xsd="http://www.w3.org/2001/XMLSchema" xmlns:xs="http://www.w3.org/2001/XMLSchema" xmlns:p="http://schemas.microsoft.com/office/2006/metadata/properties" xmlns:ns2="42760c81-fd8e-4d59-8953-7cdb9f38b14f" xmlns:ns3="67a0edcd-0de5-43ed-8c27-e32f38a00c91" targetNamespace="http://schemas.microsoft.com/office/2006/metadata/properties" ma:root="true" ma:fieldsID="cc2c149e99f10870fd5bc3964e5386d3" ns2:_="" ns3:_="">
     <xsd:import namespace="42760c81-fd8e-4d59-8953-7cdb9f38b14f"/>
@@ -18676,16 +18679,15 @@
 </ct:contentTypeSchema>
 </file>
 
-<file path=customXml/item4.xml><?xml version="1.0" encoding="utf-8"?>
-<?mso-contentType ?>
-<FormTemplates xmlns="http://schemas.microsoft.com/sharepoint/v3/contenttype/forms">
-  <Display>DocumentLibraryForm</Display>
-  <Edit>DocumentLibraryForm</Edit>
-  <New>DocumentLibraryForm</New>
-</FormTemplates>
+<file path=customXml/itemProps1.xml><?xml version="1.0" encoding="utf-8"?>
+<ds:datastoreItem xmlns:ds="http://schemas.openxmlformats.org/officeDocument/2006/customXml" ds:itemID="{E8AB44A3-7C62-4BD2-82ED-8ABC209970FA}">
+  <ds:schemaRefs>
+    <ds:schemaRef ds:uri="http://schemas.openxmlformats.org/officeDocument/2006/bibliography"/>
+  </ds:schemaRefs>
+</ds:datastoreItem>
 </file>
 
-<file path=customXml/itemProps1.xml><?xml version="1.0" encoding="utf-8"?>
+<file path=customXml/itemProps2.xml><?xml version="1.0" encoding="utf-8"?>
 <ds:datastoreItem xmlns:ds="http://schemas.openxmlformats.org/officeDocument/2006/customXml" ds:itemID="{1145D752-ACC1-45E1-AB53-0C756F67FC7F}">
   <ds:schemaRefs>
     <ds:schemaRef ds:uri="http://schemas.microsoft.com/office/2006/metadata/properties"/>
@@ -18696,15 +18698,15 @@
 </ds:datastoreItem>
 </file>
 
-<file path=customXml/itemProps2.xml><?xml version="1.0" encoding="utf-8"?>
-<ds:datastoreItem xmlns:ds="http://schemas.openxmlformats.org/officeDocument/2006/customXml" ds:itemID="{E8AB44A3-7C62-4BD2-82ED-8ABC209970FA}">
+<file path=customXml/itemProps3.xml><?xml version="1.0" encoding="utf-8"?>
+<ds:datastoreItem xmlns:ds="http://schemas.openxmlformats.org/officeDocument/2006/customXml" ds:itemID="{81CBDEC1-3B00-44ED-AD36-0268077980BA}">
   <ds:schemaRefs>
-    <ds:schemaRef ds:uri="http://schemas.openxmlformats.org/officeDocument/2006/bibliography"/>
+    <ds:schemaRef ds:uri="http://schemas.microsoft.com/sharepoint/v3/contenttype/forms"/>
   </ds:schemaRefs>
 </ds:datastoreItem>
 </file>
 
-<file path=customXml/itemProps3.xml><?xml version="1.0" encoding="utf-8"?>
+<file path=customXml/itemProps4.xml><?xml version="1.0" encoding="utf-8"?>
 <ds:datastoreItem xmlns:ds="http://schemas.openxmlformats.org/officeDocument/2006/customXml" ds:itemID="{31F37E45-AB8E-4D6C-AB2A-640AA7A64023}">
   <ds:schemaRefs>
     <ds:schemaRef ds:uri="http://schemas.microsoft.com/office/2006/metadata/contentType"/>
@@ -18721,12 +18723,4 @@
     <ds:schemaRef ds:uri="http://schemas.microsoft.com/internal/obd"/>
   </ds:schemaRefs>
 </ds:datastoreItem>
-</file>
-
-<file path=customXml/itemProps4.xml><?xml version="1.0" encoding="utf-8"?>
-<ds:datastoreItem xmlns:ds="http://schemas.openxmlformats.org/officeDocument/2006/customXml" ds:itemID="{81CBDEC1-3B00-44ED-AD36-0268077980BA}">
-  <ds:schemaRefs>
-    <ds:schemaRef ds:uri="http://schemas.microsoft.com/sharepoint/v3/contenttype/forms"/>
-  </ds:schemaRefs>
-</ds:datastoreItem>
 </file>
--- a/fuentes/135329_CF02_CFA.docx
+++ b/fuentes/135329_CF02_CFA.docx
@@ -203,7 +203,7 @@
               </wp:anchor>
             </w:drawing>
           </mc:Choice>
-          <mc:Fallback xmlns:w16du="http://schemas.microsoft.com/office/word/2023/wordml/word16du" xmlns:w16sdtfl="http://schemas.microsoft.com/office/word/2024/wordml/sdtformatlock" xmlns:oel="http://schemas.microsoft.com/office/2019/extlst">
+          <mc:Fallback xmlns:oel="http://schemas.microsoft.com/office/2019/extlst" xmlns:w16sdtfl="http://schemas.microsoft.com/office/word/2024/wordml/sdtformatlock" xmlns:w16du="http://schemas.microsoft.com/office/word/2023/wordml/word16du">
             <w:pict>
               <v:rect w14:anchorId="48E76430" id="Rectángulo 3" o:spid="_x0000_s1026" alt="&quot;&quot;" style="position:absolute;margin-left:0;margin-top:29.65pt;width:616.85pt;height:158.2pt;z-index:-251658752;visibility:visible;mso-wrap-style:square;mso-width-percent:0;mso-height-percent:0;mso-wrap-distance-left:9pt;mso-wrap-distance-top:0;mso-wrap-distance-right:9pt;mso-wrap-distance-bottom:0;mso-position-horizontal:left;mso-position-horizontal-relative:page;mso-position-vertical:absolute;mso-position-vertical-relative:text;mso-width-percent:0;mso-height-percent:0;mso-width-relative:margin;mso-height-relative:margin;v-text-anchor:middle" o:gfxdata="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" fillcolor="#00314d" stroked="f" strokeweight="1pt">
                 <w10:wrap anchorx="page"/>
@@ -1827,21 +1827,7 @@
                 <w:rStyle w:val="Hipervnculo"/>
                 <w:noProof/>
               </w:rPr>
-              <w:t>Redes s</w:t>
-            </w:r>
-            <w:r>
-              <w:rPr>
-                <w:rStyle w:val="Hipervnculo"/>
-                <w:noProof/>
-              </w:rPr>
-              <w:t>o</w:t>
-            </w:r>
-            <w:r>
-              <w:rPr>
-                <w:rStyle w:val="Hipervnculo"/>
-                <w:noProof/>
-              </w:rPr>
-              <w:t>ciales</w:t>
+              <w:t>Redes sociales</w:t>
             </w:r>
             <w:r>
               <w:rPr>
@@ -2491,7 +2477,21 @@
                 <w:rStyle w:val="Hipervnculo"/>
                 <w:noProof/>
               </w:rPr>
-              <w:t>Referencias bibliográficas</w:t>
+              <w:t>Referencia</w:t>
+            </w:r>
+            <w:r>
+              <w:rPr>
+                <w:rStyle w:val="Hipervnculo"/>
+                <w:noProof/>
+              </w:rPr>
+              <w:t>s</w:t>
+            </w:r>
+            <w:r>
+              <w:rPr>
+                <w:rStyle w:val="Hipervnculo"/>
+                <w:noProof/>
+              </w:rPr>
+              <w:t xml:space="preserve"> bibliográficas</w:t>
             </w:r>
             <w:r>
               <w:rPr>
@@ -7247,12 +7247,21 @@
             <w:r>
               <w:t xml:space="preserve"> y </w:t>
             </w:r>
+            <w:proofErr w:type="spellStart"/>
             <w:r>
               <w:rPr>
                 <w:rStyle w:val="Extranjerismo"/>
                 <w:lang w:val="es-CO"/>
               </w:rPr>
-              <w:t>mobile marketing</w:t>
+              <w:t>mobile</w:t>
+            </w:r>
+            <w:proofErr w:type="spellEnd"/>
+            <w:r>
+              <w:rPr>
+                <w:rStyle w:val="Extranjerismo"/>
+                <w:lang w:val="es-CO"/>
+              </w:rPr>
+              <w:t xml:space="preserve"> marketing</w:t>
             </w:r>
             <w:r>
               <w:t>.</w:t>
@@ -13727,7 +13736,7 @@
               <w:rPr>
                 <w:lang w:val="es-CO"/>
               </w:rPr>
-              <w:t>Jonathan Adié Villafañe</w:t>
+              <w:t>Luis Gabriel Urueta Álvarez</w:t>
             </w:r>
           </w:p>
         </w:tc>
@@ -13772,110 +13781,6 @@
                 <w:lang w:val="es-CO"/>
               </w:rPr>
               <w:t xml:space="preserve"> -</w:t>
-            </w:r>
-            <w:r>
-              <w:rPr>
-                <w:lang w:val="es-CO"/>
-              </w:rPr>
-              <w:t xml:space="preserve"> Regional Atlántico</w:t>
-            </w:r>
-          </w:p>
-        </w:tc>
-      </w:tr>
-      <w:tr>
-        <w:trPr>
-          <w:cnfStyle w:val="000000100000" w:firstRow="0" w:lastRow="0" w:firstColumn="0" w:lastColumn="0" w:oddVBand="0" w:evenVBand="0" w:oddHBand="1" w:evenHBand="0" w:firstRowFirstColumn="0" w:firstRowLastColumn="0" w:lastRowFirstColumn="0" w:lastRowLastColumn="0"/>
-        </w:trPr>
-        <w:tc>
-          <w:tcPr>
-            <w:tcW w:w="2830" w:type="dxa"/>
-          </w:tcPr>
-          <w:p>
-            <w:pPr>
-              <w:pStyle w:val="TextoTablas"/>
-              <w:rPr>
-                <w:rFonts w:cs="Calibri"/>
-                <w:szCs w:val="24"/>
-                <w:lang w:val="es-CO"/>
-              </w:rPr>
-            </w:pPr>
-            <w:r>
-              <w:rPr>
-                <w:lang w:val="es-CO"/>
-              </w:rPr>
-              <w:t>Karine Isabel Ospino Fritz</w:t>
-            </w:r>
-          </w:p>
-        </w:tc>
-        <w:tc>
-          <w:tcPr>
-            <w:tcW w:w="3261" w:type="dxa"/>
-          </w:tcPr>
-          <w:p>
-            <w:pPr>
-              <w:pStyle w:val="TextoTablas"/>
-              <w:rPr>
-                <w:rFonts w:cs="Calibri"/>
-                <w:szCs w:val="24"/>
-                <w:lang w:val="es-CO"/>
-              </w:rPr>
-            </w:pPr>
-            <w:r>
-              <w:rPr>
-                <w:lang w:val="es-CO"/>
-              </w:rPr>
-              <w:t>Validador</w:t>
-            </w:r>
-            <w:r>
-              <w:rPr>
-                <w:lang w:val="es-CO"/>
-              </w:rPr>
-              <w:t>a</w:t>
-            </w:r>
-            <w:r>
-              <w:rPr>
-                <w:lang w:val="es-CO"/>
-              </w:rPr>
-              <w:t xml:space="preserve"> y vinculador</w:t>
-            </w:r>
-            <w:r>
-              <w:rPr>
-                <w:lang w:val="es-CO"/>
-              </w:rPr>
-              <w:t>a</w:t>
-            </w:r>
-            <w:r>
-              <w:rPr>
-                <w:lang w:val="es-CO"/>
-              </w:rPr>
-              <w:t xml:space="preserve"> de recursos digitales </w:t>
-            </w:r>
-          </w:p>
-        </w:tc>
-        <w:tc>
-          <w:tcPr>
-            <w:tcW w:w="3969" w:type="dxa"/>
-          </w:tcPr>
-          <w:p>
-            <w:pPr>
-              <w:pStyle w:val="TextoTablas"/>
-              <w:rPr>
-                <w:rFonts w:cs="Calibri"/>
-                <w:szCs w:val="24"/>
-                <w:lang w:val="es-CO"/>
-              </w:rPr>
-            </w:pPr>
-            <w:r>
-              <w:rPr>
-                <w:lang w:val="es-CO"/>
-              </w:rPr>
-              <w:t xml:space="preserve">Centro de Comercio y Servicios </w:t>
-            </w:r>
-            <w:r>
-              <w:rPr>
-                <w:lang w:val="es-CO"/>
-              </w:rPr>
-              <w:t>-</w:t>
             </w:r>
             <w:r>
               <w:rPr>
@@ -18455,10 +18360,6 @@
 </file>
 
 <file path=customXml/item1.xml><?xml version="1.0" encoding="utf-8"?>
-<b:Sources xmlns:b="http://schemas.openxmlformats.org/officeDocument/2006/bibliography" xmlns="http://schemas.openxmlformats.org/officeDocument/2006/bibliography" SelectedStyle="\APASixthEditionOfficeOnline.xsl" StyleName="APA" Version="6"/>
-</file>
-
-<file path=customXml/item2.xml><?xml version="1.0" encoding="utf-8"?>
 <p:properties xmlns:p="http://schemas.microsoft.com/office/2006/metadata/properties" xmlns:xsi="http://www.w3.org/2001/XMLSchema-instance" xmlns:pc="http://schemas.microsoft.com/office/infopath/2007/PartnerControls">
   <documentManagement>
     <TaxCatchAll xmlns="67a0edcd-0de5-43ed-8c27-e32f38a00c91" xsi:nil="true"/>
@@ -18469,16 +18370,11 @@
 </p:properties>
 </file>
 
-<file path=customXml/item3.xml><?xml version="1.0" encoding="utf-8"?>
-<?mso-contentType ?>
-<FormTemplates xmlns="http://schemas.microsoft.com/sharepoint/v3/contenttype/forms">
-  <Display>DocumentLibraryForm</Display>
-  <Edit>DocumentLibraryForm</Edit>
-  <New>DocumentLibraryForm</New>
-</FormTemplates>
+<file path=customXml/item2.xml><?xml version="1.0" encoding="utf-8"?>
+<b:Sources xmlns:b="http://schemas.openxmlformats.org/officeDocument/2006/bibliography" xmlns="http://schemas.openxmlformats.org/officeDocument/2006/bibliography" SelectedStyle="\APASixthEditionOfficeOnline.xsl" StyleName="APA" Version="6"/>
 </file>
 
-<file path=customXml/item4.xml><?xml version="1.0" encoding="utf-8"?>
+<file path=customXml/item3.xml><?xml version="1.0" encoding="utf-8"?>
 <ct:contentTypeSchema xmlns:ct="http://schemas.microsoft.com/office/2006/metadata/contentType" xmlns:ma="http://schemas.microsoft.com/office/2006/metadata/properties/metaAttributes" ct:_="" ma:_="" ma:contentTypeName="Documento" ma:contentTypeID="0x01010005252A1EF3BD024F856B47B579AB5244" ma:contentTypeVersion="12" ma:contentTypeDescription="Crear nuevo documento." ma:contentTypeScope="" ma:versionID="32d0e18b85ac20c34eab62df21c0cf58">
   <xsd:schema xmlns:xsd="http://www.w3.org/2001/XMLSchema" xmlns:xs="http://www.w3.org/2001/XMLSchema" xmlns:p="http://schemas.microsoft.com/office/2006/metadata/properties" xmlns:ns2="42760c81-fd8e-4d59-8953-7cdb9f38b14f" xmlns:ns3="67a0edcd-0de5-43ed-8c27-e32f38a00c91" targetNamespace="http://schemas.microsoft.com/office/2006/metadata/properties" ma:root="true" ma:fieldsID="cc2c149e99f10870fd5bc3964e5386d3" ns2:_="" ns3:_="">
     <xsd:import namespace="42760c81-fd8e-4d59-8953-7cdb9f38b14f"/>
@@ -18679,15 +18575,16 @@
 </ct:contentTypeSchema>
 </file>
 
-<file path=customXml/itemProps1.xml><?xml version="1.0" encoding="utf-8"?>
-<ds:datastoreItem xmlns:ds="http://schemas.openxmlformats.org/officeDocument/2006/customXml" ds:itemID="{E8AB44A3-7C62-4BD2-82ED-8ABC209970FA}">
-  <ds:schemaRefs>
-    <ds:schemaRef ds:uri="http://schemas.openxmlformats.org/officeDocument/2006/bibliography"/>
-  </ds:schemaRefs>
-</ds:datastoreItem>
+<file path=customXml/item4.xml><?xml version="1.0" encoding="utf-8"?>
+<?mso-contentType ?>
+<FormTemplates xmlns="http://schemas.microsoft.com/sharepoint/v3/contenttype/forms">
+  <Display>DocumentLibraryForm</Display>
+  <Edit>DocumentLibraryForm</Edit>
+  <New>DocumentLibraryForm</New>
+</FormTemplates>
 </file>
 
-<file path=customXml/itemProps2.xml><?xml version="1.0" encoding="utf-8"?>
+<file path=customXml/itemProps1.xml><?xml version="1.0" encoding="utf-8"?>
 <ds:datastoreItem xmlns:ds="http://schemas.openxmlformats.org/officeDocument/2006/customXml" ds:itemID="{1145D752-ACC1-45E1-AB53-0C756F67FC7F}">
   <ds:schemaRefs>
     <ds:schemaRef ds:uri="http://schemas.microsoft.com/office/2006/metadata/properties"/>
@@ -18698,15 +18595,15 @@
 </ds:datastoreItem>
 </file>
 
-<file path=customXml/itemProps3.xml><?xml version="1.0" encoding="utf-8"?>
-<ds:datastoreItem xmlns:ds="http://schemas.openxmlformats.org/officeDocument/2006/customXml" ds:itemID="{81CBDEC1-3B00-44ED-AD36-0268077980BA}">
+<file path=customXml/itemProps2.xml><?xml version="1.0" encoding="utf-8"?>
+<ds:datastoreItem xmlns:ds="http://schemas.openxmlformats.org/officeDocument/2006/customXml" ds:itemID="{E8AB44A3-7C62-4BD2-82ED-8ABC209970FA}">
   <ds:schemaRefs>
-    <ds:schemaRef ds:uri="http://schemas.microsoft.com/sharepoint/v3/contenttype/forms"/>
+    <ds:schemaRef ds:uri="http://schemas.openxmlformats.org/officeDocument/2006/bibliography"/>
   </ds:schemaRefs>
 </ds:datastoreItem>
 </file>
 
-<file path=customXml/itemProps4.xml><?xml version="1.0" encoding="utf-8"?>
+<file path=customXml/itemProps3.xml><?xml version="1.0" encoding="utf-8"?>
 <ds:datastoreItem xmlns:ds="http://schemas.openxmlformats.org/officeDocument/2006/customXml" ds:itemID="{31F37E45-AB8E-4D6C-AB2A-640AA7A64023}">
   <ds:schemaRefs>
     <ds:schemaRef ds:uri="http://schemas.microsoft.com/office/2006/metadata/contentType"/>
@@ -18723,4 +18620,12 @@
     <ds:schemaRef ds:uri="http://schemas.microsoft.com/internal/obd"/>
   </ds:schemaRefs>
 </ds:datastoreItem>
+</file>
+
+<file path=customXml/itemProps4.xml><?xml version="1.0" encoding="utf-8"?>
+<ds:datastoreItem xmlns:ds="http://schemas.openxmlformats.org/officeDocument/2006/customXml" ds:itemID="{81CBDEC1-3B00-44ED-AD36-0268077980BA}">
+  <ds:schemaRefs>
+    <ds:schemaRef ds:uri="http://schemas.microsoft.com/sharepoint/v3/contenttype/forms"/>
+  </ds:schemaRefs>
+</ds:datastoreItem>
 </file>